--- a/project brief.docx
+++ b/project brief.docx
@@ -9,7 +9,16 @@
       <w:bookmarkStart w:id="0" w:name="_ou81wvpo28lk" w:colFirst="0" w:colLast="0"/>
       <w:bookmarkEnd w:id="0"/>
       <w:r>
-        <w:t>Project Brief - [Your Project Name]</w:t>
+        <w:t>Project Brief -</w:t>
+      </w:r>
+      <w:r>
+        <w:t xml:space="preserve"> </w:t>
+      </w:r>
+      <w:r>
+        <w:t>Bike Sharing Demand Analysis: Understanding Rental Patterns to Improve Operational Efficiency</w:t>
+      </w:r>
+      <w:r>
+        <w:t xml:space="preserve"> </w:t>
       </w:r>
     </w:p>
     <w:p>
@@ -24,7 +33,21 @@
           <w:i/>
           <w:iCs/>
         </w:rPr>
-        <w:t>Project Owner: [Your Name]</w:t>
+        <w:t xml:space="preserve">Project Owner: </w:t>
+      </w:r>
+      <w:r>
+        <w:rPr>
+          <w:i/>
+          <w:iCs/>
+        </w:rPr>
+        <w:t>Muchammad Wildan Alkautsar</w:t>
+      </w:r>
+      <w:r>
+        <w:rPr>
+          <w:i/>
+          <w:iCs/>
+        </w:rPr>
+        <w:t xml:space="preserve"> </w:t>
       </w:r>
     </w:p>
     <w:p/>
@@ -40,8 +63,13 @@
     </w:p>
     <w:p>
       <w:r>
-        <w:t>[ Write a one-paragraph “elevator pitch” of the project. Clearly define the goal, including the problem we are trying to solve and how we will solve it. Briefly describe the expected outcome. ]</w:t>
+        <w:t>[ Write a one-paragraph “elevator pitch” of the project. Clearly define the goal, including the problem we are trying to solve and how we will solve it. Briefly describe the expected outcome</w:t>
       </w:r>
+      <w:proofErr w:type="gramStart"/>
+      <w:r>
+        <w:t>. ]</w:t>
+      </w:r>
+      <w:proofErr w:type="gramEnd"/>
     </w:p>
     <w:p/>
     <w:p>
@@ -56,228 +84,1356 @@
     </w:p>
     <w:p>
       <w:pPr>
-        <w:numPr>
-          <w:ilvl w:val="0"/>
-          <w:numId w:val="5"/>
-        </w:numPr>
+        <w:jc w:val="both"/>
+        <w:rPr>
+          <w:lang w:val="en-US"/>
+        </w:rPr>
       </w:pPr>
       <w:r>
-        <w:t>[ What’s the current situation? ]</w:t>
+        <w:rPr>
+          <w:lang w:val="en-US"/>
+        </w:rPr>
+        <w:t>Urban mobility has become an increasingly important challenge as cities seek transportation solutions that are efficient, environmentally friendly, and accessible. Bike-sharing systems have emerged as a popular alternative to private vehicles by offering a convenient, low-emission mode of transportation. Capital Bikeshare, operating in Washington D.C., records detailed information for every rental transaction, including rental time, weather conditions, seasonal factors, and user demand. This historical data provides an opportunity to better understand how external factors influence bike usage and overall service performance.</w:t>
       </w:r>
     </w:p>
     <w:p>
       <w:pPr>
-        <w:numPr>
-          <w:ilvl w:val="0"/>
-          <w:numId w:val="5"/>
-        </w:numPr>
+        <w:jc w:val="both"/>
+        <w:rPr>
+          <w:lang w:val="en-US"/>
+        </w:rPr>
+      </w:pPr>
+    </w:p>
+    <w:p>
+      <w:pPr>
+        <w:jc w:val="both"/>
+        <w:rPr>
+          <w:lang w:val="en-US"/>
+        </w:rPr>
       </w:pPr>
       <w:r>
-        <w:t>[ What problems need to be solved? ]</w:t>
+        <w:rPr>
+          <w:lang w:val="en-US"/>
+        </w:rPr>
+        <w:t>Although bike-sharing services continuously collect large volumes of operational data, demand fluctuates significantly throughout the day, across seasons, and under different weather conditions. Without a clear understanding of these demand patterns, operators may struggle to allocate bicycles efficiently, resulting in shortages at high-demand stations, excess inventory at low-demand locations, and inefficient operational costs. Additionally, limited insight into the factors driving rental behavior makes it difficult to support data-driven planning for resource allocation and service improvement.</w:t>
       </w:r>
     </w:p>
     <w:p>
       <w:pPr>
-        <w:numPr>
-          <w:ilvl w:val="0"/>
-          <w:numId w:val="5"/>
-        </w:numPr>
+        <w:jc w:val="both"/>
+        <w:rPr>
+          <w:lang w:val="en-US"/>
+        </w:rPr>
+      </w:pPr>
+    </w:p>
+    <w:p>
+      <w:pPr>
+        <w:jc w:val="both"/>
+        <w:rPr>
+          <w:lang w:val="en-US"/>
+        </w:rPr>
       </w:pPr>
       <w:r>
-        <w:t>[ What outcomes are expected from this project? ]</w:t>
+        <w:rPr>
+          <w:lang w:val="en-US"/>
+        </w:rPr>
+        <w:t>By analyzing historical bike-sharing data, stakeholders can identify the key factors that influence rental demand and uncover temporal, seasonal, and environmental usage patterns. The insights generated from this analysis are expected to support more effective bicycle distribution strategies, improve fleet utilization, enhance customer availability, and enable data-driven operational planning. Ultimately, the project aims to help decision-makers optimize service performance while improving user satisfaction and operational efficiency.</w:t>
       </w:r>
     </w:p>
     <w:p>
+      <w:pPr>
+        <w:jc w:val="both"/>
+        <w:rPr>
+          <w:lang w:val="en-US"/>
+        </w:rPr>
+      </w:pPr>
+    </w:p>
+    <w:p>
+      <w:pPr>
+        <w:jc w:val="both"/>
+        <w:rPr>
+          <w:lang w:val="en-US"/>
+        </w:rPr>
+      </w:pPr>
+    </w:p>
+    <w:tbl>
+      <w:tblPr>
+        <w:tblStyle w:val="PlainTable5"/>
+        <w:tblW w:w="0" w:type="auto"/>
+        <w:tblLook w:val="04A0" w:firstRow="1" w:lastRow="0" w:firstColumn="1" w:lastColumn="0" w:noHBand="0" w:noVBand="1"/>
+      </w:tblPr>
+      <w:tblGrid>
+        <w:gridCol w:w="2652"/>
+        <w:gridCol w:w="1897"/>
+        <w:gridCol w:w="3039"/>
+        <w:gridCol w:w="1772"/>
+      </w:tblGrid>
+      <w:tr>
+        <w:trPr>
+          <w:cnfStyle w:val="100000000000" w:firstRow="1" w:lastRow="0" w:firstColumn="0" w:lastColumn="0" w:oddVBand="0" w:evenVBand="0" w:oddHBand="0" w:evenHBand="0" w:firstRowFirstColumn="0" w:firstRowLastColumn="0" w:lastRowFirstColumn="0" w:lastRowLastColumn="0"/>
+        </w:trPr>
+        <w:tc>
+          <w:tcPr>
+            <w:cnfStyle w:val="001000000100" w:firstRow="0" w:lastRow="0" w:firstColumn="1" w:lastColumn="0" w:oddVBand="0" w:evenVBand="0" w:oddHBand="0" w:evenHBand="0" w:firstRowFirstColumn="1" w:firstRowLastColumn="0" w:lastRowFirstColumn="0" w:lastRowLastColumn="0"/>
+            <w:tcW w:w="0" w:type="auto"/>
+            <w:hideMark/>
+          </w:tcPr>
+          <w:p>
+            <w:pPr>
+              <w:spacing w:line="276" w:lineRule="auto"/>
+              <w:jc w:val="center"/>
+              <w:rPr>
+                <w:b/>
+                <w:bCs/>
+                <w:sz w:val="16"/>
+                <w:szCs w:val="16"/>
+                <w:lang w:val="en-US"/>
+              </w:rPr>
+            </w:pPr>
+            <w:r>
+              <w:rPr>
+                <w:b/>
+                <w:bCs/>
+                <w:sz w:val="16"/>
+                <w:szCs w:val="16"/>
+                <w:lang w:val="en-US"/>
+              </w:rPr>
+              <w:t>Business Problem</w:t>
+            </w:r>
+          </w:p>
+        </w:tc>
+        <w:tc>
+          <w:tcPr>
+            <w:tcW w:w="0" w:type="auto"/>
+            <w:hideMark/>
+          </w:tcPr>
+          <w:p>
+            <w:pPr>
+              <w:spacing w:line="276" w:lineRule="auto"/>
+              <w:jc w:val="center"/>
+              <w:cnfStyle w:val="100000000000" w:firstRow="1" w:lastRow="0" w:firstColumn="0" w:lastColumn="0" w:oddVBand="0" w:evenVBand="0" w:oddHBand="0" w:evenHBand="0" w:firstRowFirstColumn="0" w:firstRowLastColumn="0" w:lastRowFirstColumn="0" w:lastRowLastColumn="0"/>
+              <w:rPr>
+                <w:b/>
+                <w:bCs/>
+                <w:sz w:val="16"/>
+                <w:szCs w:val="16"/>
+                <w:lang w:val="en-US"/>
+              </w:rPr>
+            </w:pPr>
+            <w:r>
+              <w:rPr>
+                <w:b/>
+                <w:bCs/>
+                <w:sz w:val="16"/>
+                <w:szCs w:val="16"/>
+                <w:lang w:val="en-US"/>
+              </w:rPr>
+              <w:t>Business Objective</w:t>
+            </w:r>
+          </w:p>
+        </w:tc>
+        <w:tc>
+          <w:tcPr>
+            <w:tcW w:w="0" w:type="auto"/>
+            <w:hideMark/>
+          </w:tcPr>
+          <w:p>
+            <w:pPr>
+              <w:spacing w:line="276" w:lineRule="auto"/>
+              <w:jc w:val="center"/>
+              <w:cnfStyle w:val="100000000000" w:firstRow="1" w:lastRow="0" w:firstColumn="0" w:lastColumn="0" w:oddVBand="0" w:evenVBand="0" w:oddHBand="0" w:evenHBand="0" w:firstRowFirstColumn="0" w:firstRowLastColumn="0" w:lastRowFirstColumn="0" w:lastRowLastColumn="0"/>
+              <w:rPr>
+                <w:b/>
+                <w:bCs/>
+                <w:sz w:val="16"/>
+                <w:szCs w:val="16"/>
+                <w:lang w:val="en-US"/>
+              </w:rPr>
+            </w:pPr>
+            <w:r>
+              <w:rPr>
+                <w:b/>
+                <w:bCs/>
+                <w:sz w:val="16"/>
+                <w:szCs w:val="16"/>
+                <w:lang w:val="en-US"/>
+              </w:rPr>
+              <w:t>Analytical Questions</w:t>
+            </w:r>
+          </w:p>
+        </w:tc>
+        <w:tc>
+          <w:tcPr>
+            <w:tcW w:w="0" w:type="auto"/>
+            <w:hideMark/>
+          </w:tcPr>
+          <w:p>
+            <w:pPr>
+              <w:spacing w:line="276" w:lineRule="auto"/>
+              <w:jc w:val="center"/>
+              <w:cnfStyle w:val="100000000000" w:firstRow="1" w:lastRow="0" w:firstColumn="0" w:lastColumn="0" w:oddVBand="0" w:evenVBand="0" w:oddHBand="0" w:evenHBand="0" w:firstRowFirstColumn="0" w:firstRowLastColumn="0" w:lastRowFirstColumn="0" w:lastRowLastColumn="0"/>
+              <w:rPr>
+                <w:b/>
+                <w:bCs/>
+                <w:sz w:val="16"/>
+                <w:szCs w:val="16"/>
+                <w:lang w:val="en-US"/>
+              </w:rPr>
+            </w:pPr>
+            <w:r>
+              <w:rPr>
+                <w:b/>
+                <w:bCs/>
+                <w:sz w:val="16"/>
+                <w:szCs w:val="16"/>
+                <w:lang w:val="en-US"/>
+              </w:rPr>
+              <w:t>KPI(s)</w:t>
+            </w:r>
+          </w:p>
+        </w:tc>
+      </w:tr>
+      <w:tr>
+        <w:trPr>
+          <w:cnfStyle w:val="000000100000" w:firstRow="0" w:lastRow="0" w:firstColumn="0" w:lastColumn="0" w:oddVBand="0" w:evenVBand="0" w:oddHBand="1" w:evenHBand="0" w:firstRowFirstColumn="0" w:firstRowLastColumn="0" w:lastRowFirstColumn="0" w:lastRowLastColumn="0"/>
+        </w:trPr>
+        <w:tc>
+          <w:tcPr>
+            <w:cnfStyle w:val="001000000000" w:firstRow="0" w:lastRow="0" w:firstColumn="1" w:lastColumn="0" w:oddVBand="0" w:evenVBand="0" w:oddHBand="0" w:evenHBand="0" w:firstRowFirstColumn="0" w:firstRowLastColumn="0" w:lastRowFirstColumn="0" w:lastRowLastColumn="0"/>
+            <w:tcW w:w="0" w:type="auto"/>
+            <w:vAlign w:val="center"/>
+          </w:tcPr>
+          <w:p>
+            <w:pPr>
+              <w:jc w:val="both"/>
+              <w:rPr>
+                <w:sz w:val="16"/>
+                <w:szCs w:val="16"/>
+                <w:lang w:val="en-US"/>
+              </w:rPr>
+            </w:pPr>
+            <w:r>
+              <w:rPr>
+                <w:sz w:val="16"/>
+                <w:szCs w:val="16"/>
+              </w:rPr>
+              <w:t>Bike rental demand varies across different times and seasons, making it difficult to understand when demand is highest.</w:t>
+            </w:r>
+          </w:p>
+        </w:tc>
+        <w:tc>
+          <w:tcPr>
+            <w:tcW w:w="0" w:type="auto"/>
+            <w:vAlign w:val="center"/>
+          </w:tcPr>
+          <w:p>
+            <w:pPr>
+              <w:jc w:val="both"/>
+              <w:cnfStyle w:val="000000100000" w:firstRow="0" w:lastRow="0" w:firstColumn="0" w:lastColumn="0" w:oddVBand="0" w:evenVBand="0" w:oddHBand="1" w:evenHBand="0" w:firstRowFirstColumn="0" w:firstRowLastColumn="0" w:lastRowFirstColumn="0" w:lastRowLastColumn="0"/>
+              <w:rPr>
+                <w:sz w:val="16"/>
+                <w:szCs w:val="16"/>
+                <w:lang w:val="en-US"/>
+              </w:rPr>
+            </w:pPr>
+            <w:r>
+              <w:rPr>
+                <w:sz w:val="16"/>
+                <w:szCs w:val="16"/>
+              </w:rPr>
+              <w:t>Analyze rental patterns over time to identify peak demand periods.</w:t>
+            </w:r>
+          </w:p>
+        </w:tc>
+        <w:tc>
+          <w:tcPr>
+            <w:tcW w:w="0" w:type="auto"/>
+            <w:vAlign w:val="center"/>
+          </w:tcPr>
+          <w:p>
+            <w:pPr>
+              <w:pStyle w:val="ListParagraph"/>
+              <w:numPr>
+                <w:ilvl w:val="0"/>
+                <w:numId w:val="29"/>
+              </w:numPr>
+              <w:ind w:left="360"/>
+              <w:jc w:val="both"/>
+              <w:cnfStyle w:val="000000100000" w:firstRow="0" w:lastRow="0" w:firstColumn="0" w:lastColumn="0" w:oddVBand="0" w:evenVBand="0" w:oddHBand="1" w:evenHBand="0" w:firstRowFirstColumn="0" w:firstRowLastColumn="0" w:lastRowFirstColumn="0" w:lastRowLastColumn="0"/>
+              <w:rPr>
+                <w:sz w:val="16"/>
+                <w:szCs w:val="16"/>
+                <w:lang w:val="en-US"/>
+              </w:rPr>
+            </w:pPr>
+            <w:r>
+              <w:rPr>
+                <w:sz w:val="16"/>
+                <w:szCs w:val="16"/>
+                <w:lang w:val="en-US"/>
+              </w:rPr>
+              <w:t>During the 2011–2012 period, which hours and seasons recorded the highest average bike rentals?</w:t>
+            </w:r>
+          </w:p>
+          <w:p>
+            <w:pPr>
+              <w:pStyle w:val="ListParagraph"/>
+              <w:numPr>
+                <w:ilvl w:val="0"/>
+                <w:numId w:val="29"/>
+              </w:numPr>
+              <w:ind w:left="360"/>
+              <w:jc w:val="both"/>
+              <w:cnfStyle w:val="000000100000" w:firstRow="0" w:lastRow="0" w:firstColumn="0" w:lastColumn="0" w:oddVBand="0" w:evenVBand="0" w:oddHBand="1" w:evenHBand="0" w:firstRowFirstColumn="0" w:firstRowLastColumn="0" w:lastRowFirstColumn="0" w:lastRowLastColumn="0"/>
+              <w:rPr>
+                <w:sz w:val="16"/>
+                <w:szCs w:val="16"/>
+                <w:lang w:val="en-US"/>
+              </w:rPr>
+            </w:pPr>
+            <w:r>
+              <w:rPr>
+                <w:sz w:val="16"/>
+                <w:szCs w:val="16"/>
+                <w:lang w:val="en-US"/>
+              </w:rPr>
+              <w:lastRenderedPageBreak/>
+              <w:t>How did monthly rental demand change throughout the 2011–2012 period?</w:t>
+            </w:r>
+          </w:p>
+        </w:tc>
+        <w:tc>
+          <w:tcPr>
+            <w:tcW w:w="0" w:type="auto"/>
+            <w:vAlign w:val="center"/>
+          </w:tcPr>
+          <w:p>
+            <w:pPr>
+              <w:pStyle w:val="ListParagraph"/>
+              <w:numPr>
+                <w:ilvl w:val="0"/>
+                <w:numId w:val="23"/>
+              </w:numPr>
+              <w:ind w:left="420"/>
+              <w:jc w:val="both"/>
+              <w:cnfStyle w:val="000000100000" w:firstRow="0" w:lastRow="0" w:firstColumn="0" w:lastColumn="0" w:oddVBand="0" w:evenVBand="0" w:oddHBand="1" w:evenHBand="0" w:firstRowFirstColumn="0" w:firstRowLastColumn="0" w:lastRowFirstColumn="0" w:lastRowLastColumn="0"/>
+              <w:rPr>
+                <w:sz w:val="16"/>
+                <w:szCs w:val="16"/>
+                <w:lang w:val="en-US"/>
+              </w:rPr>
+            </w:pPr>
+            <w:r>
+              <w:rPr>
+                <w:sz w:val="16"/>
+                <w:szCs w:val="16"/>
+              </w:rPr>
+              <w:lastRenderedPageBreak/>
+              <w:t>Total Rentals</w:t>
+            </w:r>
+          </w:p>
+          <w:p>
+            <w:pPr>
+              <w:pStyle w:val="ListParagraph"/>
+              <w:numPr>
+                <w:ilvl w:val="0"/>
+                <w:numId w:val="23"/>
+              </w:numPr>
+              <w:ind w:left="420"/>
+              <w:jc w:val="both"/>
+              <w:cnfStyle w:val="000000100000" w:firstRow="0" w:lastRow="0" w:firstColumn="0" w:lastColumn="0" w:oddVBand="0" w:evenVBand="0" w:oddHBand="1" w:evenHBand="0" w:firstRowFirstColumn="0" w:firstRowLastColumn="0" w:lastRowFirstColumn="0" w:lastRowLastColumn="0"/>
+              <w:rPr>
+                <w:sz w:val="16"/>
+                <w:szCs w:val="16"/>
+                <w:lang w:val="en-US"/>
+              </w:rPr>
+            </w:pPr>
+            <w:r>
+              <w:rPr>
+                <w:sz w:val="16"/>
+                <w:szCs w:val="16"/>
+              </w:rPr>
+              <w:t>Average Rentals by Season</w:t>
+            </w:r>
+          </w:p>
+        </w:tc>
+      </w:tr>
+      <w:tr>
+        <w:tc>
+          <w:tcPr>
+            <w:cnfStyle w:val="001000000000" w:firstRow="0" w:lastRow="0" w:firstColumn="1" w:lastColumn="0" w:oddVBand="0" w:evenVBand="0" w:oddHBand="0" w:evenHBand="0" w:firstRowFirstColumn="0" w:firstRowLastColumn="0" w:lastRowFirstColumn="0" w:lastRowLastColumn="0"/>
+            <w:tcW w:w="0" w:type="auto"/>
+            <w:vAlign w:val="center"/>
+          </w:tcPr>
+          <w:p>
+            <w:pPr>
+              <w:jc w:val="both"/>
+              <w:rPr>
+                <w:sz w:val="16"/>
+                <w:szCs w:val="16"/>
+                <w:lang w:val="en-US"/>
+              </w:rPr>
+            </w:pPr>
+            <w:r>
+              <w:rPr>
+                <w:sz w:val="16"/>
+                <w:szCs w:val="16"/>
+              </w:rPr>
+              <w:t>Weather conditions may influence customer rental behavior, but the extent of their impact is unclear.</w:t>
+            </w:r>
+          </w:p>
+        </w:tc>
+        <w:tc>
+          <w:tcPr>
+            <w:tcW w:w="0" w:type="auto"/>
+            <w:vAlign w:val="center"/>
+          </w:tcPr>
+          <w:p>
+            <w:pPr>
+              <w:jc w:val="both"/>
+              <w:cnfStyle w:val="000000000000" w:firstRow="0" w:lastRow="0" w:firstColumn="0" w:lastColumn="0" w:oddVBand="0" w:evenVBand="0" w:oddHBand="0" w:evenHBand="0" w:firstRowFirstColumn="0" w:firstRowLastColumn="0" w:lastRowFirstColumn="0" w:lastRowLastColumn="0"/>
+              <w:rPr>
+                <w:sz w:val="16"/>
+                <w:szCs w:val="16"/>
+                <w:lang w:val="en-US"/>
+              </w:rPr>
+            </w:pPr>
+            <w:r>
+              <w:rPr>
+                <w:sz w:val="16"/>
+                <w:szCs w:val="16"/>
+              </w:rPr>
+              <w:t>Evaluate how weather affects bike rental demand.</w:t>
+            </w:r>
+          </w:p>
+        </w:tc>
+        <w:tc>
+          <w:tcPr>
+            <w:tcW w:w="0" w:type="auto"/>
+            <w:vAlign w:val="center"/>
+          </w:tcPr>
+          <w:p>
+            <w:pPr>
+              <w:pStyle w:val="ListParagraph"/>
+              <w:numPr>
+                <w:ilvl w:val="0"/>
+                <w:numId w:val="29"/>
+              </w:numPr>
+              <w:ind w:left="360"/>
+              <w:jc w:val="both"/>
+              <w:cnfStyle w:val="000000000000" w:firstRow="0" w:lastRow="0" w:firstColumn="0" w:lastColumn="0" w:oddVBand="0" w:evenVBand="0" w:oddHBand="0" w:evenHBand="0" w:firstRowFirstColumn="0" w:firstRowLastColumn="0" w:lastRowFirstColumn="0" w:lastRowLastColumn="0"/>
+              <w:rPr>
+                <w:sz w:val="16"/>
+                <w:szCs w:val="16"/>
+                <w:lang w:val="en-US"/>
+              </w:rPr>
+            </w:pPr>
+            <w:r>
+              <w:rPr>
+                <w:sz w:val="16"/>
+                <w:szCs w:val="16"/>
+                <w:lang w:val="en-US"/>
+              </w:rPr>
+              <w:t>How did average bike rentals differ across weather conditions during 2011–2012?</w:t>
+            </w:r>
+          </w:p>
+          <w:p>
+            <w:pPr>
+              <w:pStyle w:val="ListParagraph"/>
+              <w:numPr>
+                <w:ilvl w:val="0"/>
+                <w:numId w:val="29"/>
+              </w:numPr>
+              <w:ind w:left="360"/>
+              <w:jc w:val="both"/>
+              <w:cnfStyle w:val="000000000000" w:firstRow="0" w:lastRow="0" w:firstColumn="0" w:lastColumn="0" w:oddVBand="0" w:evenVBand="0" w:oddHBand="0" w:evenHBand="0" w:firstRowFirstColumn="0" w:firstRowLastColumn="0" w:lastRowFirstColumn="0" w:lastRowLastColumn="0"/>
+              <w:rPr>
+                <w:sz w:val="16"/>
+                <w:szCs w:val="16"/>
+                <w:lang w:val="en-US"/>
+              </w:rPr>
+            </w:pPr>
+            <w:r>
+              <w:rPr>
+                <w:sz w:val="16"/>
+                <w:szCs w:val="16"/>
+                <w:lang w:val="en-US"/>
+              </w:rPr>
+              <w:t>Which weather-related factor (temperature, humidity, or wind speed) had the strongest relationship with rental demand?</w:t>
+            </w:r>
+          </w:p>
+        </w:tc>
+        <w:tc>
+          <w:tcPr>
+            <w:tcW w:w="0" w:type="auto"/>
+            <w:vAlign w:val="center"/>
+          </w:tcPr>
+          <w:p>
+            <w:pPr>
+              <w:pStyle w:val="ListParagraph"/>
+              <w:numPr>
+                <w:ilvl w:val="0"/>
+                <w:numId w:val="23"/>
+              </w:numPr>
+              <w:ind w:left="420"/>
+              <w:jc w:val="both"/>
+              <w:cnfStyle w:val="000000000000" w:firstRow="0" w:lastRow="0" w:firstColumn="0" w:lastColumn="0" w:oddVBand="0" w:evenVBand="0" w:oddHBand="0" w:evenHBand="0" w:firstRowFirstColumn="0" w:firstRowLastColumn="0" w:lastRowFirstColumn="0" w:lastRowLastColumn="0"/>
+              <w:rPr>
+                <w:sz w:val="16"/>
+                <w:szCs w:val="16"/>
+                <w:lang w:val="en-US"/>
+              </w:rPr>
+            </w:pPr>
+            <w:r>
+              <w:rPr>
+                <w:sz w:val="16"/>
+                <w:szCs w:val="16"/>
+              </w:rPr>
+              <w:t>Average Rentals by Weather</w:t>
+            </w:r>
+          </w:p>
+          <w:p>
+            <w:pPr>
+              <w:pStyle w:val="ListParagraph"/>
+              <w:numPr>
+                <w:ilvl w:val="0"/>
+                <w:numId w:val="23"/>
+              </w:numPr>
+              <w:ind w:left="420"/>
+              <w:jc w:val="both"/>
+              <w:cnfStyle w:val="000000000000" w:firstRow="0" w:lastRow="0" w:firstColumn="0" w:lastColumn="0" w:oddVBand="0" w:evenVBand="0" w:oddHBand="0" w:evenHBand="0" w:firstRowFirstColumn="0" w:firstRowLastColumn="0" w:lastRowFirstColumn="0" w:lastRowLastColumn="0"/>
+              <w:rPr>
+                <w:sz w:val="16"/>
+                <w:szCs w:val="16"/>
+                <w:lang w:val="en-US"/>
+              </w:rPr>
+            </w:pPr>
+            <w:r>
+              <w:rPr>
+                <w:sz w:val="16"/>
+                <w:szCs w:val="16"/>
+              </w:rPr>
+              <w:t>Rental Difference by Weather Condition</w:t>
+            </w:r>
+          </w:p>
+        </w:tc>
+      </w:tr>
+      <w:tr>
+        <w:trPr>
+          <w:cnfStyle w:val="000000100000" w:firstRow="0" w:lastRow="0" w:firstColumn="0" w:lastColumn="0" w:oddVBand="0" w:evenVBand="0" w:oddHBand="1" w:evenHBand="0" w:firstRowFirstColumn="0" w:firstRowLastColumn="0" w:lastRowFirstColumn="0" w:lastRowLastColumn="0"/>
+        </w:trPr>
+        <w:tc>
+          <w:tcPr>
+            <w:cnfStyle w:val="001000000000" w:firstRow="0" w:lastRow="0" w:firstColumn="1" w:lastColumn="0" w:oddVBand="0" w:evenVBand="0" w:oddHBand="0" w:evenHBand="0" w:firstRowFirstColumn="0" w:firstRowLastColumn="0" w:lastRowFirstColumn="0" w:lastRowLastColumn="0"/>
+            <w:tcW w:w="0" w:type="auto"/>
+            <w:vAlign w:val="center"/>
+          </w:tcPr>
+          <w:p>
+            <w:pPr>
+              <w:jc w:val="both"/>
+              <w:rPr>
+                <w:sz w:val="16"/>
+                <w:szCs w:val="16"/>
+                <w:lang w:val="en-US"/>
+              </w:rPr>
+            </w:pPr>
+            <w:r>
+              <w:rPr>
+                <w:sz w:val="16"/>
+                <w:szCs w:val="16"/>
+              </w:rPr>
+              <w:t>The service has different user types (casual and registered), but their usage patterns are not well understood.</w:t>
+            </w:r>
+          </w:p>
+        </w:tc>
+        <w:tc>
+          <w:tcPr>
+            <w:tcW w:w="0" w:type="auto"/>
+            <w:vAlign w:val="center"/>
+          </w:tcPr>
+          <w:p>
+            <w:pPr>
+              <w:jc w:val="both"/>
+              <w:cnfStyle w:val="000000100000" w:firstRow="0" w:lastRow="0" w:firstColumn="0" w:lastColumn="0" w:oddVBand="0" w:evenVBand="0" w:oddHBand="1" w:evenHBand="0" w:firstRowFirstColumn="0" w:firstRowLastColumn="0" w:lastRowFirstColumn="0" w:lastRowLastColumn="0"/>
+              <w:rPr>
+                <w:sz w:val="16"/>
+                <w:szCs w:val="16"/>
+                <w:lang w:val="en-US"/>
+              </w:rPr>
+            </w:pPr>
+            <w:r>
+              <w:rPr>
+                <w:sz w:val="16"/>
+                <w:szCs w:val="16"/>
+              </w:rPr>
+              <w:t>Compare rental behavior between casual and registered users.</w:t>
+            </w:r>
+          </w:p>
+        </w:tc>
+        <w:tc>
+          <w:tcPr>
+            <w:tcW w:w="0" w:type="auto"/>
+            <w:vAlign w:val="center"/>
+          </w:tcPr>
+          <w:p>
+            <w:pPr>
+              <w:pStyle w:val="ListParagraph"/>
+              <w:numPr>
+                <w:ilvl w:val="0"/>
+                <w:numId w:val="29"/>
+              </w:numPr>
+              <w:ind w:left="360"/>
+              <w:jc w:val="both"/>
+              <w:cnfStyle w:val="000000100000" w:firstRow="0" w:lastRow="0" w:firstColumn="0" w:lastColumn="0" w:oddVBand="0" w:evenVBand="0" w:oddHBand="1" w:evenHBand="0" w:firstRowFirstColumn="0" w:firstRowLastColumn="0" w:lastRowFirstColumn="0" w:lastRowLastColumn="0"/>
+              <w:rPr>
+                <w:sz w:val="16"/>
+                <w:szCs w:val="16"/>
+                <w:lang w:val="en-US"/>
+              </w:rPr>
+            </w:pPr>
+            <w:r>
+              <w:rPr>
+                <w:sz w:val="16"/>
+                <w:szCs w:val="16"/>
+                <w:lang w:val="en-US"/>
+              </w:rPr>
+              <w:t>How did rental patterns differ between casual and registered users during 2011–2012?</w:t>
+            </w:r>
+          </w:p>
+          <w:p>
+            <w:pPr>
+              <w:pStyle w:val="ListParagraph"/>
+              <w:numPr>
+                <w:ilvl w:val="0"/>
+                <w:numId w:val="29"/>
+              </w:numPr>
+              <w:ind w:left="360"/>
+              <w:jc w:val="both"/>
+              <w:cnfStyle w:val="000000100000" w:firstRow="0" w:lastRow="0" w:firstColumn="0" w:lastColumn="0" w:oddVBand="0" w:evenVBand="0" w:oddHBand="1" w:evenHBand="0" w:firstRowFirstColumn="0" w:firstRowLastColumn="0" w:lastRowFirstColumn="0" w:lastRowLastColumn="0"/>
+              <w:rPr>
+                <w:sz w:val="16"/>
+                <w:szCs w:val="16"/>
+                <w:lang w:val="en-US"/>
+              </w:rPr>
+            </w:pPr>
+            <w:r>
+              <w:rPr>
+                <w:sz w:val="16"/>
+                <w:szCs w:val="16"/>
+                <w:lang w:val="en-US"/>
+              </w:rPr>
+              <w:t>Which user segment contributed the largest share of total rentals over the two-year period?</w:t>
+            </w:r>
+          </w:p>
+        </w:tc>
+        <w:tc>
+          <w:tcPr>
+            <w:tcW w:w="0" w:type="auto"/>
+            <w:vAlign w:val="center"/>
+          </w:tcPr>
+          <w:p>
+            <w:pPr>
+              <w:pStyle w:val="ListParagraph"/>
+              <w:numPr>
+                <w:ilvl w:val="0"/>
+                <w:numId w:val="23"/>
+              </w:numPr>
+              <w:ind w:left="420"/>
+              <w:jc w:val="both"/>
+              <w:cnfStyle w:val="000000100000" w:firstRow="0" w:lastRow="0" w:firstColumn="0" w:lastColumn="0" w:oddVBand="0" w:evenVBand="0" w:oddHBand="1" w:evenHBand="0" w:firstRowFirstColumn="0" w:firstRowLastColumn="0" w:lastRowFirstColumn="0" w:lastRowLastColumn="0"/>
+              <w:rPr>
+                <w:sz w:val="16"/>
+                <w:szCs w:val="16"/>
+                <w:lang w:val="en-US"/>
+              </w:rPr>
+            </w:pPr>
+            <w:r>
+              <w:rPr>
+                <w:sz w:val="16"/>
+                <w:szCs w:val="16"/>
+              </w:rPr>
+              <w:t>Registered User Ratio (%)</w:t>
+            </w:r>
+          </w:p>
+          <w:p>
+            <w:pPr>
+              <w:pStyle w:val="ListParagraph"/>
+              <w:numPr>
+                <w:ilvl w:val="0"/>
+                <w:numId w:val="23"/>
+              </w:numPr>
+              <w:ind w:left="420"/>
+              <w:jc w:val="both"/>
+              <w:cnfStyle w:val="000000100000" w:firstRow="0" w:lastRow="0" w:firstColumn="0" w:lastColumn="0" w:oddVBand="0" w:evenVBand="0" w:oddHBand="1" w:evenHBand="0" w:firstRowFirstColumn="0" w:firstRowLastColumn="0" w:lastRowFirstColumn="0" w:lastRowLastColumn="0"/>
+              <w:rPr>
+                <w:sz w:val="16"/>
+                <w:szCs w:val="16"/>
+                <w:lang w:val="en-US"/>
+              </w:rPr>
+            </w:pPr>
+            <w:r>
+              <w:rPr>
+                <w:sz w:val="16"/>
+                <w:szCs w:val="16"/>
+              </w:rPr>
+              <w:t>Casual User Ratio (%)</w:t>
+            </w:r>
+          </w:p>
+        </w:tc>
+      </w:tr>
+      <w:tr>
+        <w:tc>
+          <w:tcPr>
+            <w:cnfStyle w:val="001000000000" w:firstRow="0" w:lastRow="0" w:firstColumn="1" w:lastColumn="0" w:oddVBand="0" w:evenVBand="0" w:oddHBand="0" w:evenHBand="0" w:firstRowFirstColumn="0" w:firstRowLastColumn="0" w:lastRowFirstColumn="0" w:lastRowLastColumn="0"/>
+            <w:tcW w:w="0" w:type="auto"/>
+            <w:vAlign w:val="center"/>
+          </w:tcPr>
+          <w:p>
+            <w:pPr>
+              <w:jc w:val="both"/>
+              <w:rPr>
+                <w:sz w:val="16"/>
+                <w:szCs w:val="16"/>
+                <w:lang w:val="en-US"/>
+              </w:rPr>
+            </w:pPr>
+            <w:r>
+              <w:rPr>
+                <w:sz w:val="16"/>
+                <w:szCs w:val="16"/>
+              </w:rPr>
+              <w:t>Stakeholders need a simple way to monitor rental performance and demand trends.</w:t>
+            </w:r>
+          </w:p>
+        </w:tc>
+        <w:tc>
+          <w:tcPr>
+            <w:tcW w:w="0" w:type="auto"/>
+            <w:vAlign w:val="center"/>
+          </w:tcPr>
+          <w:p>
+            <w:pPr>
+              <w:jc w:val="both"/>
+              <w:cnfStyle w:val="000000000000" w:firstRow="0" w:lastRow="0" w:firstColumn="0" w:lastColumn="0" w:oddVBand="0" w:evenVBand="0" w:oddHBand="0" w:evenHBand="0" w:firstRowFirstColumn="0" w:firstRowLastColumn="0" w:lastRowFirstColumn="0" w:lastRowLastColumn="0"/>
+              <w:rPr>
+                <w:sz w:val="16"/>
+                <w:szCs w:val="16"/>
+                <w:lang w:val="en-US"/>
+              </w:rPr>
+            </w:pPr>
+            <w:r>
+              <w:rPr>
+                <w:sz w:val="16"/>
+                <w:szCs w:val="16"/>
+              </w:rPr>
+              <w:t>Develop an interactive dashboard that summarizes key business insights.</w:t>
+            </w:r>
+          </w:p>
+        </w:tc>
+        <w:tc>
+          <w:tcPr>
+            <w:tcW w:w="0" w:type="auto"/>
+            <w:vAlign w:val="center"/>
+          </w:tcPr>
+          <w:p>
+            <w:pPr>
+              <w:pStyle w:val="ListParagraph"/>
+              <w:numPr>
+                <w:ilvl w:val="0"/>
+                <w:numId w:val="29"/>
+              </w:numPr>
+              <w:ind w:left="360"/>
+              <w:jc w:val="both"/>
+              <w:cnfStyle w:val="000000000000" w:firstRow="0" w:lastRow="0" w:firstColumn="0" w:lastColumn="0" w:oddVBand="0" w:evenVBand="0" w:oddHBand="0" w:evenHBand="0" w:firstRowFirstColumn="0" w:firstRowLastColumn="0" w:lastRowFirstColumn="0" w:lastRowLastColumn="0"/>
+              <w:rPr>
+                <w:sz w:val="16"/>
+                <w:szCs w:val="16"/>
+                <w:lang w:val="en-US"/>
+              </w:rPr>
+            </w:pPr>
+            <w:r>
+              <w:rPr>
+                <w:sz w:val="16"/>
+                <w:szCs w:val="16"/>
+                <w:lang w:val="en-US"/>
+              </w:rPr>
+              <w:t>Which key performance indicators best summarize bike rental performance during 2011–2012?</w:t>
+            </w:r>
+          </w:p>
+          <w:p>
+            <w:pPr>
+              <w:pStyle w:val="ListParagraph"/>
+              <w:numPr>
+                <w:ilvl w:val="0"/>
+                <w:numId w:val="29"/>
+              </w:numPr>
+              <w:ind w:left="360"/>
+              <w:jc w:val="both"/>
+              <w:cnfStyle w:val="000000000000" w:firstRow="0" w:lastRow="0" w:firstColumn="0" w:lastColumn="0" w:oddVBand="0" w:evenVBand="0" w:oddHBand="0" w:evenHBand="0" w:firstRowFirstColumn="0" w:firstRowLastColumn="0" w:lastRowFirstColumn="0" w:lastRowLastColumn="0"/>
+              <w:rPr>
+                <w:sz w:val="16"/>
+                <w:szCs w:val="16"/>
+                <w:lang w:val="en-US"/>
+              </w:rPr>
+            </w:pPr>
+            <w:r>
+              <w:rPr>
+                <w:sz w:val="16"/>
+                <w:szCs w:val="16"/>
+                <w:lang w:val="en-US"/>
+              </w:rPr>
+              <w:t>What demand trends should stakeholders monitor regularly to support operational planning?</w:t>
+            </w:r>
+          </w:p>
+        </w:tc>
+        <w:tc>
+          <w:tcPr>
+            <w:tcW w:w="0" w:type="auto"/>
+            <w:vAlign w:val="center"/>
+          </w:tcPr>
+          <w:p>
+            <w:pPr>
+              <w:pStyle w:val="ListParagraph"/>
+              <w:numPr>
+                <w:ilvl w:val="0"/>
+                <w:numId w:val="23"/>
+              </w:numPr>
+              <w:ind w:left="420"/>
+              <w:jc w:val="both"/>
+              <w:cnfStyle w:val="000000000000" w:firstRow="0" w:lastRow="0" w:firstColumn="0" w:lastColumn="0" w:oddVBand="0" w:evenVBand="0" w:oddHBand="0" w:evenHBand="0" w:firstRowFirstColumn="0" w:firstRowLastColumn="0" w:lastRowFirstColumn="0" w:lastRowLastColumn="0"/>
+              <w:rPr>
+                <w:sz w:val="16"/>
+                <w:szCs w:val="16"/>
+              </w:rPr>
+            </w:pPr>
+            <w:r>
+              <w:rPr>
+                <w:sz w:val="16"/>
+                <w:szCs w:val="16"/>
+              </w:rPr>
+              <w:t>Total Rentals</w:t>
+            </w:r>
+          </w:p>
+          <w:p>
+            <w:pPr>
+              <w:pStyle w:val="ListParagraph"/>
+              <w:numPr>
+                <w:ilvl w:val="0"/>
+                <w:numId w:val="23"/>
+              </w:numPr>
+              <w:ind w:left="420"/>
+              <w:jc w:val="both"/>
+              <w:cnfStyle w:val="000000000000" w:firstRow="0" w:lastRow="0" w:firstColumn="0" w:lastColumn="0" w:oddVBand="0" w:evenVBand="0" w:oddHBand="0" w:evenHBand="0" w:firstRowFirstColumn="0" w:firstRowLastColumn="0" w:lastRowFirstColumn="0" w:lastRowLastColumn="0"/>
+              <w:rPr>
+                <w:sz w:val="16"/>
+                <w:szCs w:val="16"/>
+                <w:lang w:val="en-US"/>
+              </w:rPr>
+            </w:pPr>
+            <w:r>
+              <w:rPr>
+                <w:sz w:val="16"/>
+                <w:szCs w:val="16"/>
+              </w:rPr>
+              <w:t>Monthly Rental Trend</w:t>
+            </w:r>
+          </w:p>
+        </w:tc>
+      </w:tr>
+    </w:tbl>
+    <w:p>
+      <w:pPr>
+        <w:jc w:val="both"/>
+      </w:pPr>
+    </w:p>
+    <w:p>
+      <w:pPr>
+        <w:jc w:val="both"/>
+      </w:pPr>
       <w:r>
-        <w:t xml:space="preserve">Bike sharing systems are new generation of traditional bike rentals where whole process from membership, rental and return </w:t>
+        <w:t xml:space="preserve">Additional </w:t>
+      </w:r>
+      <w:r>
+        <w:t>Tasks &amp; Questions</w:t>
+      </w:r>
+      <w:r>
+        <w:t>:</w:t>
       </w:r>
     </w:p>
     <w:p>
+      <w:pPr>
+        <w:jc w:val="both"/>
+        <w:rPr>
+          <w:lang w:val="en-US"/>
+        </w:rPr>
+      </w:pPr>
+    </w:p>
+    <w:p>
+      <w:pPr>
+        <w:jc w:val="both"/>
+        <w:rPr>
+          <w:lang w:val="en-US"/>
+        </w:rPr>
+      </w:pPr>
       <w:r>
-        <w:t xml:space="preserve">back has become automatic. Through these systems, user is able to easily rent a bike from a particular position and return </w:t>
+        <w:rPr>
+          <w:lang w:val="en-US"/>
+        </w:rPr>
+        <w:t>Regression</w:t>
       </w:r>
     </w:p>
     <w:p>
+      <w:pPr>
+        <w:jc w:val="both"/>
+        <w:rPr>
+          <w:lang w:val="en-US"/>
+        </w:rPr>
+      </w:pPr>
       <w:r>
-        <w:t xml:space="preserve">back at another position. Currently, there are about over 500 bike-sharing programs around the world which is composed of </w:t>
+        <w:rPr>
+          <w:lang w:val="en-US"/>
+        </w:rPr>
+        <w:t>Predication of bike rental count hourly or daily based on the environmental and seasonal settings.</w:t>
       </w:r>
     </w:p>
     <w:p>
+      <w:pPr>
+        <w:jc w:val="both"/>
+        <w:rPr>
+          <w:lang w:val="en-US"/>
+        </w:rPr>
+      </w:pPr>
+    </w:p>
+    <w:p>
+      <w:pPr>
+        <w:jc w:val="both"/>
+        <w:rPr>
+          <w:lang w:val="en-US"/>
+        </w:rPr>
+      </w:pPr>
       <w:r>
-        <w:t xml:space="preserve">over 500 thousands bicycles. Today, there exists great interest in these systems due to their important role in traffic, </w:t>
+        <w:rPr>
+          <w:lang w:val="en-US"/>
+        </w:rPr>
+        <w:t xml:space="preserve">Event and Anomaly Detection:  </w:t>
       </w:r>
     </w:p>
     <w:p>
+      <w:pPr>
+        <w:jc w:val="both"/>
+        <w:rPr>
+          <w:lang w:val="en-US"/>
+        </w:rPr>
+      </w:pPr>
       <w:r>
-        <w:t xml:space="preserve">environmental and health issues. </w:t>
+        <w:rPr>
+          <w:lang w:val="en-US"/>
+        </w:rPr>
+        <w:t>Count of rented bikes are also correlated to some events in the town which easily are traceable via search engines.</w:t>
       </w:r>
-    </w:p>
-    <w:p/>
-    <w:p>
       <w:r>
-        <w:t>Apart from interesting real world applications of bike sharing systems, the characteristics of data being generated by</w:t>
+        <w:rPr>
+          <w:lang w:val="en-US"/>
+        </w:rPr>
+        <w:t xml:space="preserve"> </w:t>
+      </w:r>
+      <w:r>
+        <w:rPr>
+          <w:lang w:val="en-US"/>
+        </w:rPr>
+        <w:t xml:space="preserve">For instance, query like "2012-10-30 </w:t>
+      </w:r>
+      <w:proofErr w:type="spellStart"/>
+      <w:r>
+        <w:rPr>
+          <w:lang w:val="en-US"/>
+        </w:rPr>
+        <w:t>washington</w:t>
+      </w:r>
+      <w:proofErr w:type="spellEnd"/>
+      <w:r>
+        <w:rPr>
+          <w:lang w:val="en-US"/>
+        </w:rPr>
+        <w:t xml:space="preserve"> </w:t>
+      </w:r>
+      <w:proofErr w:type="spellStart"/>
+      <w:r>
+        <w:rPr>
+          <w:lang w:val="en-US"/>
+        </w:rPr>
+        <w:t>d.c.</w:t>
+      </w:r>
+      <w:proofErr w:type="spellEnd"/>
+      <w:r>
+        <w:rPr>
+          <w:lang w:val="en-US"/>
+        </w:rPr>
+        <w:t xml:space="preserve">" in Google returns related results to Hurricane Sandy. Some of the important events are identified in [1]. </w:t>
+      </w:r>
+      <w:proofErr w:type="gramStart"/>
+      <w:r>
+        <w:rPr>
+          <w:lang w:val="en-US"/>
+        </w:rPr>
+        <w:t>Therefore</w:t>
+      </w:r>
+      <w:proofErr w:type="gramEnd"/>
+      <w:r>
+        <w:rPr>
+          <w:lang w:val="en-US"/>
+        </w:rPr>
+        <w:t xml:space="preserve"> the data can be used for validation of anomaly or event detection algorithms as well.</w:t>
       </w:r>
     </w:p>
     <w:p>
-      <w:r>
-        <w:t>these systems make them attractive for the research. Opposed to other transport services such as bus or subway, the duration</w:t>
-      </w:r>
-    </w:p>
-    <w:p>
-      <w:r>
-        <w:t>of travel, departure and arrival position is explicitly recorded in these systems. This feature turns bike sharing system into</w:t>
-      </w:r>
-    </w:p>
-    <w:p>
-      <w:r>
-        <w:t>a virtual sensor network that can be used for sensing mobility in the city. Hence, it is expected that most of important</w:t>
-      </w:r>
-    </w:p>
-    <w:p>
-      <w:r>
-        <w:t>events in the city could be detected via monitoring these data.</w:t>
-      </w:r>
-    </w:p>
-    <w:p>
       <w:pPr>
         <w:pStyle w:val="Heading3"/>
       </w:pPr>
       <w:bookmarkStart w:id="3" w:name="_7areomqnh029" w:colFirst="0" w:colLast="0"/>
+      <w:bookmarkStart w:id="4" w:name="_9vyl8t2nc33s" w:colFirst="0" w:colLast="0"/>
       <w:bookmarkEnd w:id="3"/>
-      <w:r>
-        <w:t>Personnel Involved</w:t>
-      </w:r>
-    </w:p>
-    <w:p>
-      <w:pPr>
-        <w:rPr>
-          <w:b/>
-          <w:bCs/>
-        </w:rPr>
-      </w:pPr>
-      <w:r>
-        <w:rPr>
-          <w:b/>
-          <w:bCs/>
-        </w:rPr>
-        <w:t>Stakeholder List</w:t>
-      </w:r>
-    </w:p>
-    <w:p>
-      <w:pPr>
-        <w:numPr>
-          <w:ilvl w:val="0"/>
-          <w:numId w:val="4"/>
-        </w:numPr>
-      </w:pPr>
-      <w:r>
-        <w:t>[ Name ] - [ “Approver” vs “</w:t>
-      </w:r>
-      <w:proofErr w:type="spellStart"/>
-      <w:r>
-        <w:t>Informee</w:t>
-      </w:r>
-      <w:proofErr w:type="spellEnd"/>
-      <w:r>
-        <w:t xml:space="preserve">”? Specify the level of engagement ] </w:t>
-      </w:r>
-    </w:p>
-    <w:p>
-      <w:pPr>
-        <w:numPr>
-          <w:ilvl w:val="0"/>
-          <w:numId w:val="4"/>
-        </w:numPr>
-      </w:pPr>
-      <w:r>
-        <w:t>XX</w:t>
-      </w:r>
-    </w:p>
-    <w:p/>
-    <w:p>
-      <w:pPr>
-        <w:rPr>
-          <w:b/>
-          <w:bCs/>
-        </w:rPr>
-      </w:pPr>
-      <w:r>
-        <w:rPr>
-          <w:b/>
-          <w:bCs/>
-        </w:rPr>
-        <w:t>Contributor List</w:t>
-      </w:r>
-    </w:p>
-    <w:p>
-      <w:pPr>
-        <w:numPr>
-          <w:ilvl w:val="0"/>
-          <w:numId w:val="1"/>
-        </w:numPr>
-      </w:pPr>
-      <w:r>
-        <w:t>[ Name ] - [ Project role; Expected contribution ]</w:t>
-      </w:r>
-    </w:p>
-    <w:p>
-      <w:pPr>
-        <w:numPr>
-          <w:ilvl w:val="0"/>
-          <w:numId w:val="1"/>
-        </w:numPr>
-      </w:pPr>
-      <w:r>
-        <w:lastRenderedPageBreak/>
-        <w:t>XX</w:t>
-      </w:r>
-    </w:p>
-    <w:p>
-      <w:pPr>
-        <w:ind w:left="720"/>
-      </w:pPr>
-    </w:p>
-    <w:p>
-      <w:pPr>
-        <w:pStyle w:val="Heading3"/>
-      </w:pPr>
-      <w:bookmarkStart w:id="4" w:name="_9vyl8t2nc33s" w:colFirst="0" w:colLast="0"/>
       <w:bookmarkEnd w:id="4"/>
       <w:r>
         <w:t>Expected Deliverable</w:t>
       </w:r>
     </w:p>
     <w:p>
+      <w:pPr>
+        <w:jc w:val="both"/>
+      </w:pPr>
       <w:r>
-        <w:t>[ Describe the expected outcomes with as much detail as possible ]</w:t>
+        <w:t>The project will deliver analytical outputs that help stakeholders understand bike rental demand and support data-driven operational decisions.</w:t>
       </w:r>
     </w:p>
     <w:p>
       <w:pPr>
-        <w:numPr>
-          <w:ilvl w:val="0"/>
-          <w:numId w:val="3"/>
-        </w:numPr>
+        <w:jc w:val="both"/>
+        <w:rPr>
+          <w:lang w:val="en-US"/>
+        </w:rPr>
+      </w:pPr>
+    </w:p>
+    <w:tbl>
+      <w:tblPr>
+        <w:tblStyle w:val="TableGridLight"/>
+        <w:tblW w:w="0" w:type="auto"/>
+        <w:tblLook w:val="04A0" w:firstRow="1" w:lastRow="0" w:firstColumn="1" w:lastColumn="0" w:noHBand="0" w:noVBand="1"/>
+      </w:tblPr>
+      <w:tblGrid>
+        <w:gridCol w:w="2339"/>
+        <w:gridCol w:w="6287"/>
+      </w:tblGrid>
+      <w:tr>
+        <w:tc>
+          <w:tcPr>
+            <w:tcW w:w="0" w:type="auto"/>
+            <w:hideMark/>
+          </w:tcPr>
+          <w:p>
+            <w:pPr>
+              <w:tabs>
+                <w:tab w:val="num" w:pos="720"/>
+              </w:tabs>
+              <w:spacing w:line="276" w:lineRule="auto"/>
+              <w:rPr>
+                <w:b/>
+                <w:bCs/>
+                <w:sz w:val="20"/>
+                <w:szCs w:val="20"/>
+                <w:lang w:val="en-US"/>
+              </w:rPr>
+            </w:pPr>
+            <w:r>
+              <w:rPr>
+                <w:b/>
+                <w:bCs/>
+                <w:sz w:val="20"/>
+                <w:szCs w:val="20"/>
+                <w:lang w:val="en-US"/>
+              </w:rPr>
+              <w:t>Deliverable</w:t>
+            </w:r>
+          </w:p>
+        </w:tc>
+        <w:tc>
+          <w:tcPr>
+            <w:tcW w:w="0" w:type="auto"/>
+            <w:hideMark/>
+          </w:tcPr>
+          <w:p>
+            <w:pPr>
+              <w:tabs>
+                <w:tab w:val="num" w:pos="720"/>
+              </w:tabs>
+              <w:spacing w:line="276" w:lineRule="auto"/>
+              <w:rPr>
+                <w:b/>
+                <w:bCs/>
+                <w:sz w:val="20"/>
+                <w:szCs w:val="20"/>
+                <w:lang w:val="en-US"/>
+              </w:rPr>
+            </w:pPr>
+            <w:r>
+              <w:rPr>
+                <w:b/>
+                <w:bCs/>
+                <w:sz w:val="20"/>
+                <w:szCs w:val="20"/>
+                <w:lang w:val="en-US"/>
+              </w:rPr>
+              <w:t>Description</w:t>
+            </w:r>
+          </w:p>
+        </w:tc>
+      </w:tr>
+      <w:tr>
+        <w:tc>
+          <w:tcPr>
+            <w:tcW w:w="0" w:type="auto"/>
+            <w:hideMark/>
+          </w:tcPr>
+          <w:p>
+            <w:pPr>
+              <w:tabs>
+                <w:tab w:val="num" w:pos="720"/>
+              </w:tabs>
+              <w:spacing w:line="276" w:lineRule="auto"/>
+              <w:rPr>
+                <w:sz w:val="20"/>
+                <w:szCs w:val="20"/>
+                <w:lang w:val="en-US"/>
+              </w:rPr>
+            </w:pPr>
+            <w:r>
+              <w:rPr>
+                <w:sz w:val="20"/>
+                <w:szCs w:val="20"/>
+                <w:lang w:val="en-US"/>
+              </w:rPr>
+              <w:t>Interactive Dashboard</w:t>
+            </w:r>
+          </w:p>
+        </w:tc>
+        <w:tc>
+          <w:tcPr>
+            <w:tcW w:w="0" w:type="auto"/>
+            <w:hideMark/>
+          </w:tcPr>
+          <w:p>
+            <w:pPr>
+              <w:tabs>
+                <w:tab w:val="num" w:pos="720"/>
+              </w:tabs>
+              <w:spacing w:line="276" w:lineRule="auto"/>
+              <w:rPr>
+                <w:sz w:val="20"/>
+                <w:szCs w:val="20"/>
+                <w:lang w:val="en-US"/>
+              </w:rPr>
+            </w:pPr>
+            <w:r>
+              <w:rPr>
+                <w:sz w:val="20"/>
+                <w:szCs w:val="20"/>
+                <w:lang w:val="en-US"/>
+              </w:rPr>
+              <w:t>Visualizes rental trends, user behavior, weather impact, and key KPIs.</w:t>
+            </w:r>
+          </w:p>
+        </w:tc>
+      </w:tr>
+      <w:tr>
+        <w:tc>
+          <w:tcPr>
+            <w:tcW w:w="0" w:type="auto"/>
+            <w:hideMark/>
+          </w:tcPr>
+          <w:p>
+            <w:pPr>
+              <w:tabs>
+                <w:tab w:val="num" w:pos="720"/>
+              </w:tabs>
+              <w:spacing w:line="276" w:lineRule="auto"/>
+              <w:rPr>
+                <w:sz w:val="20"/>
+                <w:szCs w:val="20"/>
+                <w:lang w:val="en-US"/>
+              </w:rPr>
+            </w:pPr>
+            <w:r>
+              <w:rPr>
+                <w:sz w:val="20"/>
+                <w:szCs w:val="20"/>
+                <w:lang w:val="en-US"/>
+              </w:rPr>
+              <w:t>Business Analytics Report</w:t>
+            </w:r>
+          </w:p>
+        </w:tc>
+        <w:tc>
+          <w:tcPr>
+            <w:tcW w:w="0" w:type="auto"/>
+            <w:hideMark/>
+          </w:tcPr>
+          <w:p>
+            <w:pPr>
+              <w:tabs>
+                <w:tab w:val="num" w:pos="720"/>
+              </w:tabs>
+              <w:spacing w:line="276" w:lineRule="auto"/>
+              <w:rPr>
+                <w:sz w:val="20"/>
+                <w:szCs w:val="20"/>
+                <w:lang w:val="en-US"/>
+              </w:rPr>
+            </w:pPr>
+            <w:r>
+              <w:rPr>
+                <w:sz w:val="20"/>
+                <w:szCs w:val="20"/>
+                <w:lang w:val="en-US"/>
+              </w:rPr>
+              <w:t>Summarizes the analysis, key findings, and business recommendations.</w:t>
+            </w:r>
+          </w:p>
+        </w:tc>
+      </w:tr>
+      <w:tr>
+        <w:tc>
+          <w:tcPr>
+            <w:tcW w:w="0" w:type="auto"/>
+            <w:hideMark/>
+          </w:tcPr>
+          <w:p>
+            <w:pPr>
+              <w:tabs>
+                <w:tab w:val="num" w:pos="720"/>
+              </w:tabs>
+              <w:spacing w:line="276" w:lineRule="auto"/>
+              <w:rPr>
+                <w:sz w:val="20"/>
+                <w:szCs w:val="20"/>
+                <w:lang w:val="en-US"/>
+              </w:rPr>
+            </w:pPr>
+            <w:r>
+              <w:rPr>
+                <w:sz w:val="20"/>
+                <w:szCs w:val="20"/>
+                <w:lang w:val="en-US"/>
+              </w:rPr>
+              <w:t>Project Documentation</w:t>
+            </w:r>
+          </w:p>
+        </w:tc>
+        <w:tc>
+          <w:tcPr>
+            <w:tcW w:w="0" w:type="auto"/>
+            <w:hideMark/>
+          </w:tcPr>
+          <w:p>
+            <w:pPr>
+              <w:tabs>
+                <w:tab w:val="num" w:pos="720"/>
+              </w:tabs>
+              <w:spacing w:line="276" w:lineRule="auto"/>
+              <w:rPr>
+                <w:sz w:val="20"/>
+                <w:szCs w:val="20"/>
+                <w:lang w:val="en-US"/>
+              </w:rPr>
+            </w:pPr>
+            <w:r>
+              <w:rPr>
+                <w:sz w:val="20"/>
+                <w:szCs w:val="20"/>
+                <w:lang w:val="en-US"/>
+              </w:rPr>
+              <w:t>Documents the data preparation process, KPI definitions, and methodology.</w:t>
+            </w:r>
+          </w:p>
+        </w:tc>
+      </w:tr>
+    </w:tbl>
+    <w:p>
+      <w:pPr>
+        <w:tabs>
+          <w:tab w:val="num" w:pos="720"/>
+        </w:tabs>
+        <w:rPr>
+          <w:b/>
+          <w:bCs/>
+          <w:sz w:val="20"/>
+          <w:szCs w:val="20"/>
+          <w:lang w:val="en-US"/>
+        </w:rPr>
+      </w:pPr>
+    </w:p>
+    <w:p>
+      <w:pPr>
+        <w:tabs>
+          <w:tab w:val="num" w:pos="720"/>
+        </w:tabs>
+        <w:rPr>
+          <w:sz w:val="20"/>
+          <w:szCs w:val="20"/>
+          <w:lang w:val="en-US"/>
+        </w:rPr>
       </w:pPr>
       <w:r>
-        <w:t>[ Links to mockups, prototype, design flowcharts, etc. ]</w:t>
+        <w:rPr>
+          <w:b/>
+          <w:bCs/>
+          <w:sz w:val="20"/>
+          <w:szCs w:val="20"/>
+          <w:lang w:val="en-US"/>
+        </w:rPr>
+        <w:t>Supporting Artifacts</w:t>
       </w:r>
     </w:p>
     <w:p>
       <w:pPr>
         <w:numPr>
           <w:ilvl w:val="0"/>
-          <w:numId w:val="3"/>
+          <w:numId w:val="27"/>
         </w:numPr>
+        <w:rPr>
+          <w:sz w:val="20"/>
+          <w:szCs w:val="20"/>
+          <w:lang w:val="en-US"/>
+        </w:rPr>
       </w:pPr>
       <w:r>
-        <w:t>XX</w:t>
+        <w:rPr>
+          <w:sz w:val="20"/>
+          <w:szCs w:val="20"/>
+          <w:lang w:val="en-US"/>
+        </w:rPr>
+        <w:t xml:space="preserve">GitHub repository </w:t>
       </w:r>
     </w:p>
     <w:p>
       <w:pPr>
-        <w:ind w:left="720"/>
-      </w:pPr>
+        <w:numPr>
+          <w:ilvl w:val="0"/>
+          <w:numId w:val="27"/>
+        </w:numPr>
+        <w:rPr>
+          <w:sz w:val="20"/>
+          <w:szCs w:val="20"/>
+          <w:lang w:val="en-US"/>
+        </w:rPr>
+      </w:pPr>
+      <w:r>
+        <w:rPr>
+          <w:sz w:val="20"/>
+          <w:szCs w:val="20"/>
+          <w:lang w:val="en-US"/>
+        </w:rPr>
+        <w:t xml:space="preserve">Project presentation </w:t>
+      </w:r>
     </w:p>
     <w:p>
       <w:pPr>
@@ -290,84 +1446,462 @@
       </w:r>
     </w:p>
     <w:p>
+      <w:pPr>
+        <w:jc w:val="both"/>
+      </w:pPr>
       <w:r>
-        <w:t>[ Describe the most important milestones here. Add links to additional documents or external project management tools ]</w:t>
+        <w:t>The project is scheduled to be completed within 3 days, with each milestone representing a major phase of the analytics workflow.</w:t>
       </w:r>
     </w:p>
     <w:p>
       <w:pPr>
-        <w:numPr>
-          <w:ilvl w:val="0"/>
-          <w:numId w:val="7"/>
-        </w:numPr>
-      </w:pPr>
-      <w:r>
-        <w:t xml:space="preserve">[ Milestone 1 ] - [ Check-in date, expected progress ] </w:t>
-      </w:r>
+        <w:jc w:val="both"/>
+      </w:pPr>
     </w:p>
+    <w:tbl>
+      <w:tblPr>
+        <w:tblStyle w:val="TableGridLight"/>
+        <w:tblW w:w="0" w:type="auto"/>
+        <w:tblLook w:val="04A0" w:firstRow="1" w:lastRow="0" w:firstColumn="1" w:lastColumn="0" w:noHBand="0" w:noVBand="1"/>
+      </w:tblPr>
+      <w:tblGrid>
+        <w:gridCol w:w="2671"/>
+        <w:gridCol w:w="821"/>
+        <w:gridCol w:w="3404"/>
+        <w:gridCol w:w="2454"/>
+      </w:tblGrid>
+      <w:tr>
+        <w:tc>
+          <w:tcPr>
+            <w:tcW w:w="0" w:type="auto"/>
+            <w:hideMark/>
+          </w:tcPr>
+          <w:p>
+            <w:pPr>
+              <w:spacing w:line="276" w:lineRule="auto"/>
+              <w:rPr>
+                <w:b/>
+                <w:bCs/>
+                <w:sz w:val="16"/>
+                <w:szCs w:val="16"/>
+                <w:lang w:val="en-US"/>
+              </w:rPr>
+            </w:pPr>
+            <w:r>
+              <w:rPr>
+                <w:b/>
+                <w:bCs/>
+                <w:sz w:val="16"/>
+                <w:szCs w:val="16"/>
+                <w:lang w:val="en-US"/>
+              </w:rPr>
+              <w:lastRenderedPageBreak/>
+              <w:t>Milestone</w:t>
+            </w:r>
+          </w:p>
+        </w:tc>
+        <w:tc>
+          <w:tcPr>
+            <w:tcW w:w="0" w:type="auto"/>
+            <w:hideMark/>
+          </w:tcPr>
+          <w:p>
+            <w:pPr>
+              <w:spacing w:line="276" w:lineRule="auto"/>
+              <w:rPr>
+                <w:b/>
+                <w:bCs/>
+                <w:sz w:val="16"/>
+                <w:szCs w:val="16"/>
+                <w:lang w:val="en-US"/>
+              </w:rPr>
+            </w:pPr>
+            <w:r>
+              <w:rPr>
+                <w:b/>
+                <w:bCs/>
+                <w:sz w:val="16"/>
+                <w:szCs w:val="16"/>
+                <w:lang w:val="en-US"/>
+              </w:rPr>
+              <w:t>Timeline</w:t>
+            </w:r>
+          </w:p>
+        </w:tc>
+        <w:tc>
+          <w:tcPr>
+            <w:tcW w:w="0" w:type="auto"/>
+            <w:hideMark/>
+          </w:tcPr>
+          <w:p>
+            <w:pPr>
+              <w:spacing w:line="276" w:lineRule="auto"/>
+              <w:rPr>
+                <w:b/>
+                <w:bCs/>
+                <w:sz w:val="16"/>
+                <w:szCs w:val="16"/>
+                <w:lang w:val="en-US"/>
+              </w:rPr>
+            </w:pPr>
+            <w:r>
+              <w:rPr>
+                <w:b/>
+                <w:bCs/>
+                <w:sz w:val="16"/>
+                <w:szCs w:val="16"/>
+                <w:lang w:val="en-US"/>
+              </w:rPr>
+              <w:t>Expected Progress</w:t>
+            </w:r>
+          </w:p>
+        </w:tc>
+        <w:tc>
+          <w:tcPr>
+            <w:tcW w:w="0" w:type="auto"/>
+            <w:hideMark/>
+          </w:tcPr>
+          <w:p>
+            <w:pPr>
+              <w:spacing w:line="276" w:lineRule="auto"/>
+              <w:rPr>
+                <w:b/>
+                <w:bCs/>
+                <w:sz w:val="16"/>
+                <w:szCs w:val="16"/>
+                <w:lang w:val="en-US"/>
+              </w:rPr>
+            </w:pPr>
+            <w:r>
+              <w:rPr>
+                <w:b/>
+                <w:bCs/>
+                <w:sz w:val="16"/>
+                <w:szCs w:val="16"/>
+                <w:lang w:val="en-US"/>
+              </w:rPr>
+              <w:t>Deliverable</w:t>
+            </w:r>
+          </w:p>
+        </w:tc>
+      </w:tr>
+      <w:tr>
+        <w:tc>
+          <w:tcPr>
+            <w:tcW w:w="0" w:type="auto"/>
+            <w:hideMark/>
+          </w:tcPr>
+          <w:p>
+            <w:pPr>
+              <w:pStyle w:val="ListParagraph"/>
+              <w:numPr>
+                <w:ilvl w:val="0"/>
+                <w:numId w:val="28"/>
+              </w:numPr>
+              <w:ind w:left="422"/>
+              <w:rPr>
+                <w:sz w:val="16"/>
+                <w:szCs w:val="16"/>
+                <w:lang w:val="en-US"/>
+              </w:rPr>
+            </w:pPr>
+            <w:r>
+              <w:rPr>
+                <w:sz w:val="16"/>
+                <w:szCs w:val="16"/>
+                <w:lang w:val="en-US"/>
+              </w:rPr>
+              <w:t>Project Planning &amp; Data Preparation</w:t>
+            </w:r>
+          </w:p>
+        </w:tc>
+        <w:tc>
+          <w:tcPr>
+            <w:tcW w:w="0" w:type="auto"/>
+            <w:hideMark/>
+          </w:tcPr>
+          <w:p>
+            <w:pPr>
+              <w:spacing w:line="276" w:lineRule="auto"/>
+              <w:rPr>
+                <w:sz w:val="16"/>
+                <w:szCs w:val="16"/>
+                <w:lang w:val="en-US"/>
+              </w:rPr>
+            </w:pPr>
+            <w:r>
+              <w:rPr>
+                <w:sz w:val="16"/>
+                <w:szCs w:val="16"/>
+                <w:lang w:val="en-US"/>
+              </w:rPr>
+              <w:t>Day 1</w:t>
+            </w:r>
+          </w:p>
+        </w:tc>
+        <w:tc>
+          <w:tcPr>
+            <w:tcW w:w="0" w:type="auto"/>
+            <w:hideMark/>
+          </w:tcPr>
+          <w:p>
+            <w:pPr>
+              <w:spacing w:line="276" w:lineRule="auto"/>
+              <w:rPr>
+                <w:sz w:val="16"/>
+                <w:szCs w:val="16"/>
+                <w:lang w:val="en-US"/>
+              </w:rPr>
+            </w:pPr>
+            <w:r>
+              <w:rPr>
+                <w:sz w:val="16"/>
+                <w:szCs w:val="16"/>
+                <w:lang w:val="en-US"/>
+              </w:rPr>
+              <w:t>Understand the dataset, validate business objectives, perform data cleaning, and define KPIs.</w:t>
+            </w:r>
+          </w:p>
+        </w:tc>
+        <w:tc>
+          <w:tcPr>
+            <w:tcW w:w="0" w:type="auto"/>
+            <w:hideMark/>
+          </w:tcPr>
+          <w:p>
+            <w:pPr>
+              <w:spacing w:line="276" w:lineRule="auto"/>
+              <w:rPr>
+                <w:sz w:val="16"/>
+                <w:szCs w:val="16"/>
+                <w:lang w:val="en-US"/>
+              </w:rPr>
+            </w:pPr>
+            <w:r>
+              <w:rPr>
+                <w:sz w:val="16"/>
+                <w:szCs w:val="16"/>
+                <w:lang w:val="en-US"/>
+              </w:rPr>
+              <w:t>Clean dataset, validated project scope</w:t>
+            </w:r>
+          </w:p>
+        </w:tc>
+      </w:tr>
+      <w:tr>
+        <w:tc>
+          <w:tcPr>
+            <w:tcW w:w="0" w:type="auto"/>
+            <w:hideMark/>
+          </w:tcPr>
+          <w:p>
+            <w:pPr>
+              <w:pStyle w:val="ListParagraph"/>
+              <w:numPr>
+                <w:ilvl w:val="0"/>
+                <w:numId w:val="28"/>
+              </w:numPr>
+              <w:ind w:left="422"/>
+              <w:rPr>
+                <w:sz w:val="16"/>
+                <w:szCs w:val="16"/>
+                <w:lang w:val="en-US"/>
+              </w:rPr>
+            </w:pPr>
+            <w:r>
+              <w:rPr>
+                <w:sz w:val="16"/>
+                <w:szCs w:val="16"/>
+                <w:lang w:val="en-US"/>
+              </w:rPr>
+              <w:t>Exploratory Data Analysis &amp; Dashboard Development</w:t>
+            </w:r>
+          </w:p>
+        </w:tc>
+        <w:tc>
+          <w:tcPr>
+            <w:tcW w:w="0" w:type="auto"/>
+            <w:hideMark/>
+          </w:tcPr>
+          <w:p>
+            <w:pPr>
+              <w:spacing w:line="276" w:lineRule="auto"/>
+              <w:rPr>
+                <w:sz w:val="16"/>
+                <w:szCs w:val="16"/>
+                <w:lang w:val="en-US"/>
+              </w:rPr>
+            </w:pPr>
+            <w:r>
+              <w:rPr>
+                <w:sz w:val="16"/>
+                <w:szCs w:val="16"/>
+                <w:lang w:val="en-US"/>
+              </w:rPr>
+              <w:t>Day 2</w:t>
+            </w:r>
+          </w:p>
+        </w:tc>
+        <w:tc>
+          <w:tcPr>
+            <w:tcW w:w="0" w:type="auto"/>
+            <w:hideMark/>
+          </w:tcPr>
+          <w:p>
+            <w:pPr>
+              <w:spacing w:line="276" w:lineRule="auto"/>
+              <w:rPr>
+                <w:sz w:val="16"/>
+                <w:szCs w:val="16"/>
+                <w:lang w:val="en-US"/>
+              </w:rPr>
+            </w:pPr>
+            <w:r>
+              <w:rPr>
+                <w:sz w:val="16"/>
+                <w:szCs w:val="16"/>
+                <w:lang w:val="en-US"/>
+              </w:rPr>
+              <w:t>Perform EDA, identify key insights, and develop the interactive dashboard.</w:t>
+            </w:r>
+          </w:p>
+        </w:tc>
+        <w:tc>
+          <w:tcPr>
+            <w:tcW w:w="0" w:type="auto"/>
+            <w:hideMark/>
+          </w:tcPr>
+          <w:p>
+            <w:pPr>
+              <w:spacing w:line="276" w:lineRule="auto"/>
+              <w:rPr>
+                <w:sz w:val="16"/>
+                <w:szCs w:val="16"/>
+                <w:lang w:val="en-US"/>
+              </w:rPr>
+            </w:pPr>
+            <w:r>
+              <w:rPr>
+                <w:sz w:val="16"/>
+                <w:szCs w:val="16"/>
+                <w:lang w:val="en-US"/>
+              </w:rPr>
+              <w:t>Initial dashboard and analytical insights</w:t>
+            </w:r>
+          </w:p>
+        </w:tc>
+      </w:tr>
+      <w:tr>
+        <w:tc>
+          <w:tcPr>
+            <w:tcW w:w="0" w:type="auto"/>
+            <w:hideMark/>
+          </w:tcPr>
+          <w:p>
+            <w:pPr>
+              <w:pStyle w:val="ListParagraph"/>
+              <w:numPr>
+                <w:ilvl w:val="0"/>
+                <w:numId w:val="28"/>
+              </w:numPr>
+              <w:ind w:left="422"/>
+              <w:rPr>
+                <w:sz w:val="16"/>
+                <w:szCs w:val="16"/>
+                <w:lang w:val="en-US"/>
+              </w:rPr>
+            </w:pPr>
+            <w:r>
+              <w:rPr>
+                <w:sz w:val="16"/>
+                <w:szCs w:val="16"/>
+                <w:lang w:val="en-US"/>
+              </w:rPr>
+              <w:t>Final Review &amp; Project Delivery</w:t>
+            </w:r>
+          </w:p>
+        </w:tc>
+        <w:tc>
+          <w:tcPr>
+            <w:tcW w:w="0" w:type="auto"/>
+            <w:hideMark/>
+          </w:tcPr>
+          <w:p>
+            <w:pPr>
+              <w:spacing w:line="276" w:lineRule="auto"/>
+              <w:rPr>
+                <w:sz w:val="16"/>
+                <w:szCs w:val="16"/>
+                <w:lang w:val="en-US"/>
+              </w:rPr>
+            </w:pPr>
+            <w:r>
+              <w:rPr>
+                <w:sz w:val="16"/>
+                <w:szCs w:val="16"/>
+                <w:lang w:val="en-US"/>
+              </w:rPr>
+              <w:t>Day 3</w:t>
+            </w:r>
+          </w:p>
+        </w:tc>
+        <w:tc>
+          <w:tcPr>
+            <w:tcW w:w="0" w:type="auto"/>
+            <w:hideMark/>
+          </w:tcPr>
+          <w:p>
+            <w:pPr>
+              <w:spacing w:line="276" w:lineRule="auto"/>
+              <w:rPr>
+                <w:sz w:val="16"/>
+                <w:szCs w:val="16"/>
+                <w:lang w:val="en-US"/>
+              </w:rPr>
+            </w:pPr>
+            <w:r>
+              <w:rPr>
+                <w:sz w:val="16"/>
+                <w:szCs w:val="16"/>
+                <w:lang w:val="en-US"/>
+              </w:rPr>
+              <w:t>Review findings, finalize the dashboard, prepare documentation, and publish the project.</w:t>
+            </w:r>
+          </w:p>
+        </w:tc>
+        <w:tc>
+          <w:tcPr>
+            <w:tcW w:w="0" w:type="auto"/>
+            <w:hideMark/>
+          </w:tcPr>
+          <w:p>
+            <w:pPr>
+              <w:spacing w:line="276" w:lineRule="auto"/>
+              <w:rPr>
+                <w:sz w:val="16"/>
+                <w:szCs w:val="16"/>
+                <w:lang w:val="en-US"/>
+              </w:rPr>
+            </w:pPr>
+            <w:r>
+              <w:rPr>
+                <w:sz w:val="16"/>
+                <w:szCs w:val="16"/>
+                <w:lang w:val="en-US"/>
+              </w:rPr>
+              <w:t>Final dashboard, business report, and project documentation</w:t>
+            </w:r>
+          </w:p>
+        </w:tc>
+      </w:tr>
+    </w:tbl>
     <w:p>
       <w:pPr>
-        <w:numPr>
-          <w:ilvl w:val="0"/>
-          <w:numId w:val="7"/>
-        </w:numPr>
-      </w:pPr>
-      <w:r>
-        <w:t>XX</w:t>
-      </w:r>
-    </w:p>
-    <w:p>
-      <w:pPr>
-        <w:ind w:left="720"/>
-      </w:pPr>
-    </w:p>
-    <w:p>
-      <w:pPr>
         <w:pStyle w:val="Heading3"/>
       </w:pPr>
       <w:bookmarkStart w:id="6" w:name="_1ykpsqijdtae" w:colFirst="0" w:colLast="0"/>
+      <w:bookmarkStart w:id="7" w:name="_ehyk7lupx6h" w:colFirst="0" w:colLast="0"/>
       <w:bookmarkEnd w:id="6"/>
-      <w:r>
-        <w:t>Communication Plan</w:t>
-      </w:r>
-    </w:p>
-    <w:p>
-      <w:r>
-        <w:t>[ Describe how you will keep stakeholders informed. Write down all types of communication channels: project Slack channel, regular emails/meetings, shared project trackers) ]</w:t>
-      </w:r>
-    </w:p>
-    <w:p>
-      <w:pPr>
-        <w:numPr>
-          <w:ilvl w:val="0"/>
-          <w:numId w:val="2"/>
-        </w:numPr>
-      </w:pPr>
-      <w:r>
-        <w:t xml:space="preserve">[ Meeting name ] - [ Purpose, cadence (weekly, daily, etc.) ] </w:t>
-      </w:r>
-    </w:p>
-    <w:p>
-      <w:pPr>
-        <w:numPr>
-          <w:ilvl w:val="0"/>
-          <w:numId w:val="2"/>
-        </w:numPr>
-      </w:pPr>
-      <w:r>
-        <w:t>XX</w:t>
-      </w:r>
-    </w:p>
-    <w:p>
-      <w:pPr>
-        <w:ind w:left="720"/>
-      </w:pPr>
-    </w:p>
-    <w:p>
-      <w:pPr>
-        <w:pStyle w:val="Heading3"/>
-      </w:pPr>
-      <w:bookmarkStart w:id="7" w:name="_ehyk7lupx6h" w:colFirst="0" w:colLast="0"/>
       <w:bookmarkEnd w:id="7"/>
       <w:r>
         <w:t>Further Resource &amp; Reference</w:t>
@@ -375,8 +1909,13 @@
     </w:p>
     <w:p>
       <w:r>
-        <w:t>[ Links to additional resources ]</w:t>
+        <w:t xml:space="preserve">[ Links to additional </w:t>
       </w:r>
+      <w:proofErr w:type="gramStart"/>
+      <w:r>
+        <w:t>resources ]</w:t>
+      </w:r>
+      <w:proofErr w:type="gramEnd"/>
     </w:p>
     <w:p>
       <w:pPr>
@@ -386,8 +1925,13 @@
         </w:numPr>
       </w:pPr>
       <w:r>
-        <w:t>[ Past analysis and projects ]</w:t>
+        <w:t xml:space="preserve">[ Past analysis and </w:t>
       </w:r>
+      <w:proofErr w:type="gramStart"/>
+      <w:r>
+        <w:t>projects ]</w:t>
+      </w:r>
+      <w:proofErr w:type="gramEnd"/>
     </w:p>
     <w:p>
       <w:pPr>
@@ -397,8 +1941,13 @@
         </w:numPr>
       </w:pPr>
       <w:r>
-        <w:t>[ Technical documentation about data resources ]</w:t>
+        <w:t xml:space="preserve">[ Technical documentation about data </w:t>
       </w:r>
+      <w:proofErr w:type="gramStart"/>
+      <w:r>
+        <w:t>resources ]</w:t>
+      </w:r>
+      <w:proofErr w:type="gramEnd"/>
     </w:p>
     <w:p>
       <w:pPr>
@@ -408,9 +1957,31 @@
         </w:numPr>
       </w:pPr>
       <w:r>
-        <w:t>[ Context materials provided by stakeholders ]</w:t>
+        <w:t xml:space="preserve">[ Context materials provided by </w:t>
+      </w:r>
+      <w:proofErr w:type="gramStart"/>
+      <w:r>
+        <w:t>stakeholders ]</w:t>
+      </w:r>
+      <w:proofErr w:type="gramEnd"/>
+    </w:p>
+    <w:p/>
+    <w:p/>
+    <w:p/>
+    <w:p>
+      <w:r>
+        <w:t xml:space="preserve">[1] </w:t>
+      </w:r>
+      <w:proofErr w:type="spellStart"/>
+      <w:r>
+        <w:t>Fanaee</w:t>
+      </w:r>
+      <w:proofErr w:type="spellEnd"/>
+      <w:r>
+        <w:t>-T, Hadi, and Gama, Joao, "Event labeling combining ensemble detectors and background knowledge", Progress in Artificial Intelligence (2013): pp. 1-15, Springer Berlin Heidelberg, doi:10.1007/s13748-013-0040-3.</w:t>
       </w:r>
     </w:p>
+    <w:p/>
     <w:sectPr>
       <w:headerReference w:type="default" r:id="rId7"/>
       <w:pgSz w:w="12240" w:h="15840"/>
@@ -488,7 +2059,7 @@
         <w:iCs/>
         <w:color w:val="B7B7B7"/>
       </w:rPr>
-      <w:t>[Add the company header for a formal look. Credit: Tyler Jin]</w:t>
+      <w:t>Bike Sharing</w:t>
     </w:r>
   </w:p>
 </w:hdr>
@@ -497,6 +2068,779 @@
 <file path=word/numbering.xml><?xml version="1.0" encoding="utf-8"?>
 <w:numbering xmlns:wpc="http://schemas.microsoft.com/office/word/2010/wordprocessingCanvas" xmlns:cx="http://schemas.microsoft.com/office/drawing/2014/chartex" xmlns:cx1="http://schemas.microsoft.com/office/drawing/2015/9/8/chartex" xmlns:cx2="http://schemas.microsoft.com/office/drawing/2015/10/21/chartex" xmlns:cx3="http://schemas.microsoft.com/office/drawing/2016/5/9/chartex" xmlns:cx4="http://schemas.microsoft.com/office/drawing/2016/5/10/chartex" xmlns:cx5="http://schemas.microsoft.com/office/drawing/2016/5/11/chartex" xmlns:cx6="http://schemas.microsoft.com/office/drawing/2016/5/12/chartex" xmlns:cx7="http://schemas.microsoft.com/office/drawing/2016/5/13/chartex" xmlns:cx8="http://schemas.microsoft.com/office/drawing/2016/5/14/chartex" xmlns:mc="http://schemas.openxmlformats.org/markup-compatibility/2006" xmlns:aink="http://schemas.microsoft.com/office/drawing/2016/ink" xmlns:am3d="http://schemas.microsoft.com/office/drawing/2017/model3d" xmlns:o="urn:schemas-microsoft-com:office:office" xmlns:oel="http://schemas.microsoft.com/office/2019/extlst" xmlns:r="http://schemas.openxmlformats.org/officeDocument/2006/relationships" xmlns:m="http://schemas.openxmlformats.org/officeDocument/2006/math" xmlns:v="urn:schemas-microsoft-com:vml" xmlns:wp14="http://schemas.microsoft.com/office/word/2010/wordprocessingDrawing" xmlns:wp="http://schemas.openxmlformats.org/drawingml/2006/wordprocessingDrawing" xmlns:w10="urn:schemas-microsoft-com:office:word" xmlns:w="http://schemas.openxmlformats.org/wordprocessingml/2006/main" xmlns:w14="http://schemas.microsoft.com/office/word/2010/wordml" xmlns:w15="http://schemas.microsoft.com/office/word/2012/wordml" xmlns:w16cei="http://schemas.microsoft.com/office/word/2026/wordml/cei" xmlns:w16cex="http://schemas.microsoft.com/office/word/2018/wordml/cex" xmlns:w16cid="http://schemas.microsoft.com/office/word/2016/wordml/cid" xmlns:w16="http://schemas.microsoft.com/office/word/2018/wordml" xmlns:w16du="http://schemas.microsoft.com/office/word/2023/wordml/word16du" xmlns:w16sdtdh="http://schemas.microsoft.com/office/word/2020/wordml/sdtdatahash" xmlns:w16sdtfl="http://schemas.microsoft.com/office/word/2024/wordml/sdtformatlock" xmlns:w16se="http://schemas.microsoft.com/office/word/2015/wordml/symex" xmlns:wpg="http://schemas.microsoft.com/office/word/2010/wordprocessingGroup" xmlns:wpi="http://schemas.microsoft.com/office/word/2010/wordprocessingInk" xmlns:wne="http://schemas.microsoft.com/office/word/2006/wordml" xmlns:wps="http://schemas.microsoft.com/office/word/2010/wordprocessingShape" mc:Ignorable="w14 w15 w16se w16cid w16 w16cex w16sdtdh w16sdtfl w16du wp14">
   <w:abstractNum w:abstractNumId="0" w15:restartNumberingAfterBreak="0">
+    <w:nsid w:val="00242028"/>
+    <w:multiLevelType w:val="hybridMultilevel"/>
+    <w:tmpl w:val="0AEEA544"/>
+    <w:lvl w:ilvl="0" w:tplc="04090001">
+      <w:start w:val="1"/>
+      <w:numFmt w:val="bullet"/>
+      <w:lvlText w:val=""/>
+      <w:lvlJc w:val="left"/>
+      <w:pPr>
+        <w:ind w:left="720" w:hanging="360"/>
+      </w:pPr>
+      <w:rPr>
+        <w:rFonts w:ascii="Symbol" w:hAnsi="Symbol" w:hint="default"/>
+      </w:rPr>
+    </w:lvl>
+    <w:lvl w:ilvl="1" w:tplc="04090003" w:tentative="1">
+      <w:start w:val="1"/>
+      <w:numFmt w:val="bullet"/>
+      <w:lvlText w:val="o"/>
+      <w:lvlJc w:val="left"/>
+      <w:pPr>
+        <w:ind w:left="1440" w:hanging="360"/>
+      </w:pPr>
+      <w:rPr>
+        <w:rFonts w:ascii="Courier New" w:hAnsi="Courier New" w:cs="Courier New" w:hint="default"/>
+      </w:rPr>
+    </w:lvl>
+    <w:lvl w:ilvl="2" w:tplc="04090005" w:tentative="1">
+      <w:start w:val="1"/>
+      <w:numFmt w:val="bullet"/>
+      <w:lvlText w:val=""/>
+      <w:lvlJc w:val="left"/>
+      <w:pPr>
+        <w:ind w:left="2160" w:hanging="360"/>
+      </w:pPr>
+      <w:rPr>
+        <w:rFonts w:ascii="Wingdings" w:hAnsi="Wingdings" w:hint="default"/>
+      </w:rPr>
+    </w:lvl>
+    <w:lvl w:ilvl="3" w:tplc="04090001" w:tentative="1">
+      <w:start w:val="1"/>
+      <w:numFmt w:val="bullet"/>
+      <w:lvlText w:val=""/>
+      <w:lvlJc w:val="left"/>
+      <w:pPr>
+        <w:ind w:left="2880" w:hanging="360"/>
+      </w:pPr>
+      <w:rPr>
+        <w:rFonts w:ascii="Symbol" w:hAnsi="Symbol" w:hint="default"/>
+      </w:rPr>
+    </w:lvl>
+    <w:lvl w:ilvl="4" w:tplc="04090003" w:tentative="1">
+      <w:start w:val="1"/>
+      <w:numFmt w:val="bullet"/>
+      <w:lvlText w:val="o"/>
+      <w:lvlJc w:val="left"/>
+      <w:pPr>
+        <w:ind w:left="3600" w:hanging="360"/>
+      </w:pPr>
+      <w:rPr>
+        <w:rFonts w:ascii="Courier New" w:hAnsi="Courier New" w:cs="Courier New" w:hint="default"/>
+      </w:rPr>
+    </w:lvl>
+    <w:lvl w:ilvl="5" w:tplc="04090005" w:tentative="1">
+      <w:start w:val="1"/>
+      <w:numFmt w:val="bullet"/>
+      <w:lvlText w:val=""/>
+      <w:lvlJc w:val="left"/>
+      <w:pPr>
+        <w:ind w:left="4320" w:hanging="360"/>
+      </w:pPr>
+      <w:rPr>
+        <w:rFonts w:ascii="Wingdings" w:hAnsi="Wingdings" w:hint="default"/>
+      </w:rPr>
+    </w:lvl>
+    <w:lvl w:ilvl="6" w:tplc="04090001" w:tentative="1">
+      <w:start w:val="1"/>
+      <w:numFmt w:val="bullet"/>
+      <w:lvlText w:val=""/>
+      <w:lvlJc w:val="left"/>
+      <w:pPr>
+        <w:ind w:left="5040" w:hanging="360"/>
+      </w:pPr>
+      <w:rPr>
+        <w:rFonts w:ascii="Symbol" w:hAnsi="Symbol" w:hint="default"/>
+      </w:rPr>
+    </w:lvl>
+    <w:lvl w:ilvl="7" w:tplc="04090003" w:tentative="1">
+      <w:start w:val="1"/>
+      <w:numFmt w:val="bullet"/>
+      <w:lvlText w:val="o"/>
+      <w:lvlJc w:val="left"/>
+      <w:pPr>
+        <w:ind w:left="5760" w:hanging="360"/>
+      </w:pPr>
+      <w:rPr>
+        <w:rFonts w:ascii="Courier New" w:hAnsi="Courier New" w:cs="Courier New" w:hint="default"/>
+      </w:rPr>
+    </w:lvl>
+    <w:lvl w:ilvl="8" w:tplc="04090005" w:tentative="1">
+      <w:start w:val="1"/>
+      <w:numFmt w:val="bullet"/>
+      <w:lvlText w:val=""/>
+      <w:lvlJc w:val="left"/>
+      <w:pPr>
+        <w:ind w:left="6480" w:hanging="360"/>
+      </w:pPr>
+      <w:rPr>
+        <w:rFonts w:ascii="Wingdings" w:hAnsi="Wingdings" w:hint="default"/>
+      </w:rPr>
+    </w:lvl>
+  </w:abstractNum>
+  <w:abstractNum w:abstractNumId="1" w15:restartNumberingAfterBreak="0">
+    <w:nsid w:val="075F64FE"/>
+    <w:multiLevelType w:val="hybridMultilevel"/>
+    <w:tmpl w:val="40A69478"/>
+    <w:lvl w:ilvl="0" w:tplc="04090001">
+      <w:start w:val="1"/>
+      <w:numFmt w:val="bullet"/>
+      <w:lvlText w:val=""/>
+      <w:lvlJc w:val="left"/>
+      <w:pPr>
+        <w:ind w:left="720" w:hanging="360"/>
+      </w:pPr>
+      <w:rPr>
+        <w:rFonts w:ascii="Symbol" w:hAnsi="Symbol" w:hint="default"/>
+      </w:rPr>
+    </w:lvl>
+    <w:lvl w:ilvl="1" w:tplc="04090003" w:tentative="1">
+      <w:start w:val="1"/>
+      <w:numFmt w:val="bullet"/>
+      <w:lvlText w:val="o"/>
+      <w:lvlJc w:val="left"/>
+      <w:pPr>
+        <w:ind w:left="1440" w:hanging="360"/>
+      </w:pPr>
+      <w:rPr>
+        <w:rFonts w:ascii="Courier New" w:hAnsi="Courier New" w:cs="Courier New" w:hint="default"/>
+      </w:rPr>
+    </w:lvl>
+    <w:lvl w:ilvl="2" w:tplc="04090005" w:tentative="1">
+      <w:start w:val="1"/>
+      <w:numFmt w:val="bullet"/>
+      <w:lvlText w:val=""/>
+      <w:lvlJc w:val="left"/>
+      <w:pPr>
+        <w:ind w:left="2160" w:hanging="360"/>
+      </w:pPr>
+      <w:rPr>
+        <w:rFonts w:ascii="Wingdings" w:hAnsi="Wingdings" w:hint="default"/>
+      </w:rPr>
+    </w:lvl>
+    <w:lvl w:ilvl="3" w:tplc="04090001" w:tentative="1">
+      <w:start w:val="1"/>
+      <w:numFmt w:val="bullet"/>
+      <w:lvlText w:val=""/>
+      <w:lvlJc w:val="left"/>
+      <w:pPr>
+        <w:ind w:left="2880" w:hanging="360"/>
+      </w:pPr>
+      <w:rPr>
+        <w:rFonts w:ascii="Symbol" w:hAnsi="Symbol" w:hint="default"/>
+      </w:rPr>
+    </w:lvl>
+    <w:lvl w:ilvl="4" w:tplc="04090003" w:tentative="1">
+      <w:start w:val="1"/>
+      <w:numFmt w:val="bullet"/>
+      <w:lvlText w:val="o"/>
+      <w:lvlJc w:val="left"/>
+      <w:pPr>
+        <w:ind w:left="3600" w:hanging="360"/>
+      </w:pPr>
+      <w:rPr>
+        <w:rFonts w:ascii="Courier New" w:hAnsi="Courier New" w:cs="Courier New" w:hint="default"/>
+      </w:rPr>
+    </w:lvl>
+    <w:lvl w:ilvl="5" w:tplc="04090005" w:tentative="1">
+      <w:start w:val="1"/>
+      <w:numFmt w:val="bullet"/>
+      <w:lvlText w:val=""/>
+      <w:lvlJc w:val="left"/>
+      <w:pPr>
+        <w:ind w:left="4320" w:hanging="360"/>
+      </w:pPr>
+      <w:rPr>
+        <w:rFonts w:ascii="Wingdings" w:hAnsi="Wingdings" w:hint="default"/>
+      </w:rPr>
+    </w:lvl>
+    <w:lvl w:ilvl="6" w:tplc="04090001" w:tentative="1">
+      <w:start w:val="1"/>
+      <w:numFmt w:val="bullet"/>
+      <w:lvlText w:val=""/>
+      <w:lvlJc w:val="left"/>
+      <w:pPr>
+        <w:ind w:left="5040" w:hanging="360"/>
+      </w:pPr>
+      <w:rPr>
+        <w:rFonts w:ascii="Symbol" w:hAnsi="Symbol" w:hint="default"/>
+      </w:rPr>
+    </w:lvl>
+    <w:lvl w:ilvl="7" w:tplc="04090003" w:tentative="1">
+      <w:start w:val="1"/>
+      <w:numFmt w:val="bullet"/>
+      <w:lvlText w:val="o"/>
+      <w:lvlJc w:val="left"/>
+      <w:pPr>
+        <w:ind w:left="5760" w:hanging="360"/>
+      </w:pPr>
+      <w:rPr>
+        <w:rFonts w:ascii="Courier New" w:hAnsi="Courier New" w:cs="Courier New" w:hint="default"/>
+      </w:rPr>
+    </w:lvl>
+    <w:lvl w:ilvl="8" w:tplc="04090005" w:tentative="1">
+      <w:start w:val="1"/>
+      <w:numFmt w:val="bullet"/>
+      <w:lvlText w:val=""/>
+      <w:lvlJc w:val="left"/>
+      <w:pPr>
+        <w:ind w:left="6480" w:hanging="360"/>
+      </w:pPr>
+      <w:rPr>
+        <w:rFonts w:ascii="Wingdings" w:hAnsi="Wingdings" w:hint="default"/>
+      </w:rPr>
+    </w:lvl>
+  </w:abstractNum>
+  <w:abstractNum w:abstractNumId="2" w15:restartNumberingAfterBreak="0">
+    <w:nsid w:val="11BE5CB1"/>
+    <w:multiLevelType w:val="hybridMultilevel"/>
+    <w:tmpl w:val="80300E80"/>
+    <w:lvl w:ilvl="0" w:tplc="04090001">
+      <w:start w:val="1"/>
+      <w:numFmt w:val="bullet"/>
+      <w:lvlText w:val=""/>
+      <w:lvlJc w:val="left"/>
+      <w:pPr>
+        <w:ind w:left="720" w:hanging="360"/>
+      </w:pPr>
+      <w:rPr>
+        <w:rFonts w:ascii="Symbol" w:hAnsi="Symbol" w:hint="default"/>
+      </w:rPr>
+    </w:lvl>
+    <w:lvl w:ilvl="1" w:tplc="04090003" w:tentative="1">
+      <w:start w:val="1"/>
+      <w:numFmt w:val="bullet"/>
+      <w:lvlText w:val="o"/>
+      <w:lvlJc w:val="left"/>
+      <w:pPr>
+        <w:ind w:left="1440" w:hanging="360"/>
+      </w:pPr>
+      <w:rPr>
+        <w:rFonts w:ascii="Courier New" w:hAnsi="Courier New" w:cs="Courier New" w:hint="default"/>
+      </w:rPr>
+    </w:lvl>
+    <w:lvl w:ilvl="2" w:tplc="04090005" w:tentative="1">
+      <w:start w:val="1"/>
+      <w:numFmt w:val="bullet"/>
+      <w:lvlText w:val=""/>
+      <w:lvlJc w:val="left"/>
+      <w:pPr>
+        <w:ind w:left="2160" w:hanging="360"/>
+      </w:pPr>
+      <w:rPr>
+        <w:rFonts w:ascii="Wingdings" w:hAnsi="Wingdings" w:hint="default"/>
+      </w:rPr>
+    </w:lvl>
+    <w:lvl w:ilvl="3" w:tplc="04090001" w:tentative="1">
+      <w:start w:val="1"/>
+      <w:numFmt w:val="bullet"/>
+      <w:lvlText w:val=""/>
+      <w:lvlJc w:val="left"/>
+      <w:pPr>
+        <w:ind w:left="2880" w:hanging="360"/>
+      </w:pPr>
+      <w:rPr>
+        <w:rFonts w:ascii="Symbol" w:hAnsi="Symbol" w:hint="default"/>
+      </w:rPr>
+    </w:lvl>
+    <w:lvl w:ilvl="4" w:tplc="04090003" w:tentative="1">
+      <w:start w:val="1"/>
+      <w:numFmt w:val="bullet"/>
+      <w:lvlText w:val="o"/>
+      <w:lvlJc w:val="left"/>
+      <w:pPr>
+        <w:ind w:left="3600" w:hanging="360"/>
+      </w:pPr>
+      <w:rPr>
+        <w:rFonts w:ascii="Courier New" w:hAnsi="Courier New" w:cs="Courier New" w:hint="default"/>
+      </w:rPr>
+    </w:lvl>
+    <w:lvl w:ilvl="5" w:tplc="04090005" w:tentative="1">
+      <w:start w:val="1"/>
+      <w:numFmt w:val="bullet"/>
+      <w:lvlText w:val=""/>
+      <w:lvlJc w:val="left"/>
+      <w:pPr>
+        <w:ind w:left="4320" w:hanging="360"/>
+      </w:pPr>
+      <w:rPr>
+        <w:rFonts w:ascii="Wingdings" w:hAnsi="Wingdings" w:hint="default"/>
+      </w:rPr>
+    </w:lvl>
+    <w:lvl w:ilvl="6" w:tplc="04090001" w:tentative="1">
+      <w:start w:val="1"/>
+      <w:numFmt w:val="bullet"/>
+      <w:lvlText w:val=""/>
+      <w:lvlJc w:val="left"/>
+      <w:pPr>
+        <w:ind w:left="5040" w:hanging="360"/>
+      </w:pPr>
+      <w:rPr>
+        <w:rFonts w:ascii="Symbol" w:hAnsi="Symbol" w:hint="default"/>
+      </w:rPr>
+    </w:lvl>
+    <w:lvl w:ilvl="7" w:tplc="04090003" w:tentative="1">
+      <w:start w:val="1"/>
+      <w:numFmt w:val="bullet"/>
+      <w:lvlText w:val="o"/>
+      <w:lvlJc w:val="left"/>
+      <w:pPr>
+        <w:ind w:left="5760" w:hanging="360"/>
+      </w:pPr>
+      <w:rPr>
+        <w:rFonts w:ascii="Courier New" w:hAnsi="Courier New" w:cs="Courier New" w:hint="default"/>
+      </w:rPr>
+    </w:lvl>
+    <w:lvl w:ilvl="8" w:tplc="04090005" w:tentative="1">
+      <w:start w:val="1"/>
+      <w:numFmt w:val="bullet"/>
+      <w:lvlText w:val=""/>
+      <w:lvlJc w:val="left"/>
+      <w:pPr>
+        <w:ind w:left="6480" w:hanging="360"/>
+      </w:pPr>
+      <w:rPr>
+        <w:rFonts w:ascii="Wingdings" w:hAnsi="Wingdings" w:hint="default"/>
+      </w:rPr>
+    </w:lvl>
+  </w:abstractNum>
+  <w:abstractNum w:abstractNumId="3" w15:restartNumberingAfterBreak="0">
+    <w:nsid w:val="16F573F0"/>
+    <w:multiLevelType w:val="multilevel"/>
+    <w:tmpl w:val="F836EFE2"/>
+    <w:lvl w:ilvl="0">
+      <w:start w:val="1"/>
+      <w:numFmt w:val="bullet"/>
+      <w:lvlText w:val=""/>
+      <w:lvlJc w:val="left"/>
+      <w:pPr>
+        <w:tabs>
+          <w:tab w:val="num" w:pos="720"/>
+        </w:tabs>
+        <w:ind w:left="720" w:hanging="360"/>
+      </w:pPr>
+      <w:rPr>
+        <w:rFonts w:ascii="Symbol" w:hAnsi="Symbol" w:hint="default"/>
+        <w:sz w:val="20"/>
+      </w:rPr>
+    </w:lvl>
+    <w:lvl w:ilvl="1" w:tentative="1">
+      <w:start w:val="1"/>
+      <w:numFmt w:val="bullet"/>
+      <w:lvlText w:val="o"/>
+      <w:lvlJc w:val="left"/>
+      <w:pPr>
+        <w:tabs>
+          <w:tab w:val="num" w:pos="1440"/>
+        </w:tabs>
+        <w:ind w:left="1440" w:hanging="360"/>
+      </w:pPr>
+      <w:rPr>
+        <w:rFonts w:ascii="Courier New" w:hAnsi="Courier New" w:hint="default"/>
+        <w:sz w:val="20"/>
+      </w:rPr>
+    </w:lvl>
+    <w:lvl w:ilvl="2" w:tentative="1">
+      <w:start w:val="1"/>
+      <w:numFmt w:val="bullet"/>
+      <w:lvlText w:val=""/>
+      <w:lvlJc w:val="left"/>
+      <w:pPr>
+        <w:tabs>
+          <w:tab w:val="num" w:pos="2160"/>
+        </w:tabs>
+        <w:ind w:left="2160" w:hanging="360"/>
+      </w:pPr>
+      <w:rPr>
+        <w:rFonts w:ascii="Wingdings" w:hAnsi="Wingdings" w:hint="default"/>
+        <w:sz w:val="20"/>
+      </w:rPr>
+    </w:lvl>
+    <w:lvl w:ilvl="3" w:tentative="1">
+      <w:start w:val="1"/>
+      <w:numFmt w:val="bullet"/>
+      <w:lvlText w:val=""/>
+      <w:lvlJc w:val="left"/>
+      <w:pPr>
+        <w:tabs>
+          <w:tab w:val="num" w:pos="2880"/>
+        </w:tabs>
+        <w:ind w:left="2880" w:hanging="360"/>
+      </w:pPr>
+      <w:rPr>
+        <w:rFonts w:ascii="Wingdings" w:hAnsi="Wingdings" w:hint="default"/>
+        <w:sz w:val="20"/>
+      </w:rPr>
+    </w:lvl>
+    <w:lvl w:ilvl="4" w:tentative="1">
+      <w:start w:val="1"/>
+      <w:numFmt w:val="bullet"/>
+      <w:lvlText w:val=""/>
+      <w:lvlJc w:val="left"/>
+      <w:pPr>
+        <w:tabs>
+          <w:tab w:val="num" w:pos="3600"/>
+        </w:tabs>
+        <w:ind w:left="3600" w:hanging="360"/>
+      </w:pPr>
+      <w:rPr>
+        <w:rFonts w:ascii="Wingdings" w:hAnsi="Wingdings" w:hint="default"/>
+        <w:sz w:val="20"/>
+      </w:rPr>
+    </w:lvl>
+    <w:lvl w:ilvl="5" w:tentative="1">
+      <w:start w:val="1"/>
+      <w:numFmt w:val="bullet"/>
+      <w:lvlText w:val=""/>
+      <w:lvlJc w:val="left"/>
+      <w:pPr>
+        <w:tabs>
+          <w:tab w:val="num" w:pos="4320"/>
+        </w:tabs>
+        <w:ind w:left="4320" w:hanging="360"/>
+      </w:pPr>
+      <w:rPr>
+        <w:rFonts w:ascii="Wingdings" w:hAnsi="Wingdings" w:hint="default"/>
+        <w:sz w:val="20"/>
+      </w:rPr>
+    </w:lvl>
+    <w:lvl w:ilvl="6" w:tentative="1">
+      <w:start w:val="1"/>
+      <w:numFmt w:val="bullet"/>
+      <w:lvlText w:val=""/>
+      <w:lvlJc w:val="left"/>
+      <w:pPr>
+        <w:tabs>
+          <w:tab w:val="num" w:pos="5040"/>
+        </w:tabs>
+        <w:ind w:left="5040" w:hanging="360"/>
+      </w:pPr>
+      <w:rPr>
+        <w:rFonts w:ascii="Wingdings" w:hAnsi="Wingdings" w:hint="default"/>
+        <w:sz w:val="20"/>
+      </w:rPr>
+    </w:lvl>
+    <w:lvl w:ilvl="7" w:tentative="1">
+      <w:start w:val="1"/>
+      <w:numFmt w:val="bullet"/>
+      <w:lvlText w:val=""/>
+      <w:lvlJc w:val="left"/>
+      <w:pPr>
+        <w:tabs>
+          <w:tab w:val="num" w:pos="5760"/>
+        </w:tabs>
+        <w:ind w:left="5760" w:hanging="360"/>
+      </w:pPr>
+      <w:rPr>
+        <w:rFonts w:ascii="Wingdings" w:hAnsi="Wingdings" w:hint="default"/>
+        <w:sz w:val="20"/>
+      </w:rPr>
+    </w:lvl>
+    <w:lvl w:ilvl="8" w:tentative="1">
+      <w:start w:val="1"/>
+      <w:numFmt w:val="bullet"/>
+      <w:lvlText w:val=""/>
+      <w:lvlJc w:val="left"/>
+      <w:pPr>
+        <w:tabs>
+          <w:tab w:val="num" w:pos="6480"/>
+        </w:tabs>
+        <w:ind w:left="6480" w:hanging="360"/>
+      </w:pPr>
+      <w:rPr>
+        <w:rFonts w:ascii="Wingdings" w:hAnsi="Wingdings" w:hint="default"/>
+        <w:sz w:val="20"/>
+      </w:rPr>
+    </w:lvl>
+  </w:abstractNum>
+  <w:abstractNum w:abstractNumId="4" w15:restartNumberingAfterBreak="0">
+    <w:nsid w:val="1DFE52AD"/>
+    <w:multiLevelType w:val="hybridMultilevel"/>
+    <w:tmpl w:val="1B4EFD9C"/>
+    <w:lvl w:ilvl="0" w:tplc="0409000F">
+      <w:start w:val="1"/>
+      <w:numFmt w:val="decimal"/>
+      <w:lvlText w:val="%1."/>
+      <w:lvlJc w:val="left"/>
+      <w:pPr>
+        <w:ind w:left="720" w:hanging="360"/>
+      </w:pPr>
+    </w:lvl>
+    <w:lvl w:ilvl="1" w:tplc="04090019" w:tentative="1">
+      <w:start w:val="1"/>
+      <w:numFmt w:val="lowerLetter"/>
+      <w:lvlText w:val="%2."/>
+      <w:lvlJc w:val="left"/>
+      <w:pPr>
+        <w:ind w:left="1440" w:hanging="360"/>
+      </w:pPr>
+    </w:lvl>
+    <w:lvl w:ilvl="2" w:tplc="0409001B" w:tentative="1">
+      <w:start w:val="1"/>
+      <w:numFmt w:val="lowerRoman"/>
+      <w:lvlText w:val="%3."/>
+      <w:lvlJc w:val="right"/>
+      <w:pPr>
+        <w:ind w:left="2160" w:hanging="180"/>
+      </w:pPr>
+    </w:lvl>
+    <w:lvl w:ilvl="3" w:tplc="0409000F" w:tentative="1">
+      <w:start w:val="1"/>
+      <w:numFmt w:val="decimal"/>
+      <w:lvlText w:val="%4."/>
+      <w:lvlJc w:val="left"/>
+      <w:pPr>
+        <w:ind w:left="2880" w:hanging="360"/>
+      </w:pPr>
+    </w:lvl>
+    <w:lvl w:ilvl="4" w:tplc="04090019" w:tentative="1">
+      <w:start w:val="1"/>
+      <w:numFmt w:val="lowerLetter"/>
+      <w:lvlText w:val="%5."/>
+      <w:lvlJc w:val="left"/>
+      <w:pPr>
+        <w:ind w:left="3600" w:hanging="360"/>
+      </w:pPr>
+    </w:lvl>
+    <w:lvl w:ilvl="5" w:tplc="0409001B" w:tentative="1">
+      <w:start w:val="1"/>
+      <w:numFmt w:val="lowerRoman"/>
+      <w:lvlText w:val="%6."/>
+      <w:lvlJc w:val="right"/>
+      <w:pPr>
+        <w:ind w:left="4320" w:hanging="180"/>
+      </w:pPr>
+    </w:lvl>
+    <w:lvl w:ilvl="6" w:tplc="0409000F" w:tentative="1">
+      <w:start w:val="1"/>
+      <w:numFmt w:val="decimal"/>
+      <w:lvlText w:val="%7."/>
+      <w:lvlJc w:val="left"/>
+      <w:pPr>
+        <w:ind w:left="5040" w:hanging="360"/>
+      </w:pPr>
+    </w:lvl>
+    <w:lvl w:ilvl="7" w:tplc="04090019" w:tentative="1">
+      <w:start w:val="1"/>
+      <w:numFmt w:val="lowerLetter"/>
+      <w:lvlText w:val="%8."/>
+      <w:lvlJc w:val="left"/>
+      <w:pPr>
+        <w:ind w:left="5760" w:hanging="360"/>
+      </w:pPr>
+    </w:lvl>
+    <w:lvl w:ilvl="8" w:tplc="0409001B" w:tentative="1">
+      <w:start w:val="1"/>
+      <w:numFmt w:val="lowerRoman"/>
+      <w:lvlText w:val="%9."/>
+      <w:lvlJc w:val="right"/>
+      <w:pPr>
+        <w:ind w:left="6480" w:hanging="180"/>
+      </w:pPr>
+    </w:lvl>
+  </w:abstractNum>
+  <w:abstractNum w:abstractNumId="5" w15:restartNumberingAfterBreak="0">
+    <w:nsid w:val="1FAA7EF9"/>
+    <w:multiLevelType w:val="hybridMultilevel"/>
+    <w:tmpl w:val="2AA66F5C"/>
+    <w:lvl w:ilvl="0" w:tplc="04090001">
+      <w:start w:val="1"/>
+      <w:numFmt w:val="bullet"/>
+      <w:lvlText w:val=""/>
+      <w:lvlJc w:val="left"/>
+      <w:pPr>
+        <w:ind w:left="720" w:hanging="360"/>
+      </w:pPr>
+      <w:rPr>
+        <w:rFonts w:ascii="Symbol" w:hAnsi="Symbol" w:hint="default"/>
+      </w:rPr>
+    </w:lvl>
+    <w:lvl w:ilvl="1" w:tplc="04090003" w:tentative="1">
+      <w:start w:val="1"/>
+      <w:numFmt w:val="bullet"/>
+      <w:lvlText w:val="o"/>
+      <w:lvlJc w:val="left"/>
+      <w:pPr>
+        <w:ind w:left="1440" w:hanging="360"/>
+      </w:pPr>
+      <w:rPr>
+        <w:rFonts w:ascii="Courier New" w:hAnsi="Courier New" w:cs="Courier New" w:hint="default"/>
+      </w:rPr>
+    </w:lvl>
+    <w:lvl w:ilvl="2" w:tplc="04090005" w:tentative="1">
+      <w:start w:val="1"/>
+      <w:numFmt w:val="bullet"/>
+      <w:lvlText w:val=""/>
+      <w:lvlJc w:val="left"/>
+      <w:pPr>
+        <w:ind w:left="2160" w:hanging="360"/>
+      </w:pPr>
+      <w:rPr>
+        <w:rFonts w:ascii="Wingdings" w:hAnsi="Wingdings" w:hint="default"/>
+      </w:rPr>
+    </w:lvl>
+    <w:lvl w:ilvl="3" w:tplc="04090001" w:tentative="1">
+      <w:start w:val="1"/>
+      <w:numFmt w:val="bullet"/>
+      <w:lvlText w:val=""/>
+      <w:lvlJc w:val="left"/>
+      <w:pPr>
+        <w:ind w:left="2880" w:hanging="360"/>
+      </w:pPr>
+      <w:rPr>
+        <w:rFonts w:ascii="Symbol" w:hAnsi="Symbol" w:hint="default"/>
+      </w:rPr>
+    </w:lvl>
+    <w:lvl w:ilvl="4" w:tplc="04090003" w:tentative="1">
+      <w:start w:val="1"/>
+      <w:numFmt w:val="bullet"/>
+      <w:lvlText w:val="o"/>
+      <w:lvlJc w:val="left"/>
+      <w:pPr>
+        <w:ind w:left="3600" w:hanging="360"/>
+      </w:pPr>
+      <w:rPr>
+        <w:rFonts w:ascii="Courier New" w:hAnsi="Courier New" w:cs="Courier New" w:hint="default"/>
+      </w:rPr>
+    </w:lvl>
+    <w:lvl w:ilvl="5" w:tplc="04090005" w:tentative="1">
+      <w:start w:val="1"/>
+      <w:numFmt w:val="bullet"/>
+      <w:lvlText w:val=""/>
+      <w:lvlJc w:val="left"/>
+      <w:pPr>
+        <w:ind w:left="4320" w:hanging="360"/>
+      </w:pPr>
+      <w:rPr>
+        <w:rFonts w:ascii="Wingdings" w:hAnsi="Wingdings" w:hint="default"/>
+      </w:rPr>
+    </w:lvl>
+    <w:lvl w:ilvl="6" w:tplc="04090001" w:tentative="1">
+      <w:start w:val="1"/>
+      <w:numFmt w:val="bullet"/>
+      <w:lvlText w:val=""/>
+      <w:lvlJc w:val="left"/>
+      <w:pPr>
+        <w:ind w:left="5040" w:hanging="360"/>
+      </w:pPr>
+      <w:rPr>
+        <w:rFonts w:ascii="Symbol" w:hAnsi="Symbol" w:hint="default"/>
+      </w:rPr>
+    </w:lvl>
+    <w:lvl w:ilvl="7" w:tplc="04090003" w:tentative="1">
+      <w:start w:val="1"/>
+      <w:numFmt w:val="bullet"/>
+      <w:lvlText w:val="o"/>
+      <w:lvlJc w:val="left"/>
+      <w:pPr>
+        <w:ind w:left="5760" w:hanging="360"/>
+      </w:pPr>
+      <w:rPr>
+        <w:rFonts w:ascii="Courier New" w:hAnsi="Courier New" w:cs="Courier New" w:hint="default"/>
+      </w:rPr>
+    </w:lvl>
+    <w:lvl w:ilvl="8" w:tplc="04090005" w:tentative="1">
+      <w:start w:val="1"/>
+      <w:numFmt w:val="bullet"/>
+      <w:lvlText w:val=""/>
+      <w:lvlJc w:val="left"/>
+      <w:pPr>
+        <w:ind w:left="6480" w:hanging="360"/>
+      </w:pPr>
+      <w:rPr>
+        <w:rFonts w:ascii="Wingdings" w:hAnsi="Wingdings" w:hint="default"/>
+      </w:rPr>
+    </w:lvl>
+  </w:abstractNum>
+  <w:abstractNum w:abstractNumId="6" w15:restartNumberingAfterBreak="0">
+    <w:nsid w:val="22EC682C"/>
+    <w:multiLevelType w:val="hybridMultilevel"/>
+    <w:tmpl w:val="506CD5AE"/>
+    <w:lvl w:ilvl="0" w:tplc="0409000F">
+      <w:start w:val="1"/>
+      <w:numFmt w:val="decimal"/>
+      <w:lvlText w:val="%1."/>
+      <w:lvlJc w:val="left"/>
+      <w:pPr>
+        <w:ind w:left="1080" w:hanging="360"/>
+      </w:pPr>
+    </w:lvl>
+    <w:lvl w:ilvl="1" w:tplc="04090019" w:tentative="1">
+      <w:start w:val="1"/>
+      <w:numFmt w:val="lowerLetter"/>
+      <w:lvlText w:val="%2."/>
+      <w:lvlJc w:val="left"/>
+      <w:pPr>
+        <w:ind w:left="1800" w:hanging="360"/>
+      </w:pPr>
+    </w:lvl>
+    <w:lvl w:ilvl="2" w:tplc="0409001B" w:tentative="1">
+      <w:start w:val="1"/>
+      <w:numFmt w:val="lowerRoman"/>
+      <w:lvlText w:val="%3."/>
+      <w:lvlJc w:val="right"/>
+      <w:pPr>
+        <w:ind w:left="2520" w:hanging="180"/>
+      </w:pPr>
+    </w:lvl>
+    <w:lvl w:ilvl="3" w:tplc="0409000F" w:tentative="1">
+      <w:start w:val="1"/>
+      <w:numFmt w:val="decimal"/>
+      <w:lvlText w:val="%4."/>
+      <w:lvlJc w:val="left"/>
+      <w:pPr>
+        <w:ind w:left="3240" w:hanging="360"/>
+      </w:pPr>
+    </w:lvl>
+    <w:lvl w:ilvl="4" w:tplc="04090019" w:tentative="1">
+      <w:start w:val="1"/>
+      <w:numFmt w:val="lowerLetter"/>
+      <w:lvlText w:val="%5."/>
+      <w:lvlJc w:val="left"/>
+      <w:pPr>
+        <w:ind w:left="3960" w:hanging="360"/>
+      </w:pPr>
+    </w:lvl>
+    <w:lvl w:ilvl="5" w:tplc="0409001B" w:tentative="1">
+      <w:start w:val="1"/>
+      <w:numFmt w:val="lowerRoman"/>
+      <w:lvlText w:val="%6."/>
+      <w:lvlJc w:val="right"/>
+      <w:pPr>
+        <w:ind w:left="4680" w:hanging="180"/>
+      </w:pPr>
+    </w:lvl>
+    <w:lvl w:ilvl="6" w:tplc="0409000F" w:tentative="1">
+      <w:start w:val="1"/>
+      <w:numFmt w:val="decimal"/>
+      <w:lvlText w:val="%7."/>
+      <w:lvlJc w:val="left"/>
+      <w:pPr>
+        <w:ind w:left="5400" w:hanging="360"/>
+      </w:pPr>
+    </w:lvl>
+    <w:lvl w:ilvl="7" w:tplc="04090019" w:tentative="1">
+      <w:start w:val="1"/>
+      <w:numFmt w:val="lowerLetter"/>
+      <w:lvlText w:val="%8."/>
+      <w:lvlJc w:val="left"/>
+      <w:pPr>
+        <w:ind w:left="6120" w:hanging="360"/>
+      </w:pPr>
+    </w:lvl>
+    <w:lvl w:ilvl="8" w:tplc="0409001B" w:tentative="1">
+      <w:start w:val="1"/>
+      <w:numFmt w:val="lowerRoman"/>
+      <w:lvlText w:val="%9."/>
+      <w:lvlJc w:val="right"/>
+      <w:pPr>
+        <w:ind w:left="6840" w:hanging="180"/>
+      </w:pPr>
+    </w:lvl>
+  </w:abstractNum>
+  <w:abstractNum w:abstractNumId="7" w15:restartNumberingAfterBreak="0">
     <w:nsid w:val="22EE4677"/>
     <w:multiLevelType w:val="multilevel"/>
     <w:tmpl w:val="EA5C5216"/>
@@ -609,7 +2953,93 @@
       </w:rPr>
     </w:lvl>
   </w:abstractNum>
-  <w:abstractNum w:abstractNumId="1" w15:restartNumberingAfterBreak="0">
+  <w:abstractNum w:abstractNumId="8" w15:restartNumberingAfterBreak="0">
+    <w:nsid w:val="23413836"/>
+    <w:multiLevelType w:val="hybridMultilevel"/>
+    <w:tmpl w:val="BB0C6986"/>
+    <w:lvl w:ilvl="0" w:tplc="0409000F">
+      <w:start w:val="1"/>
+      <w:numFmt w:val="decimal"/>
+      <w:lvlText w:val="%1."/>
+      <w:lvlJc w:val="left"/>
+      <w:pPr>
+        <w:ind w:left="720" w:hanging="360"/>
+      </w:pPr>
+    </w:lvl>
+    <w:lvl w:ilvl="1" w:tplc="04090019" w:tentative="1">
+      <w:start w:val="1"/>
+      <w:numFmt w:val="lowerLetter"/>
+      <w:lvlText w:val="%2."/>
+      <w:lvlJc w:val="left"/>
+      <w:pPr>
+        <w:ind w:left="1440" w:hanging="360"/>
+      </w:pPr>
+    </w:lvl>
+    <w:lvl w:ilvl="2" w:tplc="0409001B" w:tentative="1">
+      <w:start w:val="1"/>
+      <w:numFmt w:val="lowerRoman"/>
+      <w:lvlText w:val="%3."/>
+      <w:lvlJc w:val="right"/>
+      <w:pPr>
+        <w:ind w:left="2160" w:hanging="180"/>
+      </w:pPr>
+    </w:lvl>
+    <w:lvl w:ilvl="3" w:tplc="0409000F" w:tentative="1">
+      <w:start w:val="1"/>
+      <w:numFmt w:val="decimal"/>
+      <w:lvlText w:val="%4."/>
+      <w:lvlJc w:val="left"/>
+      <w:pPr>
+        <w:ind w:left="2880" w:hanging="360"/>
+      </w:pPr>
+    </w:lvl>
+    <w:lvl w:ilvl="4" w:tplc="04090019" w:tentative="1">
+      <w:start w:val="1"/>
+      <w:numFmt w:val="lowerLetter"/>
+      <w:lvlText w:val="%5."/>
+      <w:lvlJc w:val="left"/>
+      <w:pPr>
+        <w:ind w:left="3600" w:hanging="360"/>
+      </w:pPr>
+    </w:lvl>
+    <w:lvl w:ilvl="5" w:tplc="0409001B" w:tentative="1">
+      <w:start w:val="1"/>
+      <w:numFmt w:val="lowerRoman"/>
+      <w:lvlText w:val="%6."/>
+      <w:lvlJc w:val="right"/>
+      <w:pPr>
+        <w:ind w:left="4320" w:hanging="180"/>
+      </w:pPr>
+    </w:lvl>
+    <w:lvl w:ilvl="6" w:tplc="0409000F" w:tentative="1">
+      <w:start w:val="1"/>
+      <w:numFmt w:val="decimal"/>
+      <w:lvlText w:val="%7."/>
+      <w:lvlJc w:val="left"/>
+      <w:pPr>
+        <w:ind w:left="5040" w:hanging="360"/>
+      </w:pPr>
+    </w:lvl>
+    <w:lvl w:ilvl="7" w:tplc="04090019" w:tentative="1">
+      <w:start w:val="1"/>
+      <w:numFmt w:val="lowerLetter"/>
+      <w:lvlText w:val="%8."/>
+      <w:lvlJc w:val="left"/>
+      <w:pPr>
+        <w:ind w:left="5760" w:hanging="360"/>
+      </w:pPr>
+    </w:lvl>
+    <w:lvl w:ilvl="8" w:tplc="0409001B" w:tentative="1">
+      <w:start w:val="1"/>
+      <w:numFmt w:val="lowerRoman"/>
+      <w:lvlText w:val="%9."/>
+      <w:lvlJc w:val="right"/>
+      <w:pPr>
+        <w:ind w:left="6480" w:hanging="180"/>
+      </w:pPr>
+    </w:lvl>
+  </w:abstractNum>
+  <w:abstractNum w:abstractNumId="9" w15:restartNumberingAfterBreak="0">
     <w:nsid w:val="29B30340"/>
     <w:multiLevelType w:val="multilevel"/>
     <w:tmpl w:val="AA4A63CE"/>
@@ -722,7 +3152,7 @@
       </w:rPr>
     </w:lvl>
   </w:abstractNum>
-  <w:abstractNum w:abstractNumId="2" w15:restartNumberingAfterBreak="0">
+  <w:abstractNum w:abstractNumId="10" w15:restartNumberingAfterBreak="0">
     <w:nsid w:val="2DCE62D6"/>
     <w:multiLevelType w:val="multilevel"/>
     <w:tmpl w:val="0D921C76"/>
@@ -835,7 +3265,500 @@
       </w:rPr>
     </w:lvl>
   </w:abstractNum>
-  <w:abstractNum w:abstractNumId="3" w15:restartNumberingAfterBreak="0">
+  <w:abstractNum w:abstractNumId="11" w15:restartNumberingAfterBreak="0">
+    <w:nsid w:val="2E5071F6"/>
+    <w:multiLevelType w:val="multilevel"/>
+    <w:tmpl w:val="773CBD0A"/>
+    <w:lvl w:ilvl="0">
+      <w:start w:val="1"/>
+      <w:numFmt w:val="bullet"/>
+      <w:lvlText w:val=""/>
+      <w:lvlJc w:val="left"/>
+      <w:pPr>
+        <w:tabs>
+          <w:tab w:val="num" w:pos="720"/>
+        </w:tabs>
+        <w:ind w:left="720" w:hanging="360"/>
+      </w:pPr>
+      <w:rPr>
+        <w:rFonts w:ascii="Symbol" w:hAnsi="Symbol" w:hint="default"/>
+        <w:sz w:val="20"/>
+      </w:rPr>
+    </w:lvl>
+    <w:lvl w:ilvl="1" w:tentative="1">
+      <w:start w:val="1"/>
+      <w:numFmt w:val="bullet"/>
+      <w:lvlText w:val="o"/>
+      <w:lvlJc w:val="left"/>
+      <w:pPr>
+        <w:tabs>
+          <w:tab w:val="num" w:pos="1440"/>
+        </w:tabs>
+        <w:ind w:left="1440" w:hanging="360"/>
+      </w:pPr>
+      <w:rPr>
+        <w:rFonts w:ascii="Courier New" w:hAnsi="Courier New" w:hint="default"/>
+        <w:sz w:val="20"/>
+      </w:rPr>
+    </w:lvl>
+    <w:lvl w:ilvl="2" w:tentative="1">
+      <w:start w:val="1"/>
+      <w:numFmt w:val="bullet"/>
+      <w:lvlText w:val=""/>
+      <w:lvlJc w:val="left"/>
+      <w:pPr>
+        <w:tabs>
+          <w:tab w:val="num" w:pos="2160"/>
+        </w:tabs>
+        <w:ind w:left="2160" w:hanging="360"/>
+      </w:pPr>
+      <w:rPr>
+        <w:rFonts w:ascii="Wingdings" w:hAnsi="Wingdings" w:hint="default"/>
+        <w:sz w:val="20"/>
+      </w:rPr>
+    </w:lvl>
+    <w:lvl w:ilvl="3" w:tentative="1">
+      <w:start w:val="1"/>
+      <w:numFmt w:val="bullet"/>
+      <w:lvlText w:val=""/>
+      <w:lvlJc w:val="left"/>
+      <w:pPr>
+        <w:tabs>
+          <w:tab w:val="num" w:pos="2880"/>
+        </w:tabs>
+        <w:ind w:left="2880" w:hanging="360"/>
+      </w:pPr>
+      <w:rPr>
+        <w:rFonts w:ascii="Wingdings" w:hAnsi="Wingdings" w:hint="default"/>
+        <w:sz w:val="20"/>
+      </w:rPr>
+    </w:lvl>
+    <w:lvl w:ilvl="4" w:tentative="1">
+      <w:start w:val="1"/>
+      <w:numFmt w:val="bullet"/>
+      <w:lvlText w:val=""/>
+      <w:lvlJc w:val="left"/>
+      <w:pPr>
+        <w:tabs>
+          <w:tab w:val="num" w:pos="3600"/>
+        </w:tabs>
+        <w:ind w:left="3600" w:hanging="360"/>
+      </w:pPr>
+      <w:rPr>
+        <w:rFonts w:ascii="Wingdings" w:hAnsi="Wingdings" w:hint="default"/>
+        <w:sz w:val="20"/>
+      </w:rPr>
+    </w:lvl>
+    <w:lvl w:ilvl="5" w:tentative="1">
+      <w:start w:val="1"/>
+      <w:numFmt w:val="bullet"/>
+      <w:lvlText w:val=""/>
+      <w:lvlJc w:val="left"/>
+      <w:pPr>
+        <w:tabs>
+          <w:tab w:val="num" w:pos="4320"/>
+        </w:tabs>
+        <w:ind w:left="4320" w:hanging="360"/>
+      </w:pPr>
+      <w:rPr>
+        <w:rFonts w:ascii="Wingdings" w:hAnsi="Wingdings" w:hint="default"/>
+        <w:sz w:val="20"/>
+      </w:rPr>
+    </w:lvl>
+    <w:lvl w:ilvl="6" w:tentative="1">
+      <w:start w:val="1"/>
+      <w:numFmt w:val="bullet"/>
+      <w:lvlText w:val=""/>
+      <w:lvlJc w:val="left"/>
+      <w:pPr>
+        <w:tabs>
+          <w:tab w:val="num" w:pos="5040"/>
+        </w:tabs>
+        <w:ind w:left="5040" w:hanging="360"/>
+      </w:pPr>
+      <w:rPr>
+        <w:rFonts w:ascii="Wingdings" w:hAnsi="Wingdings" w:hint="default"/>
+        <w:sz w:val="20"/>
+      </w:rPr>
+    </w:lvl>
+    <w:lvl w:ilvl="7" w:tentative="1">
+      <w:start w:val="1"/>
+      <w:numFmt w:val="bullet"/>
+      <w:lvlText w:val=""/>
+      <w:lvlJc w:val="left"/>
+      <w:pPr>
+        <w:tabs>
+          <w:tab w:val="num" w:pos="5760"/>
+        </w:tabs>
+        <w:ind w:left="5760" w:hanging="360"/>
+      </w:pPr>
+      <w:rPr>
+        <w:rFonts w:ascii="Wingdings" w:hAnsi="Wingdings" w:hint="default"/>
+        <w:sz w:val="20"/>
+      </w:rPr>
+    </w:lvl>
+    <w:lvl w:ilvl="8" w:tentative="1">
+      <w:start w:val="1"/>
+      <w:numFmt w:val="bullet"/>
+      <w:lvlText w:val=""/>
+      <w:lvlJc w:val="left"/>
+      <w:pPr>
+        <w:tabs>
+          <w:tab w:val="num" w:pos="6480"/>
+        </w:tabs>
+        <w:ind w:left="6480" w:hanging="360"/>
+      </w:pPr>
+      <w:rPr>
+        <w:rFonts w:ascii="Wingdings" w:hAnsi="Wingdings" w:hint="default"/>
+        <w:sz w:val="20"/>
+      </w:rPr>
+    </w:lvl>
+  </w:abstractNum>
+  <w:abstractNum w:abstractNumId="12" w15:restartNumberingAfterBreak="0">
+    <w:nsid w:val="2FAA5C52"/>
+    <w:multiLevelType w:val="hybridMultilevel"/>
+    <w:tmpl w:val="F866259E"/>
+    <w:lvl w:ilvl="0" w:tplc="0409000F">
+      <w:start w:val="1"/>
+      <w:numFmt w:val="decimal"/>
+      <w:lvlText w:val="%1."/>
+      <w:lvlJc w:val="left"/>
+      <w:pPr>
+        <w:ind w:left="720" w:hanging="360"/>
+      </w:pPr>
+    </w:lvl>
+    <w:lvl w:ilvl="1" w:tplc="04090019" w:tentative="1">
+      <w:start w:val="1"/>
+      <w:numFmt w:val="lowerLetter"/>
+      <w:lvlText w:val="%2."/>
+      <w:lvlJc w:val="left"/>
+      <w:pPr>
+        <w:ind w:left="1440" w:hanging="360"/>
+      </w:pPr>
+    </w:lvl>
+    <w:lvl w:ilvl="2" w:tplc="0409001B" w:tentative="1">
+      <w:start w:val="1"/>
+      <w:numFmt w:val="lowerRoman"/>
+      <w:lvlText w:val="%3."/>
+      <w:lvlJc w:val="right"/>
+      <w:pPr>
+        <w:ind w:left="2160" w:hanging="180"/>
+      </w:pPr>
+    </w:lvl>
+    <w:lvl w:ilvl="3" w:tplc="0409000F" w:tentative="1">
+      <w:start w:val="1"/>
+      <w:numFmt w:val="decimal"/>
+      <w:lvlText w:val="%4."/>
+      <w:lvlJc w:val="left"/>
+      <w:pPr>
+        <w:ind w:left="2880" w:hanging="360"/>
+      </w:pPr>
+    </w:lvl>
+    <w:lvl w:ilvl="4" w:tplc="04090019" w:tentative="1">
+      <w:start w:val="1"/>
+      <w:numFmt w:val="lowerLetter"/>
+      <w:lvlText w:val="%5."/>
+      <w:lvlJc w:val="left"/>
+      <w:pPr>
+        <w:ind w:left="3600" w:hanging="360"/>
+      </w:pPr>
+    </w:lvl>
+    <w:lvl w:ilvl="5" w:tplc="0409001B" w:tentative="1">
+      <w:start w:val="1"/>
+      <w:numFmt w:val="lowerRoman"/>
+      <w:lvlText w:val="%6."/>
+      <w:lvlJc w:val="right"/>
+      <w:pPr>
+        <w:ind w:left="4320" w:hanging="180"/>
+      </w:pPr>
+    </w:lvl>
+    <w:lvl w:ilvl="6" w:tplc="0409000F" w:tentative="1">
+      <w:start w:val="1"/>
+      <w:numFmt w:val="decimal"/>
+      <w:lvlText w:val="%7."/>
+      <w:lvlJc w:val="left"/>
+      <w:pPr>
+        <w:ind w:left="5040" w:hanging="360"/>
+      </w:pPr>
+    </w:lvl>
+    <w:lvl w:ilvl="7" w:tplc="04090019" w:tentative="1">
+      <w:start w:val="1"/>
+      <w:numFmt w:val="lowerLetter"/>
+      <w:lvlText w:val="%8."/>
+      <w:lvlJc w:val="left"/>
+      <w:pPr>
+        <w:ind w:left="5760" w:hanging="360"/>
+      </w:pPr>
+    </w:lvl>
+    <w:lvl w:ilvl="8" w:tplc="0409001B" w:tentative="1">
+      <w:start w:val="1"/>
+      <w:numFmt w:val="lowerRoman"/>
+      <w:lvlText w:val="%9."/>
+      <w:lvlJc w:val="right"/>
+      <w:pPr>
+        <w:ind w:left="6480" w:hanging="180"/>
+      </w:pPr>
+    </w:lvl>
+  </w:abstractNum>
+  <w:abstractNum w:abstractNumId="13" w15:restartNumberingAfterBreak="0">
+    <w:nsid w:val="39FB0C79"/>
+    <w:multiLevelType w:val="hybridMultilevel"/>
+    <w:tmpl w:val="5EA08BE8"/>
+    <w:lvl w:ilvl="0" w:tplc="0409000F">
+      <w:start w:val="1"/>
+      <w:numFmt w:val="decimal"/>
+      <w:lvlText w:val="%1."/>
+      <w:lvlJc w:val="left"/>
+      <w:pPr>
+        <w:ind w:left="1080" w:hanging="360"/>
+      </w:pPr>
+    </w:lvl>
+    <w:lvl w:ilvl="1" w:tplc="04090019" w:tentative="1">
+      <w:start w:val="1"/>
+      <w:numFmt w:val="lowerLetter"/>
+      <w:lvlText w:val="%2."/>
+      <w:lvlJc w:val="left"/>
+      <w:pPr>
+        <w:ind w:left="1800" w:hanging="360"/>
+      </w:pPr>
+    </w:lvl>
+    <w:lvl w:ilvl="2" w:tplc="0409001B" w:tentative="1">
+      <w:start w:val="1"/>
+      <w:numFmt w:val="lowerRoman"/>
+      <w:lvlText w:val="%3."/>
+      <w:lvlJc w:val="right"/>
+      <w:pPr>
+        <w:ind w:left="2520" w:hanging="180"/>
+      </w:pPr>
+    </w:lvl>
+    <w:lvl w:ilvl="3" w:tplc="0409000F" w:tentative="1">
+      <w:start w:val="1"/>
+      <w:numFmt w:val="decimal"/>
+      <w:lvlText w:val="%4."/>
+      <w:lvlJc w:val="left"/>
+      <w:pPr>
+        <w:ind w:left="3240" w:hanging="360"/>
+      </w:pPr>
+    </w:lvl>
+    <w:lvl w:ilvl="4" w:tplc="04090019" w:tentative="1">
+      <w:start w:val="1"/>
+      <w:numFmt w:val="lowerLetter"/>
+      <w:lvlText w:val="%5."/>
+      <w:lvlJc w:val="left"/>
+      <w:pPr>
+        <w:ind w:left="3960" w:hanging="360"/>
+      </w:pPr>
+    </w:lvl>
+    <w:lvl w:ilvl="5" w:tplc="0409001B" w:tentative="1">
+      <w:start w:val="1"/>
+      <w:numFmt w:val="lowerRoman"/>
+      <w:lvlText w:val="%6."/>
+      <w:lvlJc w:val="right"/>
+      <w:pPr>
+        <w:ind w:left="4680" w:hanging="180"/>
+      </w:pPr>
+    </w:lvl>
+    <w:lvl w:ilvl="6" w:tplc="0409000F" w:tentative="1">
+      <w:start w:val="1"/>
+      <w:numFmt w:val="decimal"/>
+      <w:lvlText w:val="%7."/>
+      <w:lvlJc w:val="left"/>
+      <w:pPr>
+        <w:ind w:left="5400" w:hanging="360"/>
+      </w:pPr>
+    </w:lvl>
+    <w:lvl w:ilvl="7" w:tplc="04090019" w:tentative="1">
+      <w:start w:val="1"/>
+      <w:numFmt w:val="lowerLetter"/>
+      <w:lvlText w:val="%8."/>
+      <w:lvlJc w:val="left"/>
+      <w:pPr>
+        <w:ind w:left="6120" w:hanging="360"/>
+      </w:pPr>
+    </w:lvl>
+    <w:lvl w:ilvl="8" w:tplc="0409001B" w:tentative="1">
+      <w:start w:val="1"/>
+      <w:numFmt w:val="lowerRoman"/>
+      <w:lvlText w:val="%9."/>
+      <w:lvlJc w:val="right"/>
+      <w:pPr>
+        <w:ind w:left="6840" w:hanging="180"/>
+      </w:pPr>
+    </w:lvl>
+  </w:abstractNum>
+  <w:abstractNum w:abstractNumId="14" w15:restartNumberingAfterBreak="0">
+    <w:nsid w:val="3BAF5B4D"/>
+    <w:multiLevelType w:val="hybridMultilevel"/>
+    <w:tmpl w:val="C8FCF228"/>
+    <w:lvl w:ilvl="0" w:tplc="0409000F">
+      <w:start w:val="1"/>
+      <w:numFmt w:val="decimal"/>
+      <w:lvlText w:val="%1."/>
+      <w:lvlJc w:val="left"/>
+      <w:pPr>
+        <w:ind w:left="720" w:hanging="360"/>
+      </w:pPr>
+    </w:lvl>
+    <w:lvl w:ilvl="1" w:tplc="04090019" w:tentative="1">
+      <w:start w:val="1"/>
+      <w:numFmt w:val="lowerLetter"/>
+      <w:lvlText w:val="%2."/>
+      <w:lvlJc w:val="left"/>
+      <w:pPr>
+        <w:ind w:left="1440" w:hanging="360"/>
+      </w:pPr>
+    </w:lvl>
+    <w:lvl w:ilvl="2" w:tplc="0409001B" w:tentative="1">
+      <w:start w:val="1"/>
+      <w:numFmt w:val="lowerRoman"/>
+      <w:lvlText w:val="%3."/>
+      <w:lvlJc w:val="right"/>
+      <w:pPr>
+        <w:ind w:left="2160" w:hanging="180"/>
+      </w:pPr>
+    </w:lvl>
+    <w:lvl w:ilvl="3" w:tplc="0409000F" w:tentative="1">
+      <w:start w:val="1"/>
+      <w:numFmt w:val="decimal"/>
+      <w:lvlText w:val="%4."/>
+      <w:lvlJc w:val="left"/>
+      <w:pPr>
+        <w:ind w:left="2880" w:hanging="360"/>
+      </w:pPr>
+    </w:lvl>
+    <w:lvl w:ilvl="4" w:tplc="04090019" w:tentative="1">
+      <w:start w:val="1"/>
+      <w:numFmt w:val="lowerLetter"/>
+      <w:lvlText w:val="%5."/>
+      <w:lvlJc w:val="left"/>
+      <w:pPr>
+        <w:ind w:left="3600" w:hanging="360"/>
+      </w:pPr>
+    </w:lvl>
+    <w:lvl w:ilvl="5" w:tplc="0409001B" w:tentative="1">
+      <w:start w:val="1"/>
+      <w:numFmt w:val="lowerRoman"/>
+      <w:lvlText w:val="%6."/>
+      <w:lvlJc w:val="right"/>
+      <w:pPr>
+        <w:ind w:left="4320" w:hanging="180"/>
+      </w:pPr>
+    </w:lvl>
+    <w:lvl w:ilvl="6" w:tplc="0409000F" w:tentative="1">
+      <w:start w:val="1"/>
+      <w:numFmt w:val="decimal"/>
+      <w:lvlText w:val="%7."/>
+      <w:lvlJc w:val="left"/>
+      <w:pPr>
+        <w:ind w:left="5040" w:hanging="360"/>
+      </w:pPr>
+    </w:lvl>
+    <w:lvl w:ilvl="7" w:tplc="04090019" w:tentative="1">
+      <w:start w:val="1"/>
+      <w:numFmt w:val="lowerLetter"/>
+      <w:lvlText w:val="%8."/>
+      <w:lvlJc w:val="left"/>
+      <w:pPr>
+        <w:ind w:left="5760" w:hanging="360"/>
+      </w:pPr>
+    </w:lvl>
+    <w:lvl w:ilvl="8" w:tplc="0409001B" w:tentative="1">
+      <w:start w:val="1"/>
+      <w:numFmt w:val="lowerRoman"/>
+      <w:lvlText w:val="%9."/>
+      <w:lvlJc w:val="right"/>
+      <w:pPr>
+        <w:ind w:left="6480" w:hanging="180"/>
+      </w:pPr>
+    </w:lvl>
+  </w:abstractNum>
+  <w:abstractNum w:abstractNumId="15" w15:restartNumberingAfterBreak="0">
+    <w:nsid w:val="3BD357A5"/>
+    <w:multiLevelType w:val="hybridMultilevel"/>
+    <w:tmpl w:val="F6B4D7AC"/>
+    <w:lvl w:ilvl="0" w:tplc="0409000F">
+      <w:start w:val="1"/>
+      <w:numFmt w:val="decimal"/>
+      <w:lvlText w:val="%1."/>
+      <w:lvlJc w:val="left"/>
+      <w:pPr>
+        <w:ind w:left="720" w:hanging="360"/>
+      </w:pPr>
+    </w:lvl>
+    <w:lvl w:ilvl="1" w:tplc="04090019" w:tentative="1">
+      <w:start w:val="1"/>
+      <w:numFmt w:val="lowerLetter"/>
+      <w:lvlText w:val="%2."/>
+      <w:lvlJc w:val="left"/>
+      <w:pPr>
+        <w:ind w:left="1440" w:hanging="360"/>
+      </w:pPr>
+    </w:lvl>
+    <w:lvl w:ilvl="2" w:tplc="0409001B" w:tentative="1">
+      <w:start w:val="1"/>
+      <w:numFmt w:val="lowerRoman"/>
+      <w:lvlText w:val="%3."/>
+      <w:lvlJc w:val="right"/>
+      <w:pPr>
+        <w:ind w:left="2160" w:hanging="180"/>
+      </w:pPr>
+    </w:lvl>
+    <w:lvl w:ilvl="3" w:tplc="0409000F" w:tentative="1">
+      <w:start w:val="1"/>
+      <w:numFmt w:val="decimal"/>
+      <w:lvlText w:val="%4."/>
+      <w:lvlJc w:val="left"/>
+      <w:pPr>
+        <w:ind w:left="2880" w:hanging="360"/>
+      </w:pPr>
+    </w:lvl>
+    <w:lvl w:ilvl="4" w:tplc="04090019" w:tentative="1">
+      <w:start w:val="1"/>
+      <w:numFmt w:val="lowerLetter"/>
+      <w:lvlText w:val="%5."/>
+      <w:lvlJc w:val="left"/>
+      <w:pPr>
+        <w:ind w:left="3600" w:hanging="360"/>
+      </w:pPr>
+    </w:lvl>
+    <w:lvl w:ilvl="5" w:tplc="0409001B" w:tentative="1">
+      <w:start w:val="1"/>
+      <w:numFmt w:val="lowerRoman"/>
+      <w:lvlText w:val="%6."/>
+      <w:lvlJc w:val="right"/>
+      <w:pPr>
+        <w:ind w:left="4320" w:hanging="180"/>
+      </w:pPr>
+    </w:lvl>
+    <w:lvl w:ilvl="6" w:tplc="0409000F" w:tentative="1">
+      <w:start w:val="1"/>
+      <w:numFmt w:val="decimal"/>
+      <w:lvlText w:val="%7."/>
+      <w:lvlJc w:val="left"/>
+      <w:pPr>
+        <w:ind w:left="5040" w:hanging="360"/>
+      </w:pPr>
+    </w:lvl>
+    <w:lvl w:ilvl="7" w:tplc="04090019" w:tentative="1">
+      <w:start w:val="1"/>
+      <w:numFmt w:val="lowerLetter"/>
+      <w:lvlText w:val="%8."/>
+      <w:lvlJc w:val="left"/>
+      <w:pPr>
+        <w:ind w:left="5760" w:hanging="360"/>
+      </w:pPr>
+    </w:lvl>
+    <w:lvl w:ilvl="8" w:tplc="0409001B" w:tentative="1">
+      <w:start w:val="1"/>
+      <w:numFmt w:val="lowerRoman"/>
+      <w:lvlText w:val="%9."/>
+      <w:lvlJc w:val="right"/>
+      <w:pPr>
+        <w:ind w:left="6480" w:hanging="180"/>
+      </w:pPr>
+    </w:lvl>
+  </w:abstractNum>
+  <w:abstractNum w:abstractNumId="16" w15:restartNumberingAfterBreak="0">
     <w:nsid w:val="3D2A3904"/>
     <w:multiLevelType w:val="multilevel"/>
     <w:tmpl w:val="40D6A99C"/>
@@ -948,7 +3871,464 @@
       </w:rPr>
     </w:lvl>
   </w:abstractNum>
-  <w:abstractNum w:abstractNumId="4" w15:restartNumberingAfterBreak="0">
+  <w:abstractNum w:abstractNumId="17" w15:restartNumberingAfterBreak="0">
+    <w:nsid w:val="3D6105EA"/>
+    <w:multiLevelType w:val="hybridMultilevel"/>
+    <w:tmpl w:val="0AFA8EA0"/>
+    <w:lvl w:ilvl="0" w:tplc="0409000F">
+      <w:start w:val="1"/>
+      <w:numFmt w:val="decimal"/>
+      <w:lvlText w:val="%1."/>
+      <w:lvlJc w:val="left"/>
+      <w:pPr>
+        <w:ind w:left="1530" w:hanging="360"/>
+      </w:pPr>
+    </w:lvl>
+    <w:lvl w:ilvl="1" w:tplc="04090019" w:tentative="1">
+      <w:start w:val="1"/>
+      <w:numFmt w:val="lowerLetter"/>
+      <w:lvlText w:val="%2."/>
+      <w:lvlJc w:val="left"/>
+      <w:pPr>
+        <w:ind w:left="2250" w:hanging="360"/>
+      </w:pPr>
+    </w:lvl>
+    <w:lvl w:ilvl="2" w:tplc="0409001B" w:tentative="1">
+      <w:start w:val="1"/>
+      <w:numFmt w:val="lowerRoman"/>
+      <w:lvlText w:val="%3."/>
+      <w:lvlJc w:val="right"/>
+      <w:pPr>
+        <w:ind w:left="2970" w:hanging="180"/>
+      </w:pPr>
+    </w:lvl>
+    <w:lvl w:ilvl="3" w:tplc="0409000F" w:tentative="1">
+      <w:start w:val="1"/>
+      <w:numFmt w:val="decimal"/>
+      <w:lvlText w:val="%4."/>
+      <w:lvlJc w:val="left"/>
+      <w:pPr>
+        <w:ind w:left="3690" w:hanging="360"/>
+      </w:pPr>
+    </w:lvl>
+    <w:lvl w:ilvl="4" w:tplc="04090019" w:tentative="1">
+      <w:start w:val="1"/>
+      <w:numFmt w:val="lowerLetter"/>
+      <w:lvlText w:val="%5."/>
+      <w:lvlJc w:val="left"/>
+      <w:pPr>
+        <w:ind w:left="4410" w:hanging="360"/>
+      </w:pPr>
+    </w:lvl>
+    <w:lvl w:ilvl="5" w:tplc="0409001B" w:tentative="1">
+      <w:start w:val="1"/>
+      <w:numFmt w:val="lowerRoman"/>
+      <w:lvlText w:val="%6."/>
+      <w:lvlJc w:val="right"/>
+      <w:pPr>
+        <w:ind w:left="5130" w:hanging="180"/>
+      </w:pPr>
+    </w:lvl>
+    <w:lvl w:ilvl="6" w:tplc="0409000F" w:tentative="1">
+      <w:start w:val="1"/>
+      <w:numFmt w:val="decimal"/>
+      <w:lvlText w:val="%7."/>
+      <w:lvlJc w:val="left"/>
+      <w:pPr>
+        <w:ind w:left="5850" w:hanging="360"/>
+      </w:pPr>
+    </w:lvl>
+    <w:lvl w:ilvl="7" w:tplc="04090019" w:tentative="1">
+      <w:start w:val="1"/>
+      <w:numFmt w:val="lowerLetter"/>
+      <w:lvlText w:val="%8."/>
+      <w:lvlJc w:val="left"/>
+      <w:pPr>
+        <w:ind w:left="6570" w:hanging="360"/>
+      </w:pPr>
+    </w:lvl>
+    <w:lvl w:ilvl="8" w:tplc="0409001B" w:tentative="1">
+      <w:start w:val="1"/>
+      <w:numFmt w:val="lowerRoman"/>
+      <w:lvlText w:val="%9."/>
+      <w:lvlJc w:val="right"/>
+      <w:pPr>
+        <w:ind w:left="7290" w:hanging="180"/>
+      </w:pPr>
+    </w:lvl>
+  </w:abstractNum>
+  <w:abstractNum w:abstractNumId="18" w15:restartNumberingAfterBreak="0">
+    <w:nsid w:val="4221327B"/>
+    <w:multiLevelType w:val="hybridMultilevel"/>
+    <w:tmpl w:val="9E5CA212"/>
+    <w:lvl w:ilvl="0" w:tplc="FFFFFFFF">
+      <w:start w:val="1"/>
+      <w:numFmt w:val="decimal"/>
+      <w:lvlText w:val="%1."/>
+      <w:lvlJc w:val="left"/>
+      <w:pPr>
+        <w:ind w:left="720" w:hanging="360"/>
+      </w:pPr>
+    </w:lvl>
+    <w:lvl w:ilvl="1" w:tplc="FFFFFFFF" w:tentative="1">
+      <w:start w:val="1"/>
+      <w:numFmt w:val="lowerLetter"/>
+      <w:lvlText w:val="%2."/>
+      <w:lvlJc w:val="left"/>
+      <w:pPr>
+        <w:ind w:left="1440" w:hanging="360"/>
+      </w:pPr>
+    </w:lvl>
+    <w:lvl w:ilvl="2" w:tplc="FFFFFFFF" w:tentative="1">
+      <w:start w:val="1"/>
+      <w:numFmt w:val="lowerRoman"/>
+      <w:lvlText w:val="%3."/>
+      <w:lvlJc w:val="right"/>
+      <w:pPr>
+        <w:ind w:left="2160" w:hanging="180"/>
+      </w:pPr>
+    </w:lvl>
+    <w:lvl w:ilvl="3" w:tplc="FFFFFFFF" w:tentative="1">
+      <w:start w:val="1"/>
+      <w:numFmt w:val="decimal"/>
+      <w:lvlText w:val="%4."/>
+      <w:lvlJc w:val="left"/>
+      <w:pPr>
+        <w:ind w:left="2880" w:hanging="360"/>
+      </w:pPr>
+    </w:lvl>
+    <w:lvl w:ilvl="4" w:tplc="FFFFFFFF" w:tentative="1">
+      <w:start w:val="1"/>
+      <w:numFmt w:val="lowerLetter"/>
+      <w:lvlText w:val="%5."/>
+      <w:lvlJc w:val="left"/>
+      <w:pPr>
+        <w:ind w:left="3600" w:hanging="360"/>
+      </w:pPr>
+    </w:lvl>
+    <w:lvl w:ilvl="5" w:tplc="FFFFFFFF" w:tentative="1">
+      <w:start w:val="1"/>
+      <w:numFmt w:val="lowerRoman"/>
+      <w:lvlText w:val="%6."/>
+      <w:lvlJc w:val="right"/>
+      <w:pPr>
+        <w:ind w:left="4320" w:hanging="180"/>
+      </w:pPr>
+    </w:lvl>
+    <w:lvl w:ilvl="6" w:tplc="FFFFFFFF" w:tentative="1">
+      <w:start w:val="1"/>
+      <w:numFmt w:val="decimal"/>
+      <w:lvlText w:val="%7."/>
+      <w:lvlJc w:val="left"/>
+      <w:pPr>
+        <w:ind w:left="5040" w:hanging="360"/>
+      </w:pPr>
+    </w:lvl>
+    <w:lvl w:ilvl="7" w:tplc="FFFFFFFF" w:tentative="1">
+      <w:start w:val="1"/>
+      <w:numFmt w:val="lowerLetter"/>
+      <w:lvlText w:val="%8."/>
+      <w:lvlJc w:val="left"/>
+      <w:pPr>
+        <w:ind w:left="5760" w:hanging="360"/>
+      </w:pPr>
+    </w:lvl>
+    <w:lvl w:ilvl="8" w:tplc="FFFFFFFF" w:tentative="1">
+      <w:start w:val="1"/>
+      <w:numFmt w:val="lowerRoman"/>
+      <w:lvlText w:val="%9."/>
+      <w:lvlJc w:val="right"/>
+      <w:pPr>
+        <w:ind w:left="6480" w:hanging="180"/>
+      </w:pPr>
+    </w:lvl>
+  </w:abstractNum>
+  <w:abstractNum w:abstractNumId="19" w15:restartNumberingAfterBreak="0">
+    <w:nsid w:val="42945B7F"/>
+    <w:multiLevelType w:val="hybridMultilevel"/>
+    <w:tmpl w:val="9A02A418"/>
+    <w:lvl w:ilvl="0" w:tplc="04090001">
+      <w:start w:val="1"/>
+      <w:numFmt w:val="bullet"/>
+      <w:lvlText w:val=""/>
+      <w:lvlJc w:val="left"/>
+      <w:pPr>
+        <w:ind w:left="720" w:hanging="360"/>
+      </w:pPr>
+      <w:rPr>
+        <w:rFonts w:ascii="Symbol" w:hAnsi="Symbol" w:hint="default"/>
+      </w:rPr>
+    </w:lvl>
+    <w:lvl w:ilvl="1" w:tplc="04090003" w:tentative="1">
+      <w:start w:val="1"/>
+      <w:numFmt w:val="bullet"/>
+      <w:lvlText w:val="o"/>
+      <w:lvlJc w:val="left"/>
+      <w:pPr>
+        <w:ind w:left="1440" w:hanging="360"/>
+      </w:pPr>
+      <w:rPr>
+        <w:rFonts w:ascii="Courier New" w:hAnsi="Courier New" w:cs="Courier New" w:hint="default"/>
+      </w:rPr>
+    </w:lvl>
+    <w:lvl w:ilvl="2" w:tplc="04090005" w:tentative="1">
+      <w:start w:val="1"/>
+      <w:numFmt w:val="bullet"/>
+      <w:lvlText w:val=""/>
+      <w:lvlJc w:val="left"/>
+      <w:pPr>
+        <w:ind w:left="2160" w:hanging="360"/>
+      </w:pPr>
+      <w:rPr>
+        <w:rFonts w:ascii="Wingdings" w:hAnsi="Wingdings" w:hint="default"/>
+      </w:rPr>
+    </w:lvl>
+    <w:lvl w:ilvl="3" w:tplc="04090001" w:tentative="1">
+      <w:start w:val="1"/>
+      <w:numFmt w:val="bullet"/>
+      <w:lvlText w:val=""/>
+      <w:lvlJc w:val="left"/>
+      <w:pPr>
+        <w:ind w:left="2880" w:hanging="360"/>
+      </w:pPr>
+      <w:rPr>
+        <w:rFonts w:ascii="Symbol" w:hAnsi="Symbol" w:hint="default"/>
+      </w:rPr>
+    </w:lvl>
+    <w:lvl w:ilvl="4" w:tplc="04090003" w:tentative="1">
+      <w:start w:val="1"/>
+      <w:numFmt w:val="bullet"/>
+      <w:lvlText w:val="o"/>
+      <w:lvlJc w:val="left"/>
+      <w:pPr>
+        <w:ind w:left="3600" w:hanging="360"/>
+      </w:pPr>
+      <w:rPr>
+        <w:rFonts w:ascii="Courier New" w:hAnsi="Courier New" w:cs="Courier New" w:hint="default"/>
+      </w:rPr>
+    </w:lvl>
+    <w:lvl w:ilvl="5" w:tplc="04090005" w:tentative="1">
+      <w:start w:val="1"/>
+      <w:numFmt w:val="bullet"/>
+      <w:lvlText w:val=""/>
+      <w:lvlJc w:val="left"/>
+      <w:pPr>
+        <w:ind w:left="4320" w:hanging="360"/>
+      </w:pPr>
+      <w:rPr>
+        <w:rFonts w:ascii="Wingdings" w:hAnsi="Wingdings" w:hint="default"/>
+      </w:rPr>
+    </w:lvl>
+    <w:lvl w:ilvl="6" w:tplc="04090001" w:tentative="1">
+      <w:start w:val="1"/>
+      <w:numFmt w:val="bullet"/>
+      <w:lvlText w:val=""/>
+      <w:lvlJc w:val="left"/>
+      <w:pPr>
+        <w:ind w:left="5040" w:hanging="360"/>
+      </w:pPr>
+      <w:rPr>
+        <w:rFonts w:ascii="Symbol" w:hAnsi="Symbol" w:hint="default"/>
+      </w:rPr>
+    </w:lvl>
+    <w:lvl w:ilvl="7" w:tplc="04090003" w:tentative="1">
+      <w:start w:val="1"/>
+      <w:numFmt w:val="bullet"/>
+      <w:lvlText w:val="o"/>
+      <w:lvlJc w:val="left"/>
+      <w:pPr>
+        <w:ind w:left="5760" w:hanging="360"/>
+      </w:pPr>
+      <w:rPr>
+        <w:rFonts w:ascii="Courier New" w:hAnsi="Courier New" w:cs="Courier New" w:hint="default"/>
+      </w:rPr>
+    </w:lvl>
+    <w:lvl w:ilvl="8" w:tplc="04090005" w:tentative="1">
+      <w:start w:val="1"/>
+      <w:numFmt w:val="bullet"/>
+      <w:lvlText w:val=""/>
+      <w:lvlJc w:val="left"/>
+      <w:pPr>
+        <w:ind w:left="6480" w:hanging="360"/>
+      </w:pPr>
+      <w:rPr>
+        <w:rFonts w:ascii="Wingdings" w:hAnsi="Wingdings" w:hint="default"/>
+      </w:rPr>
+    </w:lvl>
+  </w:abstractNum>
+  <w:abstractNum w:abstractNumId="20" w15:restartNumberingAfterBreak="0">
+    <w:nsid w:val="46072FDB"/>
+    <w:multiLevelType w:val="hybridMultilevel"/>
+    <w:tmpl w:val="25DA826A"/>
+    <w:lvl w:ilvl="0" w:tplc="0409000F">
+      <w:start w:val="1"/>
+      <w:numFmt w:val="decimal"/>
+      <w:lvlText w:val="%1."/>
+      <w:lvlJc w:val="left"/>
+      <w:pPr>
+        <w:ind w:left="1080" w:hanging="360"/>
+      </w:pPr>
+    </w:lvl>
+    <w:lvl w:ilvl="1" w:tplc="04090019" w:tentative="1">
+      <w:start w:val="1"/>
+      <w:numFmt w:val="lowerLetter"/>
+      <w:lvlText w:val="%2."/>
+      <w:lvlJc w:val="left"/>
+      <w:pPr>
+        <w:ind w:left="1800" w:hanging="360"/>
+      </w:pPr>
+    </w:lvl>
+    <w:lvl w:ilvl="2" w:tplc="0409001B" w:tentative="1">
+      <w:start w:val="1"/>
+      <w:numFmt w:val="lowerRoman"/>
+      <w:lvlText w:val="%3."/>
+      <w:lvlJc w:val="right"/>
+      <w:pPr>
+        <w:ind w:left="2520" w:hanging="180"/>
+      </w:pPr>
+    </w:lvl>
+    <w:lvl w:ilvl="3" w:tplc="0409000F" w:tentative="1">
+      <w:start w:val="1"/>
+      <w:numFmt w:val="decimal"/>
+      <w:lvlText w:val="%4."/>
+      <w:lvlJc w:val="left"/>
+      <w:pPr>
+        <w:ind w:left="3240" w:hanging="360"/>
+      </w:pPr>
+    </w:lvl>
+    <w:lvl w:ilvl="4" w:tplc="04090019" w:tentative="1">
+      <w:start w:val="1"/>
+      <w:numFmt w:val="lowerLetter"/>
+      <w:lvlText w:val="%5."/>
+      <w:lvlJc w:val="left"/>
+      <w:pPr>
+        <w:ind w:left="3960" w:hanging="360"/>
+      </w:pPr>
+    </w:lvl>
+    <w:lvl w:ilvl="5" w:tplc="0409001B" w:tentative="1">
+      <w:start w:val="1"/>
+      <w:numFmt w:val="lowerRoman"/>
+      <w:lvlText w:val="%6."/>
+      <w:lvlJc w:val="right"/>
+      <w:pPr>
+        <w:ind w:left="4680" w:hanging="180"/>
+      </w:pPr>
+    </w:lvl>
+    <w:lvl w:ilvl="6" w:tplc="0409000F" w:tentative="1">
+      <w:start w:val="1"/>
+      <w:numFmt w:val="decimal"/>
+      <w:lvlText w:val="%7."/>
+      <w:lvlJc w:val="left"/>
+      <w:pPr>
+        <w:ind w:left="5400" w:hanging="360"/>
+      </w:pPr>
+    </w:lvl>
+    <w:lvl w:ilvl="7" w:tplc="04090019" w:tentative="1">
+      <w:start w:val="1"/>
+      <w:numFmt w:val="lowerLetter"/>
+      <w:lvlText w:val="%8."/>
+      <w:lvlJc w:val="left"/>
+      <w:pPr>
+        <w:ind w:left="6120" w:hanging="360"/>
+      </w:pPr>
+    </w:lvl>
+    <w:lvl w:ilvl="8" w:tplc="0409001B" w:tentative="1">
+      <w:start w:val="1"/>
+      <w:numFmt w:val="lowerRoman"/>
+      <w:lvlText w:val="%9."/>
+      <w:lvlJc w:val="right"/>
+      <w:pPr>
+        <w:ind w:left="6840" w:hanging="180"/>
+      </w:pPr>
+    </w:lvl>
+  </w:abstractNum>
+  <w:abstractNum w:abstractNumId="21" w15:restartNumberingAfterBreak="0">
+    <w:nsid w:val="4BC05C92"/>
+    <w:multiLevelType w:val="hybridMultilevel"/>
+    <w:tmpl w:val="BB0C6986"/>
+    <w:lvl w:ilvl="0" w:tplc="FFFFFFFF">
+      <w:start w:val="1"/>
+      <w:numFmt w:val="decimal"/>
+      <w:lvlText w:val="%1."/>
+      <w:lvlJc w:val="left"/>
+      <w:pPr>
+        <w:ind w:left="720" w:hanging="360"/>
+      </w:pPr>
+    </w:lvl>
+    <w:lvl w:ilvl="1" w:tplc="FFFFFFFF" w:tentative="1">
+      <w:start w:val="1"/>
+      <w:numFmt w:val="lowerLetter"/>
+      <w:lvlText w:val="%2."/>
+      <w:lvlJc w:val="left"/>
+      <w:pPr>
+        <w:ind w:left="1440" w:hanging="360"/>
+      </w:pPr>
+    </w:lvl>
+    <w:lvl w:ilvl="2" w:tplc="FFFFFFFF" w:tentative="1">
+      <w:start w:val="1"/>
+      <w:numFmt w:val="lowerRoman"/>
+      <w:lvlText w:val="%3."/>
+      <w:lvlJc w:val="right"/>
+      <w:pPr>
+        <w:ind w:left="2160" w:hanging="180"/>
+      </w:pPr>
+    </w:lvl>
+    <w:lvl w:ilvl="3" w:tplc="FFFFFFFF" w:tentative="1">
+      <w:start w:val="1"/>
+      <w:numFmt w:val="decimal"/>
+      <w:lvlText w:val="%4."/>
+      <w:lvlJc w:val="left"/>
+      <w:pPr>
+        <w:ind w:left="2880" w:hanging="360"/>
+      </w:pPr>
+    </w:lvl>
+    <w:lvl w:ilvl="4" w:tplc="FFFFFFFF" w:tentative="1">
+      <w:start w:val="1"/>
+      <w:numFmt w:val="lowerLetter"/>
+      <w:lvlText w:val="%5."/>
+      <w:lvlJc w:val="left"/>
+      <w:pPr>
+        <w:ind w:left="3600" w:hanging="360"/>
+      </w:pPr>
+    </w:lvl>
+    <w:lvl w:ilvl="5" w:tplc="FFFFFFFF" w:tentative="1">
+      <w:start w:val="1"/>
+      <w:numFmt w:val="lowerRoman"/>
+      <w:lvlText w:val="%6."/>
+      <w:lvlJc w:val="right"/>
+      <w:pPr>
+        <w:ind w:left="4320" w:hanging="180"/>
+      </w:pPr>
+    </w:lvl>
+    <w:lvl w:ilvl="6" w:tplc="FFFFFFFF" w:tentative="1">
+      <w:start w:val="1"/>
+      <w:numFmt w:val="decimal"/>
+      <w:lvlText w:val="%7."/>
+      <w:lvlJc w:val="left"/>
+      <w:pPr>
+        <w:ind w:left="5040" w:hanging="360"/>
+      </w:pPr>
+    </w:lvl>
+    <w:lvl w:ilvl="7" w:tplc="FFFFFFFF" w:tentative="1">
+      <w:start w:val="1"/>
+      <w:numFmt w:val="lowerLetter"/>
+      <w:lvlText w:val="%8."/>
+      <w:lvlJc w:val="left"/>
+      <w:pPr>
+        <w:ind w:left="5760" w:hanging="360"/>
+      </w:pPr>
+    </w:lvl>
+    <w:lvl w:ilvl="8" w:tplc="FFFFFFFF" w:tentative="1">
+      <w:start w:val="1"/>
+      <w:numFmt w:val="lowerRoman"/>
+      <w:lvlText w:val="%9."/>
+      <w:lvlJc w:val="right"/>
+      <w:pPr>
+        <w:ind w:left="6480" w:hanging="180"/>
+      </w:pPr>
+    </w:lvl>
+  </w:abstractNum>
+  <w:abstractNum w:abstractNumId="22" w15:restartNumberingAfterBreak="0">
     <w:nsid w:val="4FAB203D"/>
     <w:multiLevelType w:val="multilevel"/>
     <w:tmpl w:val="159EB9C4"/>
@@ -1061,7 +4441,378 @@
       </w:rPr>
     </w:lvl>
   </w:abstractNum>
-  <w:abstractNum w:abstractNumId="5" w15:restartNumberingAfterBreak="0">
+  <w:abstractNum w:abstractNumId="23" w15:restartNumberingAfterBreak="0">
+    <w:nsid w:val="57337916"/>
+    <w:multiLevelType w:val="hybridMultilevel"/>
+    <w:tmpl w:val="E82C8124"/>
+    <w:lvl w:ilvl="0" w:tplc="0409000F">
+      <w:start w:val="1"/>
+      <w:numFmt w:val="decimal"/>
+      <w:lvlText w:val="%1."/>
+      <w:lvlJc w:val="left"/>
+      <w:pPr>
+        <w:ind w:left="720" w:hanging="360"/>
+      </w:pPr>
+    </w:lvl>
+    <w:lvl w:ilvl="1" w:tplc="04090019" w:tentative="1">
+      <w:start w:val="1"/>
+      <w:numFmt w:val="lowerLetter"/>
+      <w:lvlText w:val="%2."/>
+      <w:lvlJc w:val="left"/>
+      <w:pPr>
+        <w:ind w:left="1440" w:hanging="360"/>
+      </w:pPr>
+    </w:lvl>
+    <w:lvl w:ilvl="2" w:tplc="0409001B" w:tentative="1">
+      <w:start w:val="1"/>
+      <w:numFmt w:val="lowerRoman"/>
+      <w:lvlText w:val="%3."/>
+      <w:lvlJc w:val="right"/>
+      <w:pPr>
+        <w:ind w:left="2160" w:hanging="180"/>
+      </w:pPr>
+    </w:lvl>
+    <w:lvl w:ilvl="3" w:tplc="0409000F" w:tentative="1">
+      <w:start w:val="1"/>
+      <w:numFmt w:val="decimal"/>
+      <w:lvlText w:val="%4."/>
+      <w:lvlJc w:val="left"/>
+      <w:pPr>
+        <w:ind w:left="2880" w:hanging="360"/>
+      </w:pPr>
+    </w:lvl>
+    <w:lvl w:ilvl="4" w:tplc="04090019" w:tentative="1">
+      <w:start w:val="1"/>
+      <w:numFmt w:val="lowerLetter"/>
+      <w:lvlText w:val="%5."/>
+      <w:lvlJc w:val="left"/>
+      <w:pPr>
+        <w:ind w:left="3600" w:hanging="360"/>
+      </w:pPr>
+    </w:lvl>
+    <w:lvl w:ilvl="5" w:tplc="0409001B" w:tentative="1">
+      <w:start w:val="1"/>
+      <w:numFmt w:val="lowerRoman"/>
+      <w:lvlText w:val="%6."/>
+      <w:lvlJc w:val="right"/>
+      <w:pPr>
+        <w:ind w:left="4320" w:hanging="180"/>
+      </w:pPr>
+    </w:lvl>
+    <w:lvl w:ilvl="6" w:tplc="0409000F" w:tentative="1">
+      <w:start w:val="1"/>
+      <w:numFmt w:val="decimal"/>
+      <w:lvlText w:val="%7."/>
+      <w:lvlJc w:val="left"/>
+      <w:pPr>
+        <w:ind w:left="5040" w:hanging="360"/>
+      </w:pPr>
+    </w:lvl>
+    <w:lvl w:ilvl="7" w:tplc="04090019" w:tentative="1">
+      <w:start w:val="1"/>
+      <w:numFmt w:val="lowerLetter"/>
+      <w:lvlText w:val="%8."/>
+      <w:lvlJc w:val="left"/>
+      <w:pPr>
+        <w:ind w:left="5760" w:hanging="360"/>
+      </w:pPr>
+    </w:lvl>
+    <w:lvl w:ilvl="8" w:tplc="0409001B" w:tentative="1">
+      <w:start w:val="1"/>
+      <w:numFmt w:val="lowerRoman"/>
+      <w:lvlText w:val="%9."/>
+      <w:lvlJc w:val="right"/>
+      <w:pPr>
+        <w:ind w:left="6480" w:hanging="180"/>
+      </w:pPr>
+    </w:lvl>
+  </w:abstractNum>
+  <w:abstractNum w:abstractNumId="24" w15:restartNumberingAfterBreak="0">
+    <w:nsid w:val="5D7C23C9"/>
+    <w:multiLevelType w:val="hybridMultilevel"/>
+    <w:tmpl w:val="0B9EFF7E"/>
+    <w:lvl w:ilvl="0" w:tplc="0409000F">
+      <w:start w:val="1"/>
+      <w:numFmt w:val="decimal"/>
+      <w:lvlText w:val="%1."/>
+      <w:lvlJc w:val="left"/>
+      <w:pPr>
+        <w:ind w:left="720" w:hanging="360"/>
+      </w:pPr>
+    </w:lvl>
+    <w:lvl w:ilvl="1" w:tplc="04090019" w:tentative="1">
+      <w:start w:val="1"/>
+      <w:numFmt w:val="lowerLetter"/>
+      <w:lvlText w:val="%2."/>
+      <w:lvlJc w:val="left"/>
+      <w:pPr>
+        <w:ind w:left="1440" w:hanging="360"/>
+      </w:pPr>
+    </w:lvl>
+    <w:lvl w:ilvl="2" w:tplc="0409001B" w:tentative="1">
+      <w:start w:val="1"/>
+      <w:numFmt w:val="lowerRoman"/>
+      <w:lvlText w:val="%3."/>
+      <w:lvlJc w:val="right"/>
+      <w:pPr>
+        <w:ind w:left="2160" w:hanging="180"/>
+      </w:pPr>
+    </w:lvl>
+    <w:lvl w:ilvl="3" w:tplc="0409000F" w:tentative="1">
+      <w:start w:val="1"/>
+      <w:numFmt w:val="decimal"/>
+      <w:lvlText w:val="%4."/>
+      <w:lvlJc w:val="left"/>
+      <w:pPr>
+        <w:ind w:left="2880" w:hanging="360"/>
+      </w:pPr>
+    </w:lvl>
+    <w:lvl w:ilvl="4" w:tplc="04090019" w:tentative="1">
+      <w:start w:val="1"/>
+      <w:numFmt w:val="lowerLetter"/>
+      <w:lvlText w:val="%5."/>
+      <w:lvlJc w:val="left"/>
+      <w:pPr>
+        <w:ind w:left="3600" w:hanging="360"/>
+      </w:pPr>
+    </w:lvl>
+    <w:lvl w:ilvl="5" w:tplc="0409001B" w:tentative="1">
+      <w:start w:val="1"/>
+      <w:numFmt w:val="lowerRoman"/>
+      <w:lvlText w:val="%6."/>
+      <w:lvlJc w:val="right"/>
+      <w:pPr>
+        <w:ind w:left="4320" w:hanging="180"/>
+      </w:pPr>
+    </w:lvl>
+    <w:lvl w:ilvl="6" w:tplc="0409000F" w:tentative="1">
+      <w:start w:val="1"/>
+      <w:numFmt w:val="decimal"/>
+      <w:lvlText w:val="%7."/>
+      <w:lvlJc w:val="left"/>
+      <w:pPr>
+        <w:ind w:left="5040" w:hanging="360"/>
+      </w:pPr>
+    </w:lvl>
+    <w:lvl w:ilvl="7" w:tplc="04090019" w:tentative="1">
+      <w:start w:val="1"/>
+      <w:numFmt w:val="lowerLetter"/>
+      <w:lvlText w:val="%8."/>
+      <w:lvlJc w:val="left"/>
+      <w:pPr>
+        <w:ind w:left="5760" w:hanging="360"/>
+      </w:pPr>
+    </w:lvl>
+    <w:lvl w:ilvl="8" w:tplc="0409001B" w:tentative="1">
+      <w:start w:val="1"/>
+      <w:numFmt w:val="lowerRoman"/>
+      <w:lvlText w:val="%9."/>
+      <w:lvlJc w:val="right"/>
+      <w:pPr>
+        <w:ind w:left="6480" w:hanging="180"/>
+      </w:pPr>
+    </w:lvl>
+  </w:abstractNum>
+  <w:abstractNum w:abstractNumId="25" w15:restartNumberingAfterBreak="0">
+    <w:nsid w:val="5EA244EB"/>
+    <w:multiLevelType w:val="hybridMultilevel"/>
+    <w:tmpl w:val="B9602810"/>
+    <w:lvl w:ilvl="0" w:tplc="04090001">
+      <w:start w:val="1"/>
+      <w:numFmt w:val="bullet"/>
+      <w:lvlText w:val=""/>
+      <w:lvlJc w:val="left"/>
+      <w:pPr>
+        <w:ind w:left="720" w:hanging="360"/>
+      </w:pPr>
+      <w:rPr>
+        <w:rFonts w:ascii="Symbol" w:hAnsi="Symbol" w:hint="default"/>
+      </w:rPr>
+    </w:lvl>
+    <w:lvl w:ilvl="1" w:tplc="04090003" w:tentative="1">
+      <w:start w:val="1"/>
+      <w:numFmt w:val="bullet"/>
+      <w:lvlText w:val="o"/>
+      <w:lvlJc w:val="left"/>
+      <w:pPr>
+        <w:ind w:left="1440" w:hanging="360"/>
+      </w:pPr>
+      <w:rPr>
+        <w:rFonts w:ascii="Courier New" w:hAnsi="Courier New" w:cs="Courier New" w:hint="default"/>
+      </w:rPr>
+    </w:lvl>
+    <w:lvl w:ilvl="2" w:tplc="04090005" w:tentative="1">
+      <w:start w:val="1"/>
+      <w:numFmt w:val="bullet"/>
+      <w:lvlText w:val=""/>
+      <w:lvlJc w:val="left"/>
+      <w:pPr>
+        <w:ind w:left="2160" w:hanging="360"/>
+      </w:pPr>
+      <w:rPr>
+        <w:rFonts w:ascii="Wingdings" w:hAnsi="Wingdings" w:hint="default"/>
+      </w:rPr>
+    </w:lvl>
+    <w:lvl w:ilvl="3" w:tplc="04090001" w:tentative="1">
+      <w:start w:val="1"/>
+      <w:numFmt w:val="bullet"/>
+      <w:lvlText w:val=""/>
+      <w:lvlJc w:val="left"/>
+      <w:pPr>
+        <w:ind w:left="2880" w:hanging="360"/>
+      </w:pPr>
+      <w:rPr>
+        <w:rFonts w:ascii="Symbol" w:hAnsi="Symbol" w:hint="default"/>
+      </w:rPr>
+    </w:lvl>
+    <w:lvl w:ilvl="4" w:tplc="04090003" w:tentative="1">
+      <w:start w:val="1"/>
+      <w:numFmt w:val="bullet"/>
+      <w:lvlText w:val="o"/>
+      <w:lvlJc w:val="left"/>
+      <w:pPr>
+        <w:ind w:left="3600" w:hanging="360"/>
+      </w:pPr>
+      <w:rPr>
+        <w:rFonts w:ascii="Courier New" w:hAnsi="Courier New" w:cs="Courier New" w:hint="default"/>
+      </w:rPr>
+    </w:lvl>
+    <w:lvl w:ilvl="5" w:tplc="04090005" w:tentative="1">
+      <w:start w:val="1"/>
+      <w:numFmt w:val="bullet"/>
+      <w:lvlText w:val=""/>
+      <w:lvlJc w:val="left"/>
+      <w:pPr>
+        <w:ind w:left="4320" w:hanging="360"/>
+      </w:pPr>
+      <w:rPr>
+        <w:rFonts w:ascii="Wingdings" w:hAnsi="Wingdings" w:hint="default"/>
+      </w:rPr>
+    </w:lvl>
+    <w:lvl w:ilvl="6" w:tplc="04090001" w:tentative="1">
+      <w:start w:val="1"/>
+      <w:numFmt w:val="bullet"/>
+      <w:lvlText w:val=""/>
+      <w:lvlJc w:val="left"/>
+      <w:pPr>
+        <w:ind w:left="5040" w:hanging="360"/>
+      </w:pPr>
+      <w:rPr>
+        <w:rFonts w:ascii="Symbol" w:hAnsi="Symbol" w:hint="default"/>
+      </w:rPr>
+    </w:lvl>
+    <w:lvl w:ilvl="7" w:tplc="04090003" w:tentative="1">
+      <w:start w:val="1"/>
+      <w:numFmt w:val="bullet"/>
+      <w:lvlText w:val="o"/>
+      <w:lvlJc w:val="left"/>
+      <w:pPr>
+        <w:ind w:left="5760" w:hanging="360"/>
+      </w:pPr>
+      <w:rPr>
+        <w:rFonts w:ascii="Courier New" w:hAnsi="Courier New" w:cs="Courier New" w:hint="default"/>
+      </w:rPr>
+    </w:lvl>
+    <w:lvl w:ilvl="8" w:tplc="04090005" w:tentative="1">
+      <w:start w:val="1"/>
+      <w:numFmt w:val="bullet"/>
+      <w:lvlText w:val=""/>
+      <w:lvlJc w:val="left"/>
+      <w:pPr>
+        <w:ind w:left="6480" w:hanging="360"/>
+      </w:pPr>
+      <w:rPr>
+        <w:rFonts w:ascii="Wingdings" w:hAnsi="Wingdings" w:hint="default"/>
+      </w:rPr>
+    </w:lvl>
+  </w:abstractNum>
+  <w:abstractNum w:abstractNumId="26" w15:restartNumberingAfterBreak="0">
+    <w:nsid w:val="66407C4D"/>
+    <w:multiLevelType w:val="hybridMultilevel"/>
+    <w:tmpl w:val="D6C618C6"/>
+    <w:lvl w:ilvl="0" w:tplc="0409000F">
+      <w:start w:val="1"/>
+      <w:numFmt w:val="decimal"/>
+      <w:lvlText w:val="%1."/>
+      <w:lvlJc w:val="left"/>
+      <w:pPr>
+        <w:ind w:left="720" w:hanging="360"/>
+      </w:pPr>
+    </w:lvl>
+    <w:lvl w:ilvl="1" w:tplc="04090019" w:tentative="1">
+      <w:start w:val="1"/>
+      <w:numFmt w:val="lowerLetter"/>
+      <w:lvlText w:val="%2."/>
+      <w:lvlJc w:val="left"/>
+      <w:pPr>
+        <w:ind w:left="1440" w:hanging="360"/>
+      </w:pPr>
+    </w:lvl>
+    <w:lvl w:ilvl="2" w:tplc="0409001B" w:tentative="1">
+      <w:start w:val="1"/>
+      <w:numFmt w:val="lowerRoman"/>
+      <w:lvlText w:val="%3."/>
+      <w:lvlJc w:val="right"/>
+      <w:pPr>
+        <w:ind w:left="2160" w:hanging="180"/>
+      </w:pPr>
+    </w:lvl>
+    <w:lvl w:ilvl="3" w:tplc="0409000F" w:tentative="1">
+      <w:start w:val="1"/>
+      <w:numFmt w:val="decimal"/>
+      <w:lvlText w:val="%4."/>
+      <w:lvlJc w:val="left"/>
+      <w:pPr>
+        <w:ind w:left="2880" w:hanging="360"/>
+      </w:pPr>
+    </w:lvl>
+    <w:lvl w:ilvl="4" w:tplc="04090019" w:tentative="1">
+      <w:start w:val="1"/>
+      <w:numFmt w:val="lowerLetter"/>
+      <w:lvlText w:val="%5."/>
+      <w:lvlJc w:val="left"/>
+      <w:pPr>
+        <w:ind w:left="3600" w:hanging="360"/>
+      </w:pPr>
+    </w:lvl>
+    <w:lvl w:ilvl="5" w:tplc="0409001B" w:tentative="1">
+      <w:start w:val="1"/>
+      <w:numFmt w:val="lowerRoman"/>
+      <w:lvlText w:val="%6."/>
+      <w:lvlJc w:val="right"/>
+      <w:pPr>
+        <w:ind w:left="4320" w:hanging="180"/>
+      </w:pPr>
+    </w:lvl>
+    <w:lvl w:ilvl="6" w:tplc="0409000F" w:tentative="1">
+      <w:start w:val="1"/>
+      <w:numFmt w:val="decimal"/>
+      <w:lvlText w:val="%7."/>
+      <w:lvlJc w:val="left"/>
+      <w:pPr>
+        <w:ind w:left="5040" w:hanging="360"/>
+      </w:pPr>
+    </w:lvl>
+    <w:lvl w:ilvl="7" w:tplc="04090019" w:tentative="1">
+      <w:start w:val="1"/>
+      <w:numFmt w:val="lowerLetter"/>
+      <w:lvlText w:val="%8."/>
+      <w:lvlJc w:val="left"/>
+      <w:pPr>
+        <w:ind w:left="5760" w:hanging="360"/>
+      </w:pPr>
+    </w:lvl>
+    <w:lvl w:ilvl="8" w:tplc="0409001B" w:tentative="1">
+      <w:start w:val="1"/>
+      <w:numFmt w:val="lowerRoman"/>
+      <w:lvlText w:val="%9."/>
+      <w:lvlJc w:val="right"/>
+      <w:pPr>
+        <w:ind w:left="6480" w:hanging="180"/>
+      </w:pPr>
+    </w:lvl>
+  </w:abstractNum>
+  <w:abstractNum w:abstractNumId="27" w15:restartNumberingAfterBreak="0">
     <w:nsid w:val="67CE06BB"/>
     <w:multiLevelType w:val="multilevel"/>
     <w:tmpl w:val="DEC6FB9A"/>
@@ -1174,7 +4925,7 @@
       </w:rPr>
     </w:lvl>
   </w:abstractNum>
-  <w:abstractNum w:abstractNumId="6" w15:restartNumberingAfterBreak="0">
+  <w:abstractNum w:abstractNumId="28" w15:restartNumberingAfterBreak="0">
     <w:nsid w:val="6C664804"/>
     <w:multiLevelType w:val="multilevel"/>
     <w:tmpl w:val="1C10D2B4"/>
@@ -1288,25 +5039,91 @@
     </w:lvl>
   </w:abstractNum>
   <w:num w:numId="1" w16cid:durableId="1379552388">
+    <w:abstractNumId w:val="7"/>
+  </w:num>
+  <w:num w:numId="2" w16cid:durableId="1207328678">
+    <w:abstractNumId w:val="22"/>
+  </w:num>
+  <w:num w:numId="3" w16cid:durableId="1909802252">
+    <w:abstractNumId w:val="27"/>
+  </w:num>
+  <w:num w:numId="4" w16cid:durableId="151065617">
+    <w:abstractNumId w:val="10"/>
+  </w:num>
+  <w:num w:numId="5" w16cid:durableId="1380469359">
+    <w:abstractNumId w:val="16"/>
+  </w:num>
+  <w:num w:numId="6" w16cid:durableId="292910748">
+    <w:abstractNumId w:val="9"/>
+  </w:num>
+  <w:num w:numId="7" w16cid:durableId="1348364063">
+    <w:abstractNumId w:val="28"/>
+  </w:num>
+  <w:num w:numId="8" w16cid:durableId="4866161">
     <w:abstractNumId w:val="0"/>
   </w:num>
-  <w:num w:numId="2" w16cid:durableId="1207328678">
+  <w:num w:numId="9" w16cid:durableId="1001200538">
+    <w:abstractNumId w:val="5"/>
+  </w:num>
+  <w:num w:numId="10" w16cid:durableId="1422796033">
+    <w:abstractNumId w:val="19"/>
+  </w:num>
+  <w:num w:numId="11" w16cid:durableId="64962392">
+    <w:abstractNumId w:val="25"/>
+  </w:num>
+  <w:num w:numId="12" w16cid:durableId="816074081">
+    <w:abstractNumId w:val="23"/>
+  </w:num>
+  <w:num w:numId="13" w16cid:durableId="1915116975">
+    <w:abstractNumId w:val="14"/>
+  </w:num>
+  <w:num w:numId="14" w16cid:durableId="127207572">
+    <w:abstractNumId w:val="15"/>
+  </w:num>
+  <w:num w:numId="15" w16cid:durableId="1287539637">
+    <w:abstractNumId w:val="8"/>
+  </w:num>
+  <w:num w:numId="16" w16cid:durableId="1112090009">
     <w:abstractNumId w:val="4"/>
   </w:num>
-  <w:num w:numId="3" w16cid:durableId="1909802252">
-    <w:abstractNumId w:val="5"/>
+  <w:num w:numId="17" w16cid:durableId="1684361280">
+    <w:abstractNumId w:val="18"/>
   </w:num>
-  <w:num w:numId="4" w16cid:durableId="151065617">
+  <w:num w:numId="18" w16cid:durableId="432213273">
+    <w:abstractNumId w:val="21"/>
+  </w:num>
+  <w:num w:numId="19" w16cid:durableId="1561941815">
+    <w:abstractNumId w:val="6"/>
+  </w:num>
+  <w:num w:numId="20" w16cid:durableId="549341099">
+    <w:abstractNumId w:val="13"/>
+  </w:num>
+  <w:num w:numId="21" w16cid:durableId="1170217056">
+    <w:abstractNumId w:val="20"/>
+  </w:num>
+  <w:num w:numId="22" w16cid:durableId="1634826148">
+    <w:abstractNumId w:val="12"/>
+  </w:num>
+  <w:num w:numId="23" w16cid:durableId="1469127819">
+    <w:abstractNumId w:val="17"/>
+  </w:num>
+  <w:num w:numId="24" w16cid:durableId="1978073718">
     <w:abstractNumId w:val="2"/>
   </w:num>
-  <w:num w:numId="5" w16cid:durableId="1380469359">
+  <w:num w:numId="25" w16cid:durableId="472717126">
+    <w:abstractNumId w:val="1"/>
+  </w:num>
+  <w:num w:numId="26" w16cid:durableId="850919431">
     <w:abstractNumId w:val="3"/>
   </w:num>
-  <w:num w:numId="6" w16cid:durableId="292910748">
-    <w:abstractNumId w:val="1"/>
+  <w:num w:numId="27" w16cid:durableId="1306661420">
+    <w:abstractNumId w:val="11"/>
   </w:num>
-  <w:num w:numId="7" w16cid:durableId="1348364063">
-    <w:abstractNumId w:val="6"/>
+  <w:num w:numId="28" w16cid:durableId="904146952">
+    <w:abstractNumId w:val="26"/>
+  </w:num>
+  <w:num w:numId="29" w16cid:durableId="2047365390">
+    <w:abstractNumId w:val="24"/>
   </w:num>
 </w:numbering>
 </file>
@@ -1898,6 +5715,356 @@
       <w:szCs w:val="30"/>
     </w:rPr>
   </w:style>
+  <w:style w:type="table" w:styleId="TableGrid">
+    <w:name w:val="Table Grid"/>
+    <w:basedOn w:val="TableNormal"/>
+    <w:uiPriority w:val="39"/>
+    <w:rsid w:val="008B2D8F"/>
+    <w:pPr>
+      <w:spacing w:line="240" w:lineRule="auto"/>
+    </w:pPr>
+    <w:tblPr>
+      <w:tblBorders>
+        <w:top w:val="single" w:sz="4" w:space="0" w:color="auto"/>
+        <w:left w:val="single" w:sz="4" w:space="0" w:color="auto"/>
+        <w:bottom w:val="single" w:sz="4" w:space="0" w:color="auto"/>
+        <w:right w:val="single" w:sz="4" w:space="0" w:color="auto"/>
+        <w:insideH w:val="single" w:sz="4" w:space="0" w:color="auto"/>
+        <w:insideV w:val="single" w:sz="4" w:space="0" w:color="auto"/>
+      </w:tblBorders>
+    </w:tblPr>
+  </w:style>
+  <w:style w:type="table" w:styleId="TableGridLight">
+    <w:name w:val="Grid Table Light"/>
+    <w:basedOn w:val="TableNormal"/>
+    <w:uiPriority w:val="40"/>
+    <w:rsid w:val="008B2D8F"/>
+    <w:pPr>
+      <w:spacing w:line="240" w:lineRule="auto"/>
+    </w:pPr>
+    <w:tblPr>
+      <w:tblBorders>
+        <w:top w:val="single" w:sz="4" w:space="0" w:color="BFBFBF" w:themeColor="background1" w:themeShade="BF"/>
+        <w:left w:val="single" w:sz="4" w:space="0" w:color="BFBFBF" w:themeColor="background1" w:themeShade="BF"/>
+        <w:bottom w:val="single" w:sz="4" w:space="0" w:color="BFBFBF" w:themeColor="background1" w:themeShade="BF"/>
+        <w:right w:val="single" w:sz="4" w:space="0" w:color="BFBFBF" w:themeColor="background1" w:themeShade="BF"/>
+        <w:insideH w:val="single" w:sz="4" w:space="0" w:color="BFBFBF" w:themeColor="background1" w:themeShade="BF"/>
+        <w:insideV w:val="single" w:sz="4" w:space="0" w:color="BFBFBF" w:themeColor="background1" w:themeShade="BF"/>
+      </w:tblBorders>
+    </w:tblPr>
+  </w:style>
+  <w:style w:type="table" w:styleId="GridTable1Light-Accent3">
+    <w:name w:val="Grid Table 1 Light Accent 3"/>
+    <w:basedOn w:val="TableNormal"/>
+    <w:uiPriority w:val="46"/>
+    <w:rsid w:val="004A61E2"/>
+    <w:pPr>
+      <w:spacing w:line="240" w:lineRule="auto"/>
+    </w:pPr>
+    <w:tblPr>
+      <w:tblStyleRowBandSize w:val="1"/>
+      <w:tblStyleColBandSize w:val="1"/>
+      <w:tblBorders>
+        <w:top w:val="single" w:sz="4" w:space="0" w:color="D6E3BC" w:themeColor="accent3" w:themeTint="66"/>
+        <w:left w:val="single" w:sz="4" w:space="0" w:color="D6E3BC" w:themeColor="accent3" w:themeTint="66"/>
+        <w:bottom w:val="single" w:sz="4" w:space="0" w:color="D6E3BC" w:themeColor="accent3" w:themeTint="66"/>
+        <w:right w:val="single" w:sz="4" w:space="0" w:color="D6E3BC" w:themeColor="accent3" w:themeTint="66"/>
+        <w:insideH w:val="single" w:sz="4" w:space="0" w:color="D6E3BC" w:themeColor="accent3" w:themeTint="66"/>
+        <w:insideV w:val="single" w:sz="4" w:space="0" w:color="D6E3BC" w:themeColor="accent3" w:themeTint="66"/>
+      </w:tblBorders>
+    </w:tblPr>
+    <w:tblStylePr w:type="firstRow">
+      <w:rPr>
+        <w:b/>
+        <w:bCs/>
+      </w:rPr>
+      <w:tblPr/>
+      <w:tcPr>
+        <w:tcBorders>
+          <w:bottom w:val="single" w:sz="12" w:space="0" w:color="C2D69B" w:themeColor="accent3" w:themeTint="99"/>
+        </w:tcBorders>
+      </w:tcPr>
+    </w:tblStylePr>
+    <w:tblStylePr w:type="lastRow">
+      <w:rPr>
+        <w:b/>
+        <w:bCs/>
+      </w:rPr>
+      <w:tblPr/>
+      <w:tcPr>
+        <w:tcBorders>
+          <w:top w:val="double" w:sz="2" w:space="0" w:color="C2D69B" w:themeColor="accent3" w:themeTint="99"/>
+        </w:tcBorders>
+      </w:tcPr>
+    </w:tblStylePr>
+    <w:tblStylePr w:type="firstCol">
+      <w:rPr>
+        <w:b/>
+        <w:bCs/>
+      </w:rPr>
+    </w:tblStylePr>
+    <w:tblStylePr w:type="lastCol">
+      <w:rPr>
+        <w:b/>
+        <w:bCs/>
+      </w:rPr>
+    </w:tblStylePr>
+  </w:style>
+  <w:style w:type="table" w:styleId="PlainTable1">
+    <w:name w:val="Plain Table 1"/>
+    <w:basedOn w:val="TableNormal"/>
+    <w:uiPriority w:val="41"/>
+    <w:rsid w:val="004A61E2"/>
+    <w:pPr>
+      <w:spacing w:line="240" w:lineRule="auto"/>
+    </w:pPr>
+    <w:tblPr>
+      <w:tblStyleRowBandSize w:val="1"/>
+      <w:tblStyleColBandSize w:val="1"/>
+      <w:tblBorders>
+        <w:top w:val="single" w:sz="4" w:space="0" w:color="BFBFBF" w:themeColor="background1" w:themeShade="BF"/>
+        <w:left w:val="single" w:sz="4" w:space="0" w:color="BFBFBF" w:themeColor="background1" w:themeShade="BF"/>
+        <w:bottom w:val="single" w:sz="4" w:space="0" w:color="BFBFBF" w:themeColor="background1" w:themeShade="BF"/>
+        <w:right w:val="single" w:sz="4" w:space="0" w:color="BFBFBF" w:themeColor="background1" w:themeShade="BF"/>
+        <w:insideH w:val="single" w:sz="4" w:space="0" w:color="BFBFBF" w:themeColor="background1" w:themeShade="BF"/>
+        <w:insideV w:val="single" w:sz="4" w:space="0" w:color="BFBFBF" w:themeColor="background1" w:themeShade="BF"/>
+      </w:tblBorders>
+    </w:tblPr>
+    <w:tblStylePr w:type="firstRow">
+      <w:rPr>
+        <w:b/>
+        <w:bCs/>
+      </w:rPr>
+    </w:tblStylePr>
+    <w:tblStylePr w:type="lastRow">
+      <w:rPr>
+        <w:b/>
+        <w:bCs/>
+      </w:rPr>
+      <w:tblPr/>
+      <w:tcPr>
+        <w:tcBorders>
+          <w:top w:val="double" w:sz="4" w:space="0" w:color="BFBFBF" w:themeColor="background1" w:themeShade="BF"/>
+        </w:tcBorders>
+      </w:tcPr>
+    </w:tblStylePr>
+    <w:tblStylePr w:type="firstCol">
+      <w:rPr>
+        <w:b/>
+        <w:bCs/>
+      </w:rPr>
+    </w:tblStylePr>
+    <w:tblStylePr w:type="lastCol">
+      <w:rPr>
+        <w:b/>
+        <w:bCs/>
+      </w:rPr>
+    </w:tblStylePr>
+    <w:tblStylePr w:type="band1Vert">
+      <w:tblPr/>
+      <w:tcPr>
+        <w:shd w:val="clear" w:color="auto" w:fill="F2F2F2" w:themeFill="background1" w:themeFillShade="F2"/>
+      </w:tcPr>
+    </w:tblStylePr>
+    <w:tblStylePr w:type="band1Horz">
+      <w:tblPr/>
+      <w:tcPr>
+        <w:shd w:val="clear" w:color="auto" w:fill="F2F2F2" w:themeFill="background1" w:themeFillShade="F2"/>
+      </w:tcPr>
+    </w:tblStylePr>
+  </w:style>
+  <w:style w:type="paragraph" w:styleId="Header">
+    <w:name w:val="header"/>
+    <w:basedOn w:val="Normal"/>
+    <w:link w:val="HeaderChar"/>
+    <w:uiPriority w:val="99"/>
+    <w:unhideWhenUsed/>
+    <w:rsid w:val="004A61E2"/>
+    <w:pPr>
+      <w:tabs>
+        <w:tab w:val="center" w:pos="4680"/>
+        <w:tab w:val="right" w:pos="9360"/>
+      </w:tabs>
+      <w:spacing w:line="240" w:lineRule="auto"/>
+    </w:pPr>
+  </w:style>
+  <w:style w:type="character" w:customStyle="1" w:styleId="HeaderChar">
+    <w:name w:val="Header Char"/>
+    <w:basedOn w:val="DefaultParagraphFont"/>
+    <w:link w:val="Header"/>
+    <w:uiPriority w:val="99"/>
+    <w:rsid w:val="004A61E2"/>
+    <w:rPr>
+      <w:rFonts w:ascii="Times New Roman" w:hAnsi="Times New Roman"/>
+    </w:rPr>
+  </w:style>
+  <w:style w:type="paragraph" w:styleId="Footer">
+    <w:name w:val="footer"/>
+    <w:basedOn w:val="Normal"/>
+    <w:link w:val="FooterChar"/>
+    <w:uiPriority w:val="99"/>
+    <w:unhideWhenUsed/>
+    <w:rsid w:val="004A61E2"/>
+    <w:pPr>
+      <w:tabs>
+        <w:tab w:val="center" w:pos="4680"/>
+        <w:tab w:val="right" w:pos="9360"/>
+      </w:tabs>
+      <w:spacing w:line="240" w:lineRule="auto"/>
+    </w:pPr>
+  </w:style>
+  <w:style w:type="character" w:customStyle="1" w:styleId="FooterChar">
+    <w:name w:val="Footer Char"/>
+    <w:basedOn w:val="DefaultParagraphFont"/>
+    <w:link w:val="Footer"/>
+    <w:uiPriority w:val="99"/>
+    <w:rsid w:val="004A61E2"/>
+    <w:rPr>
+      <w:rFonts w:ascii="Times New Roman" w:hAnsi="Times New Roman"/>
+    </w:rPr>
+  </w:style>
+  <w:style w:type="table" w:styleId="PlainTable5">
+    <w:name w:val="Plain Table 5"/>
+    <w:basedOn w:val="TableNormal"/>
+    <w:uiPriority w:val="45"/>
+    <w:rsid w:val="001D085C"/>
+    <w:pPr>
+      <w:spacing w:line="240" w:lineRule="auto"/>
+    </w:pPr>
+    <w:tblPr>
+      <w:tblStyleRowBandSize w:val="1"/>
+      <w:tblStyleColBandSize w:val="1"/>
+    </w:tblPr>
+    <w:tblStylePr w:type="firstRow">
+      <w:rPr>
+        <w:rFonts w:asciiTheme="majorHAnsi" w:eastAsiaTheme="majorEastAsia" w:hAnsiTheme="majorHAnsi" w:cstheme="majorBidi"/>
+        <w:i/>
+        <w:iCs/>
+        <w:sz w:val="26"/>
+      </w:rPr>
+      <w:tblPr/>
+      <w:tcPr>
+        <w:tcBorders>
+          <w:bottom w:val="single" w:sz="4" w:space="0" w:color="7F7F7F" w:themeColor="text1" w:themeTint="80"/>
+        </w:tcBorders>
+        <w:shd w:val="clear" w:color="auto" w:fill="FFFFFF" w:themeFill="background1"/>
+      </w:tcPr>
+    </w:tblStylePr>
+    <w:tblStylePr w:type="lastRow">
+      <w:rPr>
+        <w:rFonts w:asciiTheme="majorHAnsi" w:eastAsiaTheme="majorEastAsia" w:hAnsiTheme="majorHAnsi" w:cstheme="majorBidi"/>
+        <w:i/>
+        <w:iCs/>
+        <w:sz w:val="26"/>
+      </w:rPr>
+      <w:tblPr/>
+      <w:tcPr>
+        <w:tcBorders>
+          <w:top w:val="single" w:sz="4" w:space="0" w:color="7F7F7F" w:themeColor="text1" w:themeTint="80"/>
+        </w:tcBorders>
+        <w:shd w:val="clear" w:color="auto" w:fill="FFFFFF" w:themeFill="background1"/>
+      </w:tcPr>
+    </w:tblStylePr>
+    <w:tblStylePr w:type="firstCol">
+      <w:pPr>
+        <w:jc w:val="right"/>
+      </w:pPr>
+      <w:rPr>
+        <w:rFonts w:asciiTheme="majorHAnsi" w:eastAsiaTheme="majorEastAsia" w:hAnsiTheme="majorHAnsi" w:cstheme="majorBidi"/>
+        <w:i/>
+        <w:iCs/>
+        <w:sz w:val="26"/>
+      </w:rPr>
+      <w:tblPr/>
+      <w:tcPr>
+        <w:tcBorders>
+          <w:right w:val="single" w:sz="4" w:space="0" w:color="7F7F7F" w:themeColor="text1" w:themeTint="80"/>
+        </w:tcBorders>
+        <w:shd w:val="clear" w:color="auto" w:fill="FFFFFF" w:themeFill="background1"/>
+      </w:tcPr>
+    </w:tblStylePr>
+    <w:tblStylePr w:type="lastCol">
+      <w:rPr>
+        <w:rFonts w:asciiTheme="majorHAnsi" w:eastAsiaTheme="majorEastAsia" w:hAnsiTheme="majorHAnsi" w:cstheme="majorBidi"/>
+        <w:i/>
+        <w:iCs/>
+        <w:sz w:val="26"/>
+      </w:rPr>
+      <w:tblPr/>
+      <w:tcPr>
+        <w:tcBorders>
+          <w:left w:val="single" w:sz="4" w:space="0" w:color="7F7F7F" w:themeColor="text1" w:themeTint="80"/>
+        </w:tcBorders>
+        <w:shd w:val="clear" w:color="auto" w:fill="FFFFFF" w:themeFill="background1"/>
+      </w:tcPr>
+    </w:tblStylePr>
+    <w:tblStylePr w:type="band1Vert">
+      <w:tblPr/>
+      <w:tcPr>
+        <w:shd w:val="clear" w:color="auto" w:fill="F2F2F2" w:themeFill="background1" w:themeFillShade="F2"/>
+      </w:tcPr>
+    </w:tblStylePr>
+    <w:tblStylePr w:type="band1Horz">
+      <w:tblPr/>
+      <w:tcPr>
+        <w:shd w:val="clear" w:color="auto" w:fill="F2F2F2" w:themeFill="background1" w:themeFillShade="F2"/>
+      </w:tcPr>
+    </w:tblStylePr>
+    <w:tblStylePr w:type="neCell">
+      <w:tblPr/>
+      <w:tcPr>
+        <w:tcBorders>
+          <w:left w:val="nil"/>
+        </w:tcBorders>
+      </w:tcPr>
+    </w:tblStylePr>
+    <w:tblStylePr w:type="nwCell">
+      <w:tblPr/>
+      <w:tcPr>
+        <w:tcBorders>
+          <w:right w:val="nil"/>
+        </w:tcBorders>
+      </w:tcPr>
+    </w:tblStylePr>
+    <w:tblStylePr w:type="seCell">
+      <w:tblPr/>
+      <w:tcPr>
+        <w:tcBorders>
+          <w:left w:val="nil"/>
+        </w:tcBorders>
+      </w:tcPr>
+    </w:tblStylePr>
+    <w:tblStylePr w:type="swCell">
+      <w:tblPr/>
+      <w:tcPr>
+        <w:tcBorders>
+          <w:right w:val="nil"/>
+        </w:tcBorders>
+      </w:tcPr>
+    </w:tblStylePr>
+  </w:style>
+  <w:style w:type="paragraph" w:styleId="ListParagraph">
+    <w:name w:val="List Paragraph"/>
+    <w:basedOn w:val="Normal"/>
+    <w:uiPriority w:val="34"/>
+    <w:qFormat/>
+    <w:rsid w:val="00843E78"/>
+    <w:pPr>
+      <w:ind w:left="720"/>
+      <w:contextualSpacing/>
+    </w:pPr>
+  </w:style>
+  <w:style w:type="character" w:styleId="Strong">
+    <w:name w:val="Strong"/>
+    <w:basedOn w:val="DefaultParagraphFont"/>
+    <w:uiPriority w:val="22"/>
+    <w:qFormat/>
+    <w:rsid w:val="00037929"/>
+    <w:rPr>
+      <w:b/>
+      <w:bCs/>
+    </w:rPr>
+  </w:style>
 </w:styles>
 </file>
 

--- a/project brief.docx
+++ b/project brief.docx
@@ -63,13 +63,8 @@
     </w:p>
     <w:p>
       <w:r>
-        <w:t>[ Write a one-paragraph “elevator pitch” of the project. Clearly define the goal, including the problem we are trying to solve and how we will solve it. Briefly describe the expected outcome</w:t>
+        <w:t>[ Write a one-paragraph “elevator pitch” of the project. Clearly define the goal, including the problem we are trying to solve and how we will solve it. Briefly describe the expected outcome. ]</w:t>
       </w:r>
-      <w:proofErr w:type="gramStart"/>
-      <w:r>
-        <w:t>. ]</w:t>
-      </w:r>
-      <w:proofErr w:type="gramEnd"/>
     </w:p>
     <w:p/>
     <w:p>
@@ -148,25 +143,17 @@
         </w:rPr>
       </w:pPr>
     </w:p>
-    <w:p>
-      <w:pPr>
-        <w:jc w:val="both"/>
-        <w:rPr>
-          <w:lang w:val="en-US"/>
-        </w:rPr>
-      </w:pPr>
-    </w:p>
     <w:tbl>
       <w:tblPr>
-        <w:tblStyle w:val="PlainTable5"/>
+        <w:tblStyle w:val="PlainTable1"/>
         <w:tblW w:w="0" w:type="auto"/>
         <w:tblLook w:val="04A0" w:firstRow="1" w:lastRow="0" w:firstColumn="1" w:lastColumn="0" w:noHBand="0" w:noVBand="1"/>
       </w:tblPr>
       <w:tblGrid>
-        <w:gridCol w:w="2652"/>
-        <w:gridCol w:w="1897"/>
-        <w:gridCol w:w="3039"/>
-        <w:gridCol w:w="1772"/>
+        <w:gridCol w:w="2779"/>
+        <w:gridCol w:w="1876"/>
+        <w:gridCol w:w="3003"/>
+        <w:gridCol w:w="1692"/>
       </w:tblGrid>
       <w:tr>
         <w:trPr>
@@ -174,7 +161,7 @@
         </w:trPr>
         <w:tc>
           <w:tcPr>
-            <w:cnfStyle w:val="001000000100" w:firstRow="0" w:lastRow="0" w:firstColumn="1" w:lastColumn="0" w:oddVBand="0" w:evenVBand="0" w:oddHBand="0" w:evenHBand="0" w:firstRowFirstColumn="1" w:firstRowLastColumn="0" w:lastRowFirstColumn="0" w:lastRowLastColumn="0"/>
+            <w:cnfStyle w:val="001000000000" w:firstRow="0" w:lastRow="0" w:firstColumn="1" w:lastColumn="0" w:oddVBand="0" w:evenVBand="0" w:oddHBand="0" w:evenHBand="0" w:firstRowFirstColumn="0" w:firstRowLastColumn="0" w:lastRowFirstColumn="0" w:lastRowLastColumn="0"/>
             <w:tcW w:w="0" w:type="auto"/>
             <w:hideMark/>
           </w:tcPr>
@@ -183,8 +170,8 @@
               <w:spacing w:line="276" w:lineRule="auto"/>
               <w:jc w:val="center"/>
               <w:rPr>
-                <w:b/>
-                <w:bCs/>
+                <w:b w:val="0"/>
+                <w:bCs w:val="0"/>
                 <w:sz w:val="16"/>
                 <w:szCs w:val="16"/>
                 <w:lang w:val="en-US"/>
@@ -192,8 +179,6 @@
             </w:pPr>
             <w:r>
               <w:rPr>
-                <w:b/>
-                <w:bCs/>
                 <w:sz w:val="16"/>
                 <w:szCs w:val="16"/>
                 <w:lang w:val="en-US"/>
@@ -213,8 +198,8 @@
               <w:jc w:val="center"/>
               <w:cnfStyle w:val="100000000000" w:firstRow="1" w:lastRow="0" w:firstColumn="0" w:lastColumn="0" w:oddVBand="0" w:evenVBand="0" w:oddHBand="0" w:evenHBand="0" w:firstRowFirstColumn="0" w:firstRowLastColumn="0" w:lastRowFirstColumn="0" w:lastRowLastColumn="0"/>
               <w:rPr>
-                <w:b/>
-                <w:bCs/>
+                <w:b w:val="0"/>
+                <w:bCs w:val="0"/>
                 <w:sz w:val="16"/>
                 <w:szCs w:val="16"/>
                 <w:lang w:val="en-US"/>
@@ -222,8 +207,6 @@
             </w:pPr>
             <w:r>
               <w:rPr>
-                <w:b/>
-                <w:bCs/>
                 <w:sz w:val="16"/>
                 <w:szCs w:val="16"/>
                 <w:lang w:val="en-US"/>
@@ -243,8 +226,8 @@
               <w:jc w:val="center"/>
               <w:cnfStyle w:val="100000000000" w:firstRow="1" w:lastRow="0" w:firstColumn="0" w:lastColumn="0" w:oddVBand="0" w:evenVBand="0" w:oddHBand="0" w:evenHBand="0" w:firstRowFirstColumn="0" w:firstRowLastColumn="0" w:lastRowFirstColumn="0" w:lastRowLastColumn="0"/>
               <w:rPr>
-                <w:b/>
-                <w:bCs/>
+                <w:b w:val="0"/>
+                <w:bCs w:val="0"/>
                 <w:sz w:val="16"/>
                 <w:szCs w:val="16"/>
                 <w:lang w:val="en-US"/>
@@ -252,8 +235,6 @@
             </w:pPr>
             <w:r>
               <w:rPr>
-                <w:b/>
-                <w:bCs/>
                 <w:sz w:val="16"/>
                 <w:szCs w:val="16"/>
                 <w:lang w:val="en-US"/>
@@ -273,8 +254,8 @@
               <w:jc w:val="center"/>
               <w:cnfStyle w:val="100000000000" w:firstRow="1" w:lastRow="0" w:firstColumn="0" w:lastColumn="0" w:oddVBand="0" w:evenVBand="0" w:oddHBand="0" w:evenHBand="0" w:firstRowFirstColumn="0" w:firstRowLastColumn="0" w:lastRowFirstColumn="0" w:lastRowLastColumn="0"/>
               <w:rPr>
-                <w:b/>
-                <w:bCs/>
+                <w:b w:val="0"/>
+                <w:bCs w:val="0"/>
                 <w:sz w:val="16"/>
                 <w:szCs w:val="16"/>
                 <w:lang w:val="en-US"/>
@@ -282,8 +263,6 @@
             </w:pPr>
             <w:r>
               <w:rPr>
-                <w:b/>
-                <w:bCs/>
                 <w:sz w:val="16"/>
                 <w:szCs w:val="16"/>
                 <w:lang w:val="en-US"/>
@@ -301,7 +280,7 @@
           <w:tcPr>
             <w:cnfStyle w:val="001000000000" w:firstRow="0" w:lastRow="0" w:firstColumn="1" w:lastColumn="0" w:oddVBand="0" w:evenVBand="0" w:oddHBand="0" w:evenHBand="0" w:firstRowFirstColumn="0" w:firstRowLastColumn="0" w:lastRowFirstColumn="0" w:lastRowLastColumn="0"/>
             <w:tcW w:w="0" w:type="auto"/>
-            <w:vAlign w:val="center"/>
+            <w:shd w:val="clear" w:color="auto" w:fill="auto"/>
           </w:tcPr>
           <w:p>
             <w:pPr>
@@ -324,7 +303,7 @@
         <w:tc>
           <w:tcPr>
             <w:tcW w:w="0" w:type="auto"/>
-            <w:vAlign w:val="center"/>
+            <w:shd w:val="clear" w:color="auto" w:fill="auto"/>
           </w:tcPr>
           <w:p>
             <w:pPr>
@@ -348,7 +327,7 @@
         <w:tc>
           <w:tcPr>
             <w:tcW w:w="0" w:type="auto"/>
-            <w:vAlign w:val="center"/>
+            <w:shd w:val="clear" w:color="auto" w:fill="auto"/>
           </w:tcPr>
           <w:p>
             <w:pPr>
@@ -397,7 +376,6 @@
                 <w:szCs w:val="16"/>
                 <w:lang w:val="en-US"/>
               </w:rPr>
-              <w:lastRenderedPageBreak/>
               <w:t>How did monthly rental demand change throughout the 2011–2012 period?</w:t>
             </w:r>
           </w:p>
@@ -405,7 +383,7 @@
         <w:tc>
           <w:tcPr>
             <w:tcW w:w="0" w:type="auto"/>
-            <w:vAlign w:val="center"/>
+            <w:shd w:val="clear" w:color="auto" w:fill="auto"/>
           </w:tcPr>
           <w:p>
             <w:pPr>
@@ -428,7 +406,6 @@
                 <w:sz w:val="16"/>
                 <w:szCs w:val="16"/>
               </w:rPr>
-              <w:lastRenderedPageBreak/>
               <w:t>Total Rentals</w:t>
             </w:r>
           </w:p>
@@ -455,6 +432,13 @@
               </w:rPr>
               <w:t>Average Rentals by Season</w:t>
             </w:r>
+            <w:r>
+              <w:rPr>
+                <w:sz w:val="16"/>
+                <w:szCs w:val="16"/>
+              </w:rPr>
+              <w:t>`</w:t>
+            </w:r>
           </w:p>
         </w:tc>
       </w:tr>
@@ -463,7 +447,6 @@
           <w:tcPr>
             <w:cnfStyle w:val="001000000000" w:firstRow="0" w:lastRow="0" w:firstColumn="1" w:lastColumn="0" w:oddVBand="0" w:evenVBand="0" w:oddHBand="0" w:evenHBand="0" w:firstRowFirstColumn="0" w:firstRowLastColumn="0" w:lastRowFirstColumn="0" w:lastRowLastColumn="0"/>
             <w:tcW w:w="0" w:type="auto"/>
-            <w:vAlign w:val="center"/>
           </w:tcPr>
           <w:p>
             <w:pPr>
@@ -479,6 +462,7 @@
                 <w:sz w:val="16"/>
                 <w:szCs w:val="16"/>
               </w:rPr>
+              <w:lastRenderedPageBreak/>
               <w:t>Weather conditions may influence customer rental behavior, but the extent of their impact is unclear.</w:t>
             </w:r>
           </w:p>
@@ -486,7 +470,6 @@
         <w:tc>
           <w:tcPr>
             <w:tcW w:w="0" w:type="auto"/>
-            <w:vAlign w:val="center"/>
           </w:tcPr>
           <w:p>
             <w:pPr>
@@ -510,7 +493,6 @@
         <w:tc>
           <w:tcPr>
             <w:tcW w:w="0" w:type="auto"/>
-            <w:vAlign w:val="center"/>
           </w:tcPr>
           <w:p>
             <w:pPr>
@@ -566,7 +548,6 @@
         <w:tc>
           <w:tcPr>
             <w:tcW w:w="0" w:type="auto"/>
-            <w:vAlign w:val="center"/>
           </w:tcPr>
           <w:p>
             <w:pPr>
@@ -590,6 +571,20 @@
                 <w:szCs w:val="16"/>
               </w:rPr>
               <w:t>Average Rentals by Weather</w:t>
+            </w:r>
+            <w:r>
+              <w:rPr>
+                <w:sz w:val="16"/>
+                <w:szCs w:val="16"/>
+              </w:rPr>
+              <w:t xml:space="preserve"> </w:t>
+            </w:r>
+            <w:r>
+              <w:rPr>
+                <w:sz w:val="16"/>
+                <w:szCs w:val="16"/>
+              </w:rPr>
+              <w:t xml:space="preserve">Rental </w:t>
             </w:r>
           </w:p>
           <w:p>
@@ -613,7 +608,7 @@
                 <w:sz w:val="16"/>
                 <w:szCs w:val="16"/>
               </w:rPr>
-              <w:t>Rental Difference by Weather Condition</w:t>
+              <w:t>Difference by Weather Condition</w:t>
             </w:r>
           </w:p>
         </w:tc>
@@ -626,7 +621,7 @@
           <w:tcPr>
             <w:cnfStyle w:val="001000000000" w:firstRow="0" w:lastRow="0" w:firstColumn="1" w:lastColumn="0" w:oddVBand="0" w:evenVBand="0" w:oddHBand="0" w:evenHBand="0" w:firstRowFirstColumn="0" w:firstRowLastColumn="0" w:lastRowFirstColumn="0" w:lastRowLastColumn="0"/>
             <w:tcW w:w="0" w:type="auto"/>
-            <w:vAlign w:val="center"/>
+            <w:shd w:val="clear" w:color="auto" w:fill="auto"/>
           </w:tcPr>
           <w:p>
             <w:pPr>
@@ -649,7 +644,7 @@
         <w:tc>
           <w:tcPr>
             <w:tcW w:w="0" w:type="auto"/>
-            <w:vAlign w:val="center"/>
+            <w:shd w:val="clear" w:color="auto" w:fill="auto"/>
           </w:tcPr>
           <w:p>
             <w:pPr>
@@ -673,7 +668,7 @@
         <w:tc>
           <w:tcPr>
             <w:tcW w:w="0" w:type="auto"/>
-            <w:vAlign w:val="center"/>
+            <w:shd w:val="clear" w:color="auto" w:fill="auto"/>
           </w:tcPr>
           <w:p>
             <w:pPr>
@@ -729,7 +724,7 @@
         <w:tc>
           <w:tcPr>
             <w:tcW w:w="0" w:type="auto"/>
-            <w:vAlign w:val="center"/>
+            <w:shd w:val="clear" w:color="auto" w:fill="auto"/>
           </w:tcPr>
           <w:p>
             <w:pPr>
@@ -786,7 +781,6 @@
           <w:tcPr>
             <w:cnfStyle w:val="001000000000" w:firstRow="0" w:lastRow="0" w:firstColumn="1" w:lastColumn="0" w:oddVBand="0" w:evenVBand="0" w:oddHBand="0" w:evenHBand="0" w:firstRowFirstColumn="0" w:firstRowLastColumn="0" w:lastRowFirstColumn="0" w:lastRowLastColumn="0"/>
             <w:tcW w:w="0" w:type="auto"/>
-            <w:vAlign w:val="center"/>
           </w:tcPr>
           <w:p>
             <w:pPr>
@@ -809,7 +803,6 @@
         <w:tc>
           <w:tcPr>
             <w:tcW w:w="0" w:type="auto"/>
-            <w:vAlign w:val="center"/>
           </w:tcPr>
           <w:p>
             <w:pPr>
@@ -833,7 +826,6 @@
         <w:tc>
           <w:tcPr>
             <w:tcW w:w="0" w:type="auto"/>
-            <w:vAlign w:val="center"/>
           </w:tcPr>
           <w:p>
             <w:pPr>
@@ -889,7 +881,6 @@
         <w:tc>
           <w:tcPr>
             <w:tcW w:w="0" w:type="auto"/>
-            <w:vAlign w:val="center"/>
           </w:tcPr>
           <w:p>
             <w:pPr>
@@ -993,7 +984,7 @@
         <w:rPr>
           <w:lang w:val="en-US"/>
         </w:rPr>
-        <w:t>Predication of bike rental count hourly or daily based on the environmental and seasonal settings.</w:t>
+        <w:t>Prediction of bike rental count hourly or daily based on the environmental and seasonal settings.</w:t>
       </w:r>
     </w:p>
     <w:p>
@@ -1041,49 +1032,43 @@
         <w:rPr>
           <w:lang w:val="en-US"/>
         </w:rPr>
-        <w:t xml:space="preserve">For instance, query like "2012-10-30 </w:t>
+        <w:t>For instance, query like "2012-10-30</w:t>
       </w:r>
-      <w:proofErr w:type="spellStart"/>
       <w:r>
         <w:rPr>
           <w:lang w:val="en-US"/>
         </w:rPr>
-        <w:t>washington</w:t>
+        <w:t xml:space="preserve"> Washington</w:t>
       </w:r>
-      <w:proofErr w:type="spellEnd"/>
       <w:r>
         <w:rPr>
           <w:lang w:val="en-US"/>
         </w:rPr>
         <w:t xml:space="preserve"> </w:t>
       </w:r>
-      <w:proofErr w:type="spellStart"/>
       <w:r>
         <w:rPr>
           <w:lang w:val="en-US"/>
         </w:rPr>
-        <w:t>d.c.</w:t>
+        <w:t>D</w:t>
       </w:r>
-      <w:proofErr w:type="spellEnd"/>
       <w:r>
         <w:rPr>
           <w:lang w:val="en-US"/>
         </w:rPr>
-        <w:t xml:space="preserve">" in Google returns related results to Hurricane Sandy. Some of the important events are identified in [1]. </w:t>
+        <w:t>.</w:t>
       </w:r>
-      <w:proofErr w:type="gramStart"/>
       <w:r>
         <w:rPr>
           <w:lang w:val="en-US"/>
         </w:rPr>
-        <w:t>Therefore</w:t>
+        <w:t>C</w:t>
       </w:r>
-      <w:proofErr w:type="gramEnd"/>
       <w:r>
         <w:rPr>
           <w:lang w:val="en-US"/>
         </w:rPr>
-        <w:t xml:space="preserve"> the data can be used for validation of anomaly or event detection algorithms as well.</w:t>
+        <w:t>." in Google returns related results to Hurricane Sandy. Some of the important events are identified in [1]. Therefore the data can be used for validation of anomaly or event detection algorithms as well.</w:t>
       </w:r>
     </w:p>
     <w:p>
@@ -1495,7 +1480,6 @@
                 <w:szCs w:val="16"/>
                 <w:lang w:val="en-US"/>
               </w:rPr>
-              <w:lastRenderedPageBreak/>
               <w:t>Milestone</w:t>
             </w:r>
           </w:p>
@@ -1611,6 +1595,7 @@
                 <w:szCs w:val="16"/>
                 <w:lang w:val="en-US"/>
               </w:rPr>
+              <w:lastRenderedPageBreak/>
               <w:t>Project Planning &amp; Data Preparation</w:t>
             </w:r>
           </w:p>
@@ -1909,13 +1894,8 @@
     </w:p>
     <w:p>
       <w:r>
-        <w:t xml:space="preserve">[ Links to additional </w:t>
+        <w:t>[ Links to additional resources ]</w:t>
       </w:r>
-      <w:proofErr w:type="gramStart"/>
-      <w:r>
-        <w:t>resources ]</w:t>
-      </w:r>
-      <w:proofErr w:type="gramEnd"/>
     </w:p>
     <w:p>
       <w:pPr>
@@ -1925,13 +1905,8 @@
         </w:numPr>
       </w:pPr>
       <w:r>
-        <w:t xml:space="preserve">[ Past analysis and </w:t>
+        <w:t>[ Past analysis and projects ]</w:t>
       </w:r>
-      <w:proofErr w:type="gramStart"/>
-      <w:r>
-        <w:t>projects ]</w:t>
-      </w:r>
-      <w:proofErr w:type="gramEnd"/>
     </w:p>
     <w:p>
       <w:pPr>
@@ -1941,13 +1916,8 @@
         </w:numPr>
       </w:pPr>
       <w:r>
-        <w:t xml:space="preserve">[ Technical documentation about data </w:t>
+        <w:t>[ Technical documentation about data resources ]</w:t>
       </w:r>
-      <w:proofErr w:type="gramStart"/>
-      <w:r>
-        <w:t>resources ]</w:t>
-      </w:r>
-      <w:proofErr w:type="gramEnd"/>
     </w:p>
     <w:p>
       <w:pPr>
@@ -1957,33 +1927,20 @@
         </w:numPr>
       </w:pPr>
       <w:r>
-        <w:t xml:space="preserve">[ Context materials provided by </w:t>
+        <w:t>[ Context materials provided by stakeholders ]</w:t>
       </w:r>
-      <w:proofErr w:type="gramStart"/>
-      <w:r>
-        <w:t>stakeholders ]</w:t>
-      </w:r>
-      <w:proofErr w:type="gramEnd"/>
     </w:p>
     <w:p/>
     <w:p/>
     <w:p/>
     <w:p>
       <w:r>
-        <w:t xml:space="preserve">[1] </w:t>
-      </w:r>
-      <w:proofErr w:type="spellStart"/>
-      <w:r>
-        <w:t>Fanaee</w:t>
-      </w:r>
-      <w:proofErr w:type="spellEnd"/>
-      <w:r>
-        <w:t>-T, Hadi, and Gama, Joao, "Event labeling combining ensemble detectors and background knowledge", Progress in Artificial Intelligence (2013): pp. 1-15, Springer Berlin Heidelberg, doi:10.1007/s13748-013-0040-3.</w:t>
+        <w:t>[1] Fanaee-T, Hadi, and Gama, Joao, "Event labeling combining ensemble detectors and background knowledge", Progress in Artificial Intelligence (2013): pp. 1-15, Springer Berlin Heidelberg, doi:10.1007/s13748-013-0040-3.</w:t>
       </w:r>
     </w:p>
     <w:p/>
     <w:sectPr>
-      <w:headerReference w:type="default" r:id="rId7"/>
+      <w:headerReference w:type="default" r:id="rId8"/>
       <w:pgSz w:w="12240" w:h="15840"/>
       <w:pgMar w:top="1440" w:right="1440" w:bottom="1440" w:left="1440" w:header="720" w:footer="720" w:gutter="0"/>
       <w:pgNumType w:start="1"/>
@@ -5647,6 +5604,7 @@
   <w:style w:type="character" w:default="1" w:styleId="DefaultParagraphFont">
     <w:name w:val="Default Paragraph Font"/>
     <w:uiPriority w:val="1"/>
+    <w:semiHidden/>
     <w:unhideWhenUsed/>
   </w:style>
   <w:style w:type="table" w:default="1" w:styleId="TableNormal">
@@ -6386,4 +6344,16 @@
   </a:objectDefaults>
   <a:extraClrSchemeLst/>
 </a:theme>
+</file>
+
+<file path=customXml/item1.xml><?xml version="1.0" encoding="utf-8"?>
+<b:Sources xmlns:b="http://schemas.openxmlformats.org/officeDocument/2006/bibliography" xmlns="http://schemas.openxmlformats.org/officeDocument/2006/bibliography" SelectedStyle="\APASixthEditionOfficeOnline.xsl" StyleName="APA" Version="6"/>
+</file>
+
+<file path=customXml/itemProps1.xml><?xml version="1.0" encoding="utf-8"?>
+<ds:datastoreItem xmlns:ds="http://schemas.openxmlformats.org/officeDocument/2006/customXml" ds:itemID="{A1E4E332-F7E0-4D49-9B3D-105924EB7199}">
+  <ds:schemaRefs>
+    <ds:schemaRef ds:uri="http://schemas.openxmlformats.org/officeDocument/2006/bibliography"/>
+  </ds:schemaRefs>
+</ds:datastoreItem>
 </file>